--- a/examples/export/showcase-output/reference/endpoints.docx
+++ b/examples/export/showcase-output/reference/endpoints.docx
@@ -23,9 +23,9 @@
         <w:autoSpaceDN/>
       </w:pPr>
       <w:r>
-        <w:t xml:space="preserve">Each section describes one endpoint. The first table of a section is its basic information, which the overview page reads into a summary table; the tables that follow describe parameters and the response. Error responses are listed separately under </w:t>
-      </w:r>
-      <w:hyperlink w:history="1" r:id="rIdtj6pylujzgc5qtqdvqfz4">
+        <w:t xml:space="preserve">Each second-level section describes one endpoint. The first table of a section is its basic information, which the overview page reads into a summary table; the tables that follow describe parameters and the response. Error responses share one shape and are listed separately under </w:t>
+      </w:r>
+      <w:hyperlink w:history="1" r:id="rIdii3uc0arh8ac0ubm0fbyn">
         <w:r>
           <w:t xml:space="preserve">Error codes</w:t>
         </w:r>
@@ -36,8 +36,604 @@
     </w:p>
     <w:p>
       <w:pPr>
+        <w:pStyle w:val="CudocBody"/>
+        <w:overflowPunct/>
+        <w:autoSpaceDN/>
+      </w:pPr>
+      <w:r>
+        <w:t xml:space="preserve">All endpoints are served from </w:t>
+      </w:r>
+      <w:r>
+        <w:rPr>
+          <w:rStyle w:val="CudocCode"/>
+        </w:rPr>
+        <w:t xml:space="preserve">https://api.northlight.example</w:t>
+      </w:r>
+      <w:r>
+        <w:t xml:space="preserve"> and answer </w:t>
+      </w:r>
+      <w:r>
+        <w:rPr>
+          <w:rStyle w:val="CudocCode"/>
+        </w:rPr>
+        <w:t xml:space="preserve">GET</w:t>
+      </w:r>
+      <w:r>
+        <w:t xml:space="preserve"> only. Requests carry these headers:</w:t>
+      </w:r>
+    </w:p>
+    <w:tbl>
+      <w:tblPr>
+        <w:tblW w:type="pct" w:w="100%"/>
+        <w:tblBorders>
+          <w:top w:val="single" w:color="E2E8F0" w:sz="4"/>
+          <w:left w:val="none" w:color="auto" w:sz="0"/>
+          <w:bottom w:val="single" w:color="E2E8F0" w:sz="4"/>
+          <w:right w:val="none" w:color="auto" w:sz="0"/>
+          <w:insideH w:val="none" w:color="auto" w:sz="0"/>
+          <w:insideV w:val="none" w:color="auto" w:sz="0"/>
+        </w:tblBorders>
+      </w:tblPr>
+      <w:tblGrid>
+        <w:gridCol w:w="2659"/>
+        <w:gridCol w:w="2659"/>
+        <w:gridCol w:w="4320"/>
+      </w:tblGrid>
+      <w:tr>
+        <w:trPr>
+          <w:cantSplit/>
+          <w:tblHeader/>
+        </w:trPr>
+        <w:tc>
+          <w:tcPr>
+            <w:tcW w:type="dxa" w:w="2659"/>
+            <w:gridSpan w:val="1"/>
+            <w:tcBorders>
+              <w:top w:val="none" w:color="auto" w:sz="0"/>
+              <w:left w:val="none" w:color="auto" w:sz="0"/>
+              <w:bottom w:val="single" w:color="E2E8F0" w:sz="4"/>
+              <w:right w:val="none" w:color="auto" w:sz="0"/>
+            </w:tcBorders>
+            <w:tcMar>
+              <w:top w:type="dxa" w:w="105"/>
+              <w:left w:type="dxa" w:w="158"/>
+              <w:bottom w:type="dxa" w:w="105"/>
+              <w:right w:type="dxa" w:w="158"/>
+            </w:tcMar>
+            <w:vAlign w:val="top"/>
+          </w:tcPr>
+          <w:p>
+            <w:pPr>
+              <w:pStyle w:val="CudocTableHeader"/>
+              <w:overflowPunct/>
+              <w:autoSpaceDN/>
+            </w:pPr>
+            <w:r>
+              <w:t xml:space="preserve">Header</w:t>
+            </w:r>
+          </w:p>
+        </w:tc>
+        <w:tc>
+          <w:tcPr>
+            <w:tcW w:type="dxa" w:w="2659"/>
+            <w:gridSpan w:val="1"/>
+            <w:tcBorders>
+              <w:top w:val="none" w:color="auto" w:sz="0"/>
+              <w:left w:val="none" w:color="auto" w:sz="0"/>
+              <w:bottom w:val="single" w:color="E2E8F0" w:sz="4"/>
+              <w:right w:val="none" w:color="auto" w:sz="0"/>
+            </w:tcBorders>
+            <w:tcMar>
+              <w:top w:type="dxa" w:w="105"/>
+              <w:left w:type="dxa" w:w="158"/>
+              <w:bottom w:type="dxa" w:w="105"/>
+              <w:right w:type="dxa" w:w="158"/>
+            </w:tcMar>
+            <w:vAlign w:val="top"/>
+          </w:tcPr>
+          <w:p>
+            <w:pPr>
+              <w:pStyle w:val="CudocTableHeader"/>
+              <w:overflowPunct/>
+              <w:autoSpaceDN/>
+            </w:pPr>
+            <w:r>
+              <w:t xml:space="preserve">Required</w:t>
+            </w:r>
+          </w:p>
+        </w:tc>
+        <w:tc>
+          <w:tcPr>
+            <w:tcW w:type="dxa" w:w="4320"/>
+            <w:gridSpan w:val="1"/>
+            <w:tcBorders>
+              <w:top w:val="none" w:color="auto" w:sz="0"/>
+              <w:left w:val="none" w:color="auto" w:sz="0"/>
+              <w:bottom w:val="single" w:color="E2E8F0" w:sz="4"/>
+              <w:right w:val="none" w:color="auto" w:sz="0"/>
+            </w:tcBorders>
+            <w:tcMar>
+              <w:top w:type="dxa" w:w="105"/>
+              <w:left w:type="dxa" w:w="158"/>
+              <w:bottom w:type="dxa" w:w="105"/>
+              <w:right w:type="dxa" w:w="158"/>
+            </w:tcMar>
+            <w:vAlign w:val="top"/>
+          </w:tcPr>
+          <w:p>
+            <w:pPr>
+              <w:pStyle w:val="CudocTableHeader"/>
+              <w:overflowPunct/>
+              <w:autoSpaceDN/>
+            </w:pPr>
+            <w:r>
+              <w:t xml:space="preserve">Description</w:t>
+            </w:r>
+          </w:p>
+        </w:tc>
+      </w:tr>
+      <w:tr>
+        <w:trPr>
+          <w:cantSplit/>
+          <w:tblHeader w:val="false"/>
+        </w:trPr>
+        <w:tc>
+          <w:tcPr>
+            <w:tcW w:type="dxa" w:w="2659"/>
+            <w:gridSpan w:val="1"/>
+            <w:tcBorders>
+              <w:top w:val="none" w:color="auto" w:sz="0"/>
+              <w:left w:val="none" w:color="auto" w:sz="0"/>
+              <w:bottom w:val="single" w:color="EEF2F7" w:sz="4"/>
+              <w:right w:val="none" w:color="auto" w:sz="0"/>
+            </w:tcBorders>
+            <w:tcMar>
+              <w:top w:type="dxa" w:w="105"/>
+              <w:left w:type="dxa" w:w="158"/>
+              <w:bottom w:type="dxa" w:w="105"/>
+              <w:right w:type="dxa" w:w="158"/>
+            </w:tcMar>
+            <w:vAlign w:val="top"/>
+          </w:tcPr>
+          <w:p>
+            <w:pPr>
+              <w:pStyle w:val="CudocTableCell"/>
+              <w:overflowPunct/>
+              <w:autoSpaceDN/>
+            </w:pPr>
+            <w:r>
+              <w:rPr>
+                <w:rStyle w:val="CudocCode"/>
+              </w:rPr>
+              <w:t xml:space="preserve">Authorization</w:t>
+            </w:r>
+          </w:p>
+        </w:tc>
+        <w:tc>
+          <w:tcPr>
+            <w:tcW w:type="dxa" w:w="2659"/>
+            <w:gridSpan w:val="1"/>
+            <w:tcBorders>
+              <w:top w:val="none" w:color="auto" w:sz="0"/>
+              <w:left w:val="none" w:color="auto" w:sz="0"/>
+              <w:bottom w:val="single" w:color="EEF2F7" w:sz="4"/>
+              <w:right w:val="none" w:color="auto" w:sz="0"/>
+            </w:tcBorders>
+            <w:tcMar>
+              <w:top w:type="dxa" w:w="105"/>
+              <w:left w:type="dxa" w:w="158"/>
+              <w:bottom w:type="dxa" w:w="105"/>
+              <w:right w:type="dxa" w:w="158"/>
+            </w:tcMar>
+            <w:vAlign w:val="top"/>
+          </w:tcPr>
+          <w:p>
+            <w:pPr>
+              <w:pStyle w:val="CudocTableCell"/>
+              <w:overflowPunct/>
+              <w:autoSpaceDN/>
+            </w:pPr>
+            <w:r>
+              <w:t xml:space="preserve">yes</w:t>
+            </w:r>
+          </w:p>
+        </w:tc>
+        <w:tc>
+          <w:tcPr>
+            <w:tcW w:type="dxa" w:w="4320"/>
+            <w:gridSpan w:val="1"/>
+            <w:tcBorders>
+              <w:top w:val="none" w:color="auto" w:sz="0"/>
+              <w:left w:val="none" w:color="auto" w:sz="0"/>
+              <w:bottom w:val="single" w:color="EEF2F7" w:sz="4"/>
+              <w:right w:val="none" w:color="auto" w:sz="0"/>
+            </w:tcBorders>
+            <w:tcMar>
+              <w:top w:type="dxa" w:w="105"/>
+              <w:left w:type="dxa" w:w="158"/>
+              <w:bottom w:type="dxa" w:w="105"/>
+              <w:right w:type="dxa" w:w="158"/>
+            </w:tcMar>
+            <w:vAlign w:val="top"/>
+          </w:tcPr>
+          <w:p>
+            <w:pPr>
+              <w:pStyle w:val="CudocTableCell"/>
+              <w:overflowPunct/>
+              <w:autoSpaceDN/>
+            </w:pPr>
+            <w:r>
+              <w:rPr>
+                <w:rStyle w:val="CudocCode"/>
+              </w:rPr>
+              <w:t xml:space="preserve">Bearer</w:t>
+            </w:r>
+            <w:r>
+              <w:t xml:space="preserve"> followed by a live or test key.</w:t>
+            </w:r>
+          </w:p>
+        </w:tc>
+      </w:tr>
+      <w:tr>
+        <w:trPr>
+          <w:cantSplit/>
+          <w:tblHeader w:val="false"/>
+        </w:trPr>
+        <w:tc>
+          <w:tcPr>
+            <w:tcW w:type="dxa" w:w="2659"/>
+            <w:gridSpan w:val="1"/>
+            <w:tcBorders>
+              <w:top w:val="none" w:color="auto" w:sz="0"/>
+              <w:left w:val="none" w:color="auto" w:sz="0"/>
+              <w:bottom w:val="single" w:color="EEF2F7" w:sz="4"/>
+              <w:right w:val="none" w:color="auto" w:sz="0"/>
+            </w:tcBorders>
+            <w:shd w:fill="FAFBFD" w:val="clear"/>
+            <w:tcMar>
+              <w:top w:type="dxa" w:w="105"/>
+              <w:left w:type="dxa" w:w="158"/>
+              <w:bottom w:type="dxa" w:w="105"/>
+              <w:right w:type="dxa" w:w="158"/>
+            </w:tcMar>
+            <w:vAlign w:val="top"/>
+          </w:tcPr>
+          <w:p>
+            <w:pPr>
+              <w:pStyle w:val="CudocTableCell"/>
+              <w:overflowPunct/>
+              <w:autoSpaceDN/>
+            </w:pPr>
+            <w:r>
+              <w:rPr>
+                <w:rStyle w:val="CudocCode"/>
+              </w:rPr>
+              <w:t xml:space="preserve">Accept</w:t>
+            </w:r>
+          </w:p>
+        </w:tc>
+        <w:tc>
+          <w:tcPr>
+            <w:tcW w:type="dxa" w:w="2659"/>
+            <w:gridSpan w:val="1"/>
+            <w:tcBorders>
+              <w:top w:val="none" w:color="auto" w:sz="0"/>
+              <w:left w:val="none" w:color="auto" w:sz="0"/>
+              <w:bottom w:val="single" w:color="EEF2F7" w:sz="4"/>
+              <w:right w:val="none" w:color="auto" w:sz="0"/>
+            </w:tcBorders>
+            <w:shd w:fill="FAFBFD" w:val="clear"/>
+            <w:tcMar>
+              <w:top w:type="dxa" w:w="105"/>
+              <w:left w:type="dxa" w:w="158"/>
+              <w:bottom w:type="dxa" w:w="105"/>
+              <w:right w:type="dxa" w:w="158"/>
+            </w:tcMar>
+            <w:vAlign w:val="top"/>
+          </w:tcPr>
+          <w:p>
+            <w:pPr>
+              <w:pStyle w:val="CudocTableCell"/>
+              <w:overflowPunct/>
+              <w:autoSpaceDN/>
+            </w:pPr>
+            <w:r>
+              <w:t xml:space="preserve">no</w:t>
+            </w:r>
+          </w:p>
+        </w:tc>
+        <w:tc>
+          <w:tcPr>
+            <w:tcW w:type="dxa" w:w="4320"/>
+            <w:gridSpan w:val="1"/>
+            <w:tcBorders>
+              <w:top w:val="none" w:color="auto" w:sz="0"/>
+              <w:left w:val="none" w:color="auto" w:sz="0"/>
+              <w:bottom w:val="single" w:color="EEF2F7" w:sz="4"/>
+              <w:right w:val="none" w:color="auto" w:sz="0"/>
+            </w:tcBorders>
+            <w:shd w:fill="FAFBFD" w:val="clear"/>
+            <w:tcMar>
+              <w:top w:type="dxa" w:w="105"/>
+              <w:left w:type="dxa" w:w="158"/>
+              <w:bottom w:type="dxa" w:w="105"/>
+              <w:right w:type="dxa" w:w="158"/>
+            </w:tcMar>
+            <w:vAlign w:val="top"/>
+          </w:tcPr>
+          <w:p>
+            <w:pPr>
+              <w:pStyle w:val="CudocTableCell"/>
+              <w:overflowPunct/>
+              <w:autoSpaceDN/>
+            </w:pPr>
+            <w:r>
+              <w:rPr>
+                <w:rStyle w:val="CudocCode"/>
+              </w:rPr>
+              <w:t xml:space="preserve">application/json</w:t>
+            </w:r>
+            <w:r>
+              <w:t xml:space="preserve">, the only representation; any other value is answered with </w:t>
+            </w:r>
+            <w:r>
+              <w:rPr>
+                <w:rStyle w:val="CudocCode"/>
+              </w:rPr>
+              <w:t xml:space="preserve">406</w:t>
+            </w:r>
+            <w:r>
+              <w:t xml:space="preserve">.</w:t>
+            </w:r>
+          </w:p>
+        </w:tc>
+      </w:tr>
+      <w:tr>
+        <w:trPr>
+          <w:cantSplit/>
+          <w:tblHeader w:val="false"/>
+        </w:trPr>
+        <w:tc>
+          <w:tcPr>
+            <w:tcW w:type="dxa" w:w="2659"/>
+            <w:gridSpan w:val="1"/>
+            <w:tcBorders>
+              <w:top w:val="none" w:color="auto" w:sz="0"/>
+              <w:left w:val="none" w:color="auto" w:sz="0"/>
+              <w:bottom w:val="single" w:color="EEF2F7" w:sz="4"/>
+              <w:right w:val="none" w:color="auto" w:sz="0"/>
+            </w:tcBorders>
+            <w:tcMar>
+              <w:top w:type="dxa" w:w="105"/>
+              <w:left w:type="dxa" w:w="158"/>
+              <w:bottom w:type="dxa" w:w="105"/>
+              <w:right w:type="dxa" w:w="158"/>
+            </w:tcMar>
+            <w:vAlign w:val="top"/>
+          </w:tcPr>
+          <w:p>
+            <w:pPr>
+              <w:pStyle w:val="CudocTableCell"/>
+              <w:overflowPunct/>
+              <w:autoSpaceDN/>
+            </w:pPr>
+            <w:r>
+              <w:rPr>
+                <w:rStyle w:val="CudocCode"/>
+              </w:rPr>
+              <w:t xml:space="preserve">If-None-Match</w:t>
+            </w:r>
+          </w:p>
+        </w:tc>
+        <w:tc>
+          <w:tcPr>
+            <w:tcW w:type="dxa" w:w="2659"/>
+            <w:gridSpan w:val="1"/>
+            <w:tcBorders>
+              <w:top w:val="none" w:color="auto" w:sz="0"/>
+              <w:left w:val="none" w:color="auto" w:sz="0"/>
+              <w:bottom w:val="single" w:color="EEF2F7" w:sz="4"/>
+              <w:right w:val="none" w:color="auto" w:sz="0"/>
+            </w:tcBorders>
+            <w:tcMar>
+              <w:top w:type="dxa" w:w="105"/>
+              <w:left w:type="dxa" w:w="158"/>
+              <w:bottom w:type="dxa" w:w="105"/>
+              <w:right w:type="dxa" w:w="158"/>
+            </w:tcMar>
+            <w:vAlign w:val="top"/>
+          </w:tcPr>
+          <w:p>
+            <w:pPr>
+              <w:pStyle w:val="CudocTableCell"/>
+              <w:overflowPunct/>
+              <w:autoSpaceDN/>
+            </w:pPr>
+            <w:r>
+              <w:t xml:space="preserve">no</w:t>
+            </w:r>
+          </w:p>
+        </w:tc>
+        <w:tc>
+          <w:tcPr>
+            <w:tcW w:type="dxa" w:w="4320"/>
+            <w:gridSpan w:val="1"/>
+            <w:tcBorders>
+              <w:top w:val="none" w:color="auto" w:sz="0"/>
+              <w:left w:val="none" w:color="auto" w:sz="0"/>
+              <w:bottom w:val="single" w:color="EEF2F7" w:sz="4"/>
+              <w:right w:val="none" w:color="auto" w:sz="0"/>
+            </w:tcBorders>
+            <w:tcMar>
+              <w:top w:type="dxa" w:w="105"/>
+              <w:left w:type="dxa" w:w="158"/>
+              <w:bottom w:type="dxa" w:w="105"/>
+              <w:right w:type="dxa" w:w="158"/>
+            </w:tcMar>
+            <w:vAlign w:val="top"/>
+          </w:tcPr>
+          <w:p>
+            <w:pPr>
+              <w:pStyle w:val="CudocTableCell"/>
+              <w:overflowPunct/>
+              <w:autoSpaceDN/>
+            </w:pPr>
+            <w:r>
+              <w:t xml:space="preserve">The </w:t>
+            </w:r>
+            <w:r>
+              <w:rPr>
+                <w:rStyle w:val="CudocCode"/>
+              </w:rPr>
+              <w:t xml:space="preserve">ETag</w:t>
+            </w:r>
+            <w:r>
+              <w:t xml:space="preserve"> of an earlier response; a </w:t>
+            </w:r>
+            <w:r>
+              <w:rPr>
+                <w:rStyle w:val="CudocCode"/>
+              </w:rPr>
+              <w:t xml:space="preserve">304</w:t>
+            </w:r>
+            <w:r>
+              <w:t xml:space="preserve"> means it is still current.</w:t>
+            </w:r>
+          </w:p>
+        </w:tc>
+      </w:tr>
+      <w:tr>
+        <w:trPr>
+          <w:cantSplit/>
+          <w:tblHeader w:val="false"/>
+        </w:trPr>
+        <w:tc>
+          <w:tcPr>
+            <w:tcW w:type="dxa" w:w="2659"/>
+            <w:gridSpan w:val="1"/>
+            <w:tcBorders>
+              <w:top w:val="none" w:color="auto" w:sz="0"/>
+              <w:left w:val="none" w:color="auto" w:sz="0"/>
+              <w:bottom w:val="none" w:color="auto" w:sz="0"/>
+              <w:right w:val="none" w:color="auto" w:sz="0"/>
+            </w:tcBorders>
+            <w:shd w:fill="FAFBFD" w:val="clear"/>
+            <w:tcMar>
+              <w:top w:type="dxa" w:w="105"/>
+              <w:left w:type="dxa" w:w="158"/>
+              <w:bottom w:type="dxa" w:w="105"/>
+              <w:right w:type="dxa" w:w="158"/>
+            </w:tcMar>
+            <w:vAlign w:val="top"/>
+          </w:tcPr>
+          <w:p>
+            <w:pPr>
+              <w:pStyle w:val="CudocTableCell"/>
+              <w:overflowPunct/>
+              <w:autoSpaceDN/>
+            </w:pPr>
+            <w:r>
+              <w:rPr>
+                <w:rStyle w:val="CudocCode"/>
+              </w:rPr>
+              <w:t xml:space="preserve">X-Request-Id</w:t>
+            </w:r>
+          </w:p>
+        </w:tc>
+        <w:tc>
+          <w:tcPr>
+            <w:tcW w:type="dxa" w:w="2659"/>
+            <w:gridSpan w:val="1"/>
+            <w:tcBorders>
+              <w:top w:val="none" w:color="auto" w:sz="0"/>
+              <w:left w:val="none" w:color="auto" w:sz="0"/>
+              <w:bottom w:val="none" w:color="auto" w:sz="0"/>
+              <w:right w:val="none" w:color="auto" w:sz="0"/>
+            </w:tcBorders>
+            <w:shd w:fill="FAFBFD" w:val="clear"/>
+            <w:tcMar>
+              <w:top w:type="dxa" w:w="105"/>
+              <w:left w:type="dxa" w:w="158"/>
+              <w:bottom w:type="dxa" w:w="105"/>
+              <w:right w:type="dxa" w:w="158"/>
+            </w:tcMar>
+            <w:vAlign w:val="top"/>
+          </w:tcPr>
+          <w:p>
+            <w:pPr>
+              <w:pStyle w:val="CudocTableCell"/>
+              <w:overflowPunct/>
+              <w:autoSpaceDN/>
+            </w:pPr>
+            <w:r>
+              <w:t xml:space="preserve">no</w:t>
+            </w:r>
+          </w:p>
+        </w:tc>
+        <w:tc>
+          <w:tcPr>
+            <w:tcW w:type="dxa" w:w="4320"/>
+            <w:gridSpan w:val="1"/>
+            <w:tcBorders>
+              <w:top w:val="none" w:color="auto" w:sz="0"/>
+              <w:left w:val="none" w:color="auto" w:sz="0"/>
+              <w:bottom w:val="none" w:color="auto" w:sz="0"/>
+              <w:right w:val="none" w:color="auto" w:sz="0"/>
+            </w:tcBorders>
+            <w:shd w:fill="FAFBFD" w:val="clear"/>
+            <w:tcMar>
+              <w:top w:type="dxa" w:w="105"/>
+              <w:left w:type="dxa" w:w="158"/>
+              <w:bottom w:type="dxa" w:w="105"/>
+              <w:right w:type="dxa" w:w="158"/>
+            </w:tcMar>
+            <w:vAlign w:val="top"/>
+          </w:tcPr>
+          <w:p>
+            <w:pPr>
+              <w:pStyle w:val="CudocTableCell"/>
+              <w:overflowPunct/>
+              <w:autoSpaceDN/>
+            </w:pPr>
+            <w:r>
+              <w:t xml:space="preserve">Your own correlation id, echoed back; one is generated when absent.</w:t>
+            </w:r>
+          </w:p>
+        </w:tc>
+      </w:tr>
+    </w:tbl>
+    <w:p>
+      <w:pPr>
+        <w:pStyle w:val="CudocBody"/>
+        <w:overflowPunct/>
+        <w:spacing w:before="210"/>
+        <w:autoSpaceDN/>
+      </w:pPr>
+      <w:r>
+        <w:t xml:space="preserve">List endpoints paginate with a cursor: a response that has more rows carries </w:t>
+      </w:r>
+      <w:r>
+        <w:rPr>
+          <w:rStyle w:val="CudocCode"/>
+        </w:rPr>
+        <w:t xml:space="preserve">page.next</w:t>
+      </w:r>
+      <w:r>
+        <w:t xml:space="preserve">, and passing it as </w:t>
+      </w:r>
+      <w:r>
+        <w:rPr>
+          <w:rStyle w:val="CudocCode"/>
+        </w:rPr>
+        <w:t xml:space="preserve">cursor</w:t>
+      </w:r>
+      <w:r>
+        <w:t xml:space="preserve"> returns the next page. Cursors are opaque and expire after ten minutes.</w:t>
+      </w:r>
+    </w:p>
+    <w:p>
+      <w:pPr>
         <w:pStyle w:val="Heading2"/>
-        <w:pageBreakBefore/>
         <w:overflowPunct/>
         <w:autoSpaceDN/>
       </w:pPr>
@@ -706,13 +1302,1345 @@
         <w:t xml:space="preserve">stale: true</w:t>
       </w:r>
       <w:r>
+        <w:t xml:space="preserve">; a station that has not reported for six hours is answered with </w:t>
+      </w:r>
+      <w:r>
+        <w:rPr>
+          <w:rStyle w:val="CudocCode"/>
+        </w:rPr>
+        <w:t xml:space="preserve">503 upstream_delayed</w:t>
+      </w:r>
+      <w:r>
+        <w:t xml:space="preserve"> instead.</w:t>
+      </w:r>
+    </w:p>
+    <w:tbl>
+      <w:tblPr>
+        <w:tblW w:type="pct" w:w="100%"/>
+        <w:tblBorders>
+          <w:top w:val="single" w:color="E2E8F0" w:sz="4"/>
+          <w:left w:val="none" w:color="auto" w:sz="0"/>
+          <w:bottom w:val="single" w:color="E2E8F0" w:sz="4"/>
+          <w:right w:val="none" w:color="auto" w:sz="0"/>
+          <w:insideH w:val="none" w:color="auto" w:sz="0"/>
+          <w:insideV w:val="none" w:color="auto" w:sz="0"/>
+        </w:tblBorders>
+      </w:tblPr>
+      <w:tblGrid>
+        <w:gridCol w:w="2659"/>
+        <w:gridCol w:w="2659"/>
+        <w:gridCol w:w="4320"/>
+      </w:tblGrid>
+      <w:tr>
+        <w:trPr>
+          <w:cantSplit/>
+          <w:tblHeader/>
+        </w:trPr>
+        <w:tc>
+          <w:tcPr>
+            <w:tcW w:type="dxa" w:w="2659"/>
+            <w:gridSpan w:val="1"/>
+            <w:tcBorders>
+              <w:top w:val="none" w:color="auto" w:sz="0"/>
+              <w:left w:val="none" w:color="auto" w:sz="0"/>
+              <w:bottom w:val="single" w:color="E2E8F0" w:sz="4"/>
+              <w:right w:val="none" w:color="auto" w:sz="0"/>
+            </w:tcBorders>
+            <w:tcMar>
+              <w:top w:type="dxa" w:w="105"/>
+              <w:left w:type="dxa" w:w="158"/>
+              <w:bottom w:type="dxa" w:w="105"/>
+              <w:right w:type="dxa" w:w="158"/>
+            </w:tcMar>
+            <w:vAlign w:val="top"/>
+          </w:tcPr>
+          <w:p>
+            <w:pPr>
+              <w:pStyle w:val="CudocTableHeader"/>
+              <w:overflowPunct/>
+              <w:autoSpaceDN/>
+            </w:pPr>
+            <w:r>
+              <w:t xml:space="preserve">Field</w:t>
+            </w:r>
+          </w:p>
+        </w:tc>
+        <w:tc>
+          <w:tcPr>
+            <w:tcW w:type="dxa" w:w="2659"/>
+            <w:gridSpan w:val="1"/>
+            <w:tcBorders>
+              <w:top w:val="none" w:color="auto" w:sz="0"/>
+              <w:left w:val="none" w:color="auto" w:sz="0"/>
+              <w:bottom w:val="single" w:color="E2E8F0" w:sz="4"/>
+              <w:right w:val="none" w:color="auto" w:sz="0"/>
+            </w:tcBorders>
+            <w:tcMar>
+              <w:top w:type="dxa" w:w="105"/>
+              <w:left w:type="dxa" w:w="158"/>
+              <w:bottom w:type="dxa" w:w="105"/>
+              <w:right w:type="dxa" w:w="158"/>
+            </w:tcMar>
+            <w:vAlign w:val="top"/>
+          </w:tcPr>
+          <w:p>
+            <w:pPr>
+              <w:pStyle w:val="CudocTableHeader"/>
+              <w:overflowPunct/>
+              <w:autoSpaceDN/>
+            </w:pPr>
+            <w:r>
+              <w:t xml:space="preserve">Type</w:t>
+            </w:r>
+          </w:p>
+        </w:tc>
+        <w:tc>
+          <w:tcPr>
+            <w:tcW w:type="dxa" w:w="4320"/>
+            <w:gridSpan w:val="1"/>
+            <w:tcBorders>
+              <w:top w:val="none" w:color="auto" w:sz="0"/>
+              <w:left w:val="none" w:color="auto" w:sz="0"/>
+              <w:bottom w:val="single" w:color="E2E8F0" w:sz="4"/>
+              <w:right w:val="none" w:color="auto" w:sz="0"/>
+            </w:tcBorders>
+            <w:tcMar>
+              <w:top w:type="dxa" w:w="105"/>
+              <w:left w:type="dxa" w:w="158"/>
+              <w:bottom w:type="dxa" w:w="105"/>
+              <w:right w:type="dxa" w:w="158"/>
+            </w:tcMar>
+            <w:vAlign w:val="top"/>
+          </w:tcPr>
+          <w:p>
+            <w:pPr>
+              <w:pStyle w:val="CudocTableHeader"/>
+              <w:overflowPunct/>
+              <w:autoSpaceDN/>
+            </w:pPr>
+            <w:r>
+              <w:t xml:space="preserve">Description</w:t>
+            </w:r>
+          </w:p>
+        </w:tc>
+      </w:tr>
+      <w:tr>
+        <w:trPr>
+          <w:cantSplit/>
+          <w:tblHeader w:val="false"/>
+        </w:trPr>
+        <w:tc>
+          <w:tcPr>
+            <w:tcW w:type="dxa" w:w="2659"/>
+            <w:gridSpan w:val="1"/>
+            <w:tcBorders>
+              <w:top w:val="none" w:color="auto" w:sz="0"/>
+              <w:left w:val="none" w:color="auto" w:sz="0"/>
+              <w:bottom w:val="single" w:color="EEF2F7" w:sz="4"/>
+              <w:right w:val="none" w:color="auto" w:sz="0"/>
+            </w:tcBorders>
+            <w:tcMar>
+              <w:top w:type="dxa" w:w="105"/>
+              <w:left w:type="dxa" w:w="158"/>
+              <w:bottom w:type="dxa" w:w="105"/>
+              <w:right w:type="dxa" w:w="158"/>
+            </w:tcMar>
+            <w:vAlign w:val="top"/>
+          </w:tcPr>
+          <w:p>
+            <w:pPr>
+              <w:pStyle w:val="CudocTableCell"/>
+              <w:overflowPunct/>
+              <w:autoSpaceDN/>
+            </w:pPr>
+            <w:r>
+              <w:rPr>
+                <w:rStyle w:val="CudocCode"/>
+              </w:rPr>
+              <w:t xml:space="preserve">station</w:t>
+            </w:r>
+          </w:p>
+        </w:tc>
+        <w:tc>
+          <w:tcPr>
+            <w:tcW w:type="dxa" w:w="2659"/>
+            <w:gridSpan w:val="1"/>
+            <w:tcBorders>
+              <w:top w:val="none" w:color="auto" w:sz="0"/>
+              <w:left w:val="none" w:color="auto" w:sz="0"/>
+              <w:bottom w:val="single" w:color="EEF2F7" w:sz="4"/>
+              <w:right w:val="none" w:color="auto" w:sz="0"/>
+            </w:tcBorders>
+            <w:tcMar>
+              <w:top w:type="dxa" w:w="105"/>
+              <w:left w:type="dxa" w:w="158"/>
+              <w:bottom w:type="dxa" w:w="105"/>
+              <w:right w:type="dxa" w:w="158"/>
+            </w:tcMar>
+            <w:vAlign w:val="top"/>
+          </w:tcPr>
+          <w:p>
+            <w:pPr>
+              <w:pStyle w:val="CudocTableCell"/>
+              <w:overflowPunct/>
+              <w:autoSpaceDN/>
+            </w:pPr>
+            <w:r>
+              <w:t xml:space="preserve">string</w:t>
+            </w:r>
+          </w:p>
+        </w:tc>
+        <w:tc>
+          <w:tcPr>
+            <w:tcW w:type="dxa" w:w="4320"/>
+            <w:gridSpan w:val="1"/>
+            <w:tcBorders>
+              <w:top w:val="none" w:color="auto" w:sz="0"/>
+              <w:left w:val="none" w:color="auto" w:sz="0"/>
+              <w:bottom w:val="single" w:color="EEF2F7" w:sz="4"/>
+              <w:right w:val="none" w:color="auto" w:sz="0"/>
+            </w:tcBorders>
+            <w:tcMar>
+              <w:top w:type="dxa" w:w="105"/>
+              <w:left w:type="dxa" w:w="158"/>
+              <w:bottom w:type="dxa" w:w="105"/>
+              <w:right w:type="dxa" w:w="158"/>
+            </w:tcMar>
+            <w:vAlign w:val="top"/>
+          </w:tcPr>
+          <w:p>
+            <w:pPr>
+              <w:pStyle w:val="CudocTableCell"/>
+              <w:overflowPunct/>
+              <w:autoSpaceDN/>
+            </w:pPr>
+            <w:r>
+              <w:t xml:space="preserve">The station code as requested.</w:t>
+            </w:r>
+          </w:p>
+        </w:tc>
+      </w:tr>
+      <w:tr>
+        <w:trPr>
+          <w:cantSplit/>
+          <w:tblHeader w:val="false"/>
+        </w:trPr>
+        <w:tc>
+          <w:tcPr>
+            <w:tcW w:type="dxa" w:w="2659"/>
+            <w:gridSpan w:val="1"/>
+            <w:tcBorders>
+              <w:top w:val="none" w:color="auto" w:sz="0"/>
+              <w:left w:val="none" w:color="auto" w:sz="0"/>
+              <w:bottom w:val="single" w:color="EEF2F7" w:sz="4"/>
+              <w:right w:val="none" w:color="auto" w:sz="0"/>
+            </w:tcBorders>
+            <w:shd w:fill="FAFBFD" w:val="clear"/>
+            <w:tcMar>
+              <w:top w:type="dxa" w:w="105"/>
+              <w:left w:type="dxa" w:w="158"/>
+              <w:bottom w:type="dxa" w:w="105"/>
+              <w:right w:type="dxa" w:w="158"/>
+            </w:tcMar>
+            <w:vAlign w:val="top"/>
+          </w:tcPr>
+          <w:p>
+            <w:pPr>
+              <w:pStyle w:val="CudocTableCell"/>
+              <w:overflowPunct/>
+              <w:autoSpaceDN/>
+            </w:pPr>
+            <w:r>
+              <w:rPr>
+                <w:rStyle w:val="CudocCode"/>
+              </w:rPr>
+              <w:t xml:space="preserve">observedAt</w:t>
+            </w:r>
+          </w:p>
+        </w:tc>
+        <w:tc>
+          <w:tcPr>
+            <w:tcW w:type="dxa" w:w="2659"/>
+            <w:gridSpan w:val="1"/>
+            <w:tcBorders>
+              <w:top w:val="none" w:color="auto" w:sz="0"/>
+              <w:left w:val="none" w:color="auto" w:sz="0"/>
+              <w:bottom w:val="single" w:color="EEF2F7" w:sz="4"/>
+              <w:right w:val="none" w:color="auto" w:sz="0"/>
+            </w:tcBorders>
+            <w:shd w:fill="FAFBFD" w:val="clear"/>
+            <w:tcMar>
+              <w:top w:type="dxa" w:w="105"/>
+              <w:left w:type="dxa" w:w="158"/>
+              <w:bottom w:type="dxa" w:w="105"/>
+              <w:right w:type="dxa" w:w="158"/>
+            </w:tcMar>
+            <w:vAlign w:val="top"/>
+          </w:tcPr>
+          <w:p>
+            <w:pPr>
+              <w:pStyle w:val="CudocTableCell"/>
+              <w:overflowPunct/>
+              <w:autoSpaceDN/>
+            </w:pPr>
+            <w:r>
+              <w:t xml:space="preserve">string</w:t>
+            </w:r>
+          </w:p>
+        </w:tc>
+        <w:tc>
+          <w:tcPr>
+            <w:tcW w:type="dxa" w:w="4320"/>
+            <w:gridSpan w:val="1"/>
+            <w:tcBorders>
+              <w:top w:val="none" w:color="auto" w:sz="0"/>
+              <w:left w:val="none" w:color="auto" w:sz="0"/>
+              <w:bottom w:val="single" w:color="EEF2F7" w:sz="4"/>
+              <w:right w:val="none" w:color="auto" w:sz="0"/>
+            </w:tcBorders>
+            <w:shd w:fill="FAFBFD" w:val="clear"/>
+            <w:tcMar>
+              <w:top w:type="dxa" w:w="105"/>
+              <w:left w:type="dxa" w:w="158"/>
+              <w:bottom w:type="dxa" w:w="105"/>
+              <w:right w:type="dxa" w:w="158"/>
+            </w:tcMar>
+            <w:vAlign w:val="top"/>
+          </w:tcPr>
+          <w:p>
+            <w:pPr>
+              <w:pStyle w:val="CudocTableCell"/>
+              <w:overflowPunct/>
+              <w:autoSpaceDN/>
+            </w:pPr>
+            <w:r>
+              <w:t xml:space="preserve">The reading's instant, ISO 8601 in UTC.</w:t>
+            </w:r>
+          </w:p>
+        </w:tc>
+      </w:tr>
+      <w:tr>
+        <w:trPr>
+          <w:cantSplit/>
+          <w:tblHeader w:val="false"/>
+        </w:trPr>
+        <w:tc>
+          <w:tcPr>
+            <w:tcW w:type="dxa" w:w="2659"/>
+            <w:gridSpan w:val="1"/>
+            <w:tcBorders>
+              <w:top w:val="none" w:color="auto" w:sz="0"/>
+              <w:left w:val="none" w:color="auto" w:sz="0"/>
+              <w:bottom w:val="single" w:color="EEF2F7" w:sz="4"/>
+              <w:right w:val="none" w:color="auto" w:sz="0"/>
+            </w:tcBorders>
+            <w:tcMar>
+              <w:top w:type="dxa" w:w="105"/>
+              <w:left w:type="dxa" w:w="158"/>
+              <w:bottom w:type="dxa" w:w="105"/>
+              <w:right w:type="dxa" w:w="158"/>
+            </w:tcMar>
+            <w:vAlign w:val="top"/>
+          </w:tcPr>
+          <w:p>
+            <w:pPr>
+              <w:pStyle w:val="CudocTableCell"/>
+              <w:overflowPunct/>
+              <w:autoSpaceDN/>
+            </w:pPr>
+            <w:r>
+              <w:rPr>
+                <w:rStyle w:val="CudocCode"/>
+              </w:rPr>
+              <w:t xml:space="preserve">temperature</w:t>
+            </w:r>
+          </w:p>
+        </w:tc>
+        <w:tc>
+          <w:tcPr>
+            <w:tcW w:type="dxa" w:w="2659"/>
+            <w:gridSpan w:val="1"/>
+            <w:tcBorders>
+              <w:top w:val="none" w:color="auto" w:sz="0"/>
+              <w:left w:val="none" w:color="auto" w:sz="0"/>
+              <w:bottom w:val="single" w:color="EEF2F7" w:sz="4"/>
+              <w:right w:val="none" w:color="auto" w:sz="0"/>
+            </w:tcBorders>
+            <w:tcMar>
+              <w:top w:type="dxa" w:w="105"/>
+              <w:left w:type="dxa" w:w="158"/>
+              <w:bottom w:type="dxa" w:w="105"/>
+              <w:right w:type="dxa" w:w="158"/>
+            </w:tcMar>
+            <w:vAlign w:val="top"/>
+          </w:tcPr>
+          <w:p>
+            <w:pPr>
+              <w:pStyle w:val="CudocTableCell"/>
+              <w:overflowPunct/>
+              <w:autoSpaceDN/>
+            </w:pPr>
+            <w:r>
+              <w:t xml:space="preserve">number</w:t>
+            </w:r>
+          </w:p>
+        </w:tc>
+        <w:tc>
+          <w:tcPr>
+            <w:tcW w:type="dxa" w:w="4320"/>
+            <w:gridSpan w:val="1"/>
+            <w:tcBorders>
+              <w:top w:val="none" w:color="auto" w:sz="0"/>
+              <w:left w:val="none" w:color="auto" w:sz="0"/>
+              <w:bottom w:val="single" w:color="EEF2F7" w:sz="4"/>
+              <w:right w:val="none" w:color="auto" w:sz="0"/>
+            </w:tcBorders>
+            <w:tcMar>
+              <w:top w:type="dxa" w:w="105"/>
+              <w:left w:type="dxa" w:w="158"/>
+              <w:bottom w:type="dxa" w:w="105"/>
+              <w:right w:type="dxa" w:w="158"/>
+            </w:tcMar>
+            <w:vAlign w:val="top"/>
+          </w:tcPr>
+          <w:p>
+            <w:pPr>
+              <w:pStyle w:val="CudocTableCell"/>
+              <w:overflowPunct/>
+              <w:autoSpaceDN/>
+            </w:pPr>
+            <w:r>
+              <w:t xml:space="preserve">Air temperature two metres above ground.</w:t>
+            </w:r>
+          </w:p>
+        </w:tc>
+      </w:tr>
+      <w:tr>
+        <w:trPr>
+          <w:cantSplit/>
+          <w:tblHeader w:val="false"/>
+        </w:trPr>
+        <w:tc>
+          <w:tcPr>
+            <w:tcW w:type="dxa" w:w="2659"/>
+            <w:gridSpan w:val="1"/>
+            <w:tcBorders>
+              <w:top w:val="none" w:color="auto" w:sz="0"/>
+              <w:left w:val="none" w:color="auto" w:sz="0"/>
+              <w:bottom w:val="single" w:color="EEF2F7" w:sz="4"/>
+              <w:right w:val="none" w:color="auto" w:sz="0"/>
+            </w:tcBorders>
+            <w:shd w:fill="FAFBFD" w:val="clear"/>
+            <w:tcMar>
+              <w:top w:type="dxa" w:w="105"/>
+              <w:left w:type="dxa" w:w="158"/>
+              <w:bottom w:type="dxa" w:w="105"/>
+              <w:right w:type="dxa" w:w="158"/>
+            </w:tcMar>
+            <w:vAlign w:val="top"/>
+          </w:tcPr>
+          <w:p>
+            <w:pPr>
+              <w:pStyle w:val="CudocTableCell"/>
+              <w:overflowPunct/>
+              <w:autoSpaceDN/>
+            </w:pPr>
+            <w:r>
+              <w:rPr>
+                <w:rStyle w:val="CudocCode"/>
+              </w:rPr>
+              <w:t xml:space="preserve">windSpeed</w:t>
+            </w:r>
+          </w:p>
+        </w:tc>
+        <w:tc>
+          <w:tcPr>
+            <w:tcW w:type="dxa" w:w="2659"/>
+            <w:gridSpan w:val="1"/>
+            <w:tcBorders>
+              <w:top w:val="none" w:color="auto" w:sz="0"/>
+              <w:left w:val="none" w:color="auto" w:sz="0"/>
+              <w:bottom w:val="single" w:color="EEF2F7" w:sz="4"/>
+              <w:right w:val="none" w:color="auto" w:sz="0"/>
+            </w:tcBorders>
+            <w:shd w:fill="FAFBFD" w:val="clear"/>
+            <w:tcMar>
+              <w:top w:type="dxa" w:w="105"/>
+              <w:left w:type="dxa" w:w="158"/>
+              <w:bottom w:type="dxa" w:w="105"/>
+              <w:right w:type="dxa" w:w="158"/>
+            </w:tcMar>
+            <w:vAlign w:val="top"/>
+          </w:tcPr>
+          <w:p>
+            <w:pPr>
+              <w:pStyle w:val="CudocTableCell"/>
+              <w:overflowPunct/>
+              <w:autoSpaceDN/>
+            </w:pPr>
+            <w:r>
+              <w:t xml:space="preserve">number</w:t>
+            </w:r>
+          </w:p>
+        </w:tc>
+        <w:tc>
+          <w:tcPr>
+            <w:tcW w:type="dxa" w:w="4320"/>
+            <w:gridSpan w:val="1"/>
+            <w:tcBorders>
+              <w:top w:val="none" w:color="auto" w:sz="0"/>
+              <w:left w:val="none" w:color="auto" w:sz="0"/>
+              <w:bottom w:val="single" w:color="EEF2F7" w:sz="4"/>
+              <w:right w:val="none" w:color="auto" w:sz="0"/>
+            </w:tcBorders>
+            <w:shd w:fill="FAFBFD" w:val="clear"/>
+            <w:tcMar>
+              <w:top w:type="dxa" w:w="105"/>
+              <w:left w:type="dxa" w:w="158"/>
+              <w:bottom w:type="dxa" w:w="105"/>
+              <w:right w:type="dxa" w:w="158"/>
+            </w:tcMar>
+            <w:vAlign w:val="top"/>
+          </w:tcPr>
+          <w:p>
+            <w:pPr>
+              <w:pStyle w:val="CudocTableCell"/>
+              <w:overflowPunct/>
+              <w:autoSpaceDN/>
+            </w:pPr>
+            <w:r>
+              <w:t xml:space="preserve">Ten-minute mean wind speed.</w:t>
+            </w:r>
+          </w:p>
+        </w:tc>
+      </w:tr>
+      <w:tr>
+        <w:trPr>
+          <w:cantSplit/>
+          <w:tblHeader w:val="false"/>
+        </w:trPr>
+        <w:tc>
+          <w:tcPr>
+            <w:tcW w:type="dxa" w:w="2659"/>
+            <w:gridSpan w:val="1"/>
+            <w:tcBorders>
+              <w:top w:val="none" w:color="auto" w:sz="0"/>
+              <w:left w:val="none" w:color="auto" w:sz="0"/>
+              <w:bottom w:val="single" w:color="EEF2F7" w:sz="4"/>
+              <w:right w:val="none" w:color="auto" w:sz="0"/>
+            </w:tcBorders>
+            <w:tcMar>
+              <w:top w:type="dxa" w:w="105"/>
+              <w:left w:type="dxa" w:w="158"/>
+              <w:bottom w:type="dxa" w:w="105"/>
+              <w:right w:type="dxa" w:w="158"/>
+            </w:tcMar>
+            <w:vAlign w:val="top"/>
+          </w:tcPr>
+          <w:p>
+            <w:pPr>
+              <w:pStyle w:val="CudocTableCell"/>
+              <w:overflowPunct/>
+              <w:autoSpaceDN/>
+            </w:pPr>
+            <w:r>
+              <w:rPr>
+                <w:rStyle w:val="CudocCode"/>
+              </w:rPr>
+              <w:t xml:space="preserve">windGust</w:t>
+            </w:r>
+          </w:p>
+        </w:tc>
+        <w:tc>
+          <w:tcPr>
+            <w:tcW w:type="dxa" w:w="2659"/>
+            <w:gridSpan w:val="1"/>
+            <w:tcBorders>
+              <w:top w:val="none" w:color="auto" w:sz="0"/>
+              <w:left w:val="none" w:color="auto" w:sz="0"/>
+              <w:bottom w:val="single" w:color="EEF2F7" w:sz="4"/>
+              <w:right w:val="none" w:color="auto" w:sz="0"/>
+            </w:tcBorders>
+            <w:tcMar>
+              <w:top w:type="dxa" w:w="105"/>
+              <w:left w:type="dxa" w:w="158"/>
+              <w:bottom w:type="dxa" w:w="105"/>
+              <w:right w:type="dxa" w:w="158"/>
+            </w:tcMar>
+            <w:vAlign w:val="top"/>
+          </w:tcPr>
+          <w:p>
+            <w:pPr>
+              <w:pStyle w:val="CudocTableCell"/>
+              <w:overflowPunct/>
+              <w:autoSpaceDN/>
+            </w:pPr>
+            <w:r>
+              <w:t xml:space="preserve">number</w:t>
+            </w:r>
+          </w:p>
+        </w:tc>
+        <w:tc>
+          <w:tcPr>
+            <w:tcW w:type="dxa" w:w="4320"/>
+            <w:gridSpan w:val="1"/>
+            <w:tcBorders>
+              <w:top w:val="none" w:color="auto" w:sz="0"/>
+              <w:left w:val="none" w:color="auto" w:sz="0"/>
+              <w:bottom w:val="single" w:color="EEF2F7" w:sz="4"/>
+              <w:right w:val="none" w:color="auto" w:sz="0"/>
+            </w:tcBorders>
+            <w:tcMar>
+              <w:top w:type="dxa" w:w="105"/>
+              <w:left w:type="dxa" w:w="158"/>
+              <w:bottom w:type="dxa" w:w="105"/>
+              <w:right w:type="dxa" w:w="158"/>
+            </w:tcMar>
+            <w:vAlign w:val="top"/>
+          </w:tcPr>
+          <w:p>
+            <w:pPr>
+              <w:pStyle w:val="CudocTableCell"/>
+              <w:overflowPunct/>
+              <w:autoSpaceDN/>
+            </w:pPr>
+            <w:r>
+              <w:t xml:space="preserve">Highest three-second gust in the same ten minutes; absent without a gust sensor.</w:t>
+            </w:r>
+          </w:p>
+        </w:tc>
+      </w:tr>
+      <w:tr>
+        <w:trPr>
+          <w:cantSplit/>
+          <w:tblHeader w:val="false"/>
+        </w:trPr>
+        <w:tc>
+          <w:tcPr>
+            <w:tcW w:type="dxa" w:w="2659"/>
+            <w:gridSpan w:val="1"/>
+            <w:tcBorders>
+              <w:top w:val="none" w:color="auto" w:sz="0"/>
+              <w:left w:val="none" w:color="auto" w:sz="0"/>
+              <w:bottom w:val="single" w:color="EEF2F7" w:sz="4"/>
+              <w:right w:val="none" w:color="auto" w:sz="0"/>
+            </w:tcBorders>
+            <w:shd w:fill="FAFBFD" w:val="clear"/>
+            <w:tcMar>
+              <w:top w:type="dxa" w:w="105"/>
+              <w:left w:type="dxa" w:w="158"/>
+              <w:bottom w:type="dxa" w:w="105"/>
+              <w:right w:type="dxa" w:w="158"/>
+            </w:tcMar>
+            <w:vAlign w:val="top"/>
+          </w:tcPr>
+          <w:p>
+            <w:pPr>
+              <w:pStyle w:val="CudocTableCell"/>
+              <w:overflowPunct/>
+              <w:autoSpaceDN/>
+            </w:pPr>
+            <w:r>
+              <w:rPr>
+                <w:rStyle w:val="CudocCode"/>
+              </w:rPr>
+              <w:t xml:space="preserve">windDirection</w:t>
+            </w:r>
+          </w:p>
+        </w:tc>
+        <w:tc>
+          <w:tcPr>
+            <w:tcW w:type="dxa" w:w="2659"/>
+            <w:gridSpan w:val="1"/>
+            <w:tcBorders>
+              <w:top w:val="none" w:color="auto" w:sz="0"/>
+              <w:left w:val="none" w:color="auto" w:sz="0"/>
+              <w:bottom w:val="single" w:color="EEF2F7" w:sz="4"/>
+              <w:right w:val="none" w:color="auto" w:sz="0"/>
+            </w:tcBorders>
+            <w:shd w:fill="FAFBFD" w:val="clear"/>
+            <w:tcMar>
+              <w:top w:type="dxa" w:w="105"/>
+              <w:left w:type="dxa" w:w="158"/>
+              <w:bottom w:type="dxa" w:w="105"/>
+              <w:right w:type="dxa" w:w="158"/>
+            </w:tcMar>
+            <w:vAlign w:val="top"/>
+          </w:tcPr>
+          <w:p>
+            <w:pPr>
+              <w:pStyle w:val="CudocTableCell"/>
+              <w:overflowPunct/>
+              <w:autoSpaceDN/>
+            </w:pPr>
+            <w:r>
+              <w:t xml:space="preserve">integer</w:t>
+            </w:r>
+          </w:p>
+        </w:tc>
+        <w:tc>
+          <w:tcPr>
+            <w:tcW w:type="dxa" w:w="4320"/>
+            <w:gridSpan w:val="1"/>
+            <w:tcBorders>
+              <w:top w:val="none" w:color="auto" w:sz="0"/>
+              <w:left w:val="none" w:color="auto" w:sz="0"/>
+              <w:bottom w:val="single" w:color="EEF2F7" w:sz="4"/>
+              <w:right w:val="none" w:color="auto" w:sz="0"/>
+            </w:tcBorders>
+            <w:shd w:fill="FAFBFD" w:val="clear"/>
+            <w:tcMar>
+              <w:top w:type="dxa" w:w="105"/>
+              <w:left w:type="dxa" w:w="158"/>
+              <w:bottom w:type="dxa" w:w="105"/>
+              <w:right w:type="dxa" w:w="158"/>
+            </w:tcMar>
+            <w:vAlign w:val="top"/>
+          </w:tcPr>
+          <w:p>
+            <w:pPr>
+              <w:pStyle w:val="CudocTableCell"/>
+              <w:overflowPunct/>
+              <w:autoSpaceDN/>
+            </w:pPr>
+            <w:r>
+              <w:t xml:space="preserve">Degrees clockwise from north.</w:t>
+            </w:r>
+          </w:p>
+        </w:tc>
+      </w:tr>
+      <w:tr>
+        <w:trPr>
+          <w:cantSplit/>
+          <w:tblHeader w:val="false"/>
+        </w:trPr>
+        <w:tc>
+          <w:tcPr>
+            <w:tcW w:type="dxa" w:w="2659"/>
+            <w:gridSpan w:val="1"/>
+            <w:tcBorders>
+              <w:top w:val="none" w:color="auto" w:sz="0"/>
+              <w:left w:val="none" w:color="auto" w:sz="0"/>
+              <w:bottom w:val="single" w:color="EEF2F7" w:sz="4"/>
+              <w:right w:val="none" w:color="auto" w:sz="0"/>
+            </w:tcBorders>
+            <w:tcMar>
+              <w:top w:type="dxa" w:w="105"/>
+              <w:left w:type="dxa" w:w="158"/>
+              <w:bottom w:type="dxa" w:w="105"/>
+              <w:right w:type="dxa" w:w="158"/>
+            </w:tcMar>
+            <w:vAlign w:val="top"/>
+          </w:tcPr>
+          <w:p>
+            <w:pPr>
+              <w:pStyle w:val="CudocTableCell"/>
+              <w:overflowPunct/>
+              <w:autoSpaceDN/>
+            </w:pPr>
+            <w:r>
+              <w:rPr>
+                <w:rStyle w:val="CudocCode"/>
+              </w:rPr>
+              <w:t xml:space="preserve">humidity</w:t>
+            </w:r>
+          </w:p>
+        </w:tc>
+        <w:tc>
+          <w:tcPr>
+            <w:tcW w:type="dxa" w:w="2659"/>
+            <w:gridSpan w:val="1"/>
+            <w:tcBorders>
+              <w:top w:val="none" w:color="auto" w:sz="0"/>
+              <w:left w:val="none" w:color="auto" w:sz="0"/>
+              <w:bottom w:val="single" w:color="EEF2F7" w:sz="4"/>
+              <w:right w:val="none" w:color="auto" w:sz="0"/>
+            </w:tcBorders>
+            <w:tcMar>
+              <w:top w:type="dxa" w:w="105"/>
+              <w:left w:type="dxa" w:w="158"/>
+              <w:bottom w:type="dxa" w:w="105"/>
+              <w:right w:type="dxa" w:w="158"/>
+            </w:tcMar>
+            <w:vAlign w:val="top"/>
+          </w:tcPr>
+          <w:p>
+            <w:pPr>
+              <w:pStyle w:val="CudocTableCell"/>
+              <w:overflowPunct/>
+              <w:autoSpaceDN/>
+            </w:pPr>
+            <w:r>
+              <w:t xml:space="preserve">integer</w:t>
+            </w:r>
+          </w:p>
+        </w:tc>
+        <w:tc>
+          <w:tcPr>
+            <w:tcW w:type="dxa" w:w="4320"/>
+            <w:gridSpan w:val="1"/>
+            <w:tcBorders>
+              <w:top w:val="none" w:color="auto" w:sz="0"/>
+              <w:left w:val="none" w:color="auto" w:sz="0"/>
+              <w:bottom w:val="single" w:color="EEF2F7" w:sz="4"/>
+              <w:right w:val="none" w:color="auto" w:sz="0"/>
+            </w:tcBorders>
+            <w:tcMar>
+              <w:top w:type="dxa" w:w="105"/>
+              <w:left w:type="dxa" w:w="158"/>
+              <w:bottom w:type="dxa" w:w="105"/>
+              <w:right w:type="dxa" w:w="158"/>
+            </w:tcMar>
+            <w:vAlign w:val="top"/>
+          </w:tcPr>
+          <w:p>
+            <w:pPr>
+              <w:pStyle w:val="CudocTableCell"/>
+              <w:overflowPunct/>
+              <w:autoSpaceDN/>
+            </w:pPr>
+            <w:r>
+              <w:t xml:space="preserve">Relative humidity in percent.</w:t>
+            </w:r>
+          </w:p>
+        </w:tc>
+      </w:tr>
+      <w:tr>
+        <w:trPr>
+          <w:cantSplit/>
+          <w:tblHeader w:val="false"/>
+        </w:trPr>
+        <w:tc>
+          <w:tcPr>
+            <w:tcW w:type="dxa" w:w="2659"/>
+            <w:gridSpan w:val="1"/>
+            <w:tcBorders>
+              <w:top w:val="none" w:color="auto" w:sz="0"/>
+              <w:left w:val="none" w:color="auto" w:sz="0"/>
+              <w:bottom w:val="single" w:color="EEF2F7" w:sz="4"/>
+              <w:right w:val="none" w:color="auto" w:sz="0"/>
+            </w:tcBorders>
+            <w:shd w:fill="FAFBFD" w:val="clear"/>
+            <w:tcMar>
+              <w:top w:type="dxa" w:w="105"/>
+              <w:left w:type="dxa" w:w="158"/>
+              <w:bottom w:type="dxa" w:w="105"/>
+              <w:right w:type="dxa" w:w="158"/>
+            </w:tcMar>
+            <w:vAlign w:val="top"/>
+          </w:tcPr>
+          <w:p>
+            <w:pPr>
+              <w:pStyle w:val="CudocTableCell"/>
+              <w:overflowPunct/>
+              <w:autoSpaceDN/>
+            </w:pPr>
+            <w:r>
+              <w:rPr>
+                <w:rStyle w:val="CudocCode"/>
+              </w:rPr>
+              <w:t xml:space="preserve">pressure</w:t>
+            </w:r>
+          </w:p>
+        </w:tc>
+        <w:tc>
+          <w:tcPr>
+            <w:tcW w:type="dxa" w:w="2659"/>
+            <w:gridSpan w:val="1"/>
+            <w:tcBorders>
+              <w:top w:val="none" w:color="auto" w:sz="0"/>
+              <w:left w:val="none" w:color="auto" w:sz="0"/>
+              <w:bottom w:val="single" w:color="EEF2F7" w:sz="4"/>
+              <w:right w:val="none" w:color="auto" w:sz="0"/>
+            </w:tcBorders>
+            <w:shd w:fill="FAFBFD" w:val="clear"/>
+            <w:tcMar>
+              <w:top w:type="dxa" w:w="105"/>
+              <w:left w:type="dxa" w:w="158"/>
+              <w:bottom w:type="dxa" w:w="105"/>
+              <w:right w:type="dxa" w:w="158"/>
+            </w:tcMar>
+            <w:vAlign w:val="top"/>
+          </w:tcPr>
+          <w:p>
+            <w:pPr>
+              <w:pStyle w:val="CudocTableCell"/>
+              <w:overflowPunct/>
+              <w:autoSpaceDN/>
+            </w:pPr>
+            <w:r>
+              <w:t xml:space="preserve">number</w:t>
+            </w:r>
+          </w:p>
+        </w:tc>
+        <w:tc>
+          <w:tcPr>
+            <w:tcW w:type="dxa" w:w="4320"/>
+            <w:gridSpan w:val="1"/>
+            <w:tcBorders>
+              <w:top w:val="none" w:color="auto" w:sz="0"/>
+              <w:left w:val="none" w:color="auto" w:sz="0"/>
+              <w:bottom w:val="single" w:color="EEF2F7" w:sz="4"/>
+              <w:right w:val="none" w:color="auto" w:sz="0"/>
+            </w:tcBorders>
+            <w:shd w:fill="FAFBFD" w:val="clear"/>
+            <w:tcMar>
+              <w:top w:type="dxa" w:w="105"/>
+              <w:left w:type="dxa" w:w="158"/>
+              <w:bottom w:type="dxa" w:w="105"/>
+              <w:right w:type="dxa" w:w="158"/>
+            </w:tcMar>
+            <w:vAlign w:val="top"/>
+          </w:tcPr>
+          <w:p>
+            <w:pPr>
+              <w:pStyle w:val="CudocTableCell"/>
+              <w:overflowPunct/>
+              <w:autoSpaceDN/>
+            </w:pPr>
+            <w:r>
+              <w:t xml:space="preserve">Pressure reduced to sea level.</w:t>
+            </w:r>
+          </w:p>
+        </w:tc>
+      </w:tr>
+      <w:tr>
+        <w:trPr>
+          <w:cantSplit/>
+          <w:tblHeader w:val="false"/>
+        </w:trPr>
+        <w:tc>
+          <w:tcPr>
+            <w:tcW w:type="dxa" w:w="2659"/>
+            <w:gridSpan w:val="1"/>
+            <w:tcBorders>
+              <w:top w:val="none" w:color="auto" w:sz="0"/>
+              <w:left w:val="none" w:color="auto" w:sz="0"/>
+              <w:bottom w:val="single" w:color="EEF2F7" w:sz="4"/>
+              <w:right w:val="none" w:color="auto" w:sz="0"/>
+            </w:tcBorders>
+            <w:tcMar>
+              <w:top w:type="dxa" w:w="105"/>
+              <w:left w:type="dxa" w:w="158"/>
+              <w:bottom w:type="dxa" w:w="105"/>
+              <w:right w:type="dxa" w:w="158"/>
+            </w:tcMar>
+            <w:vAlign w:val="top"/>
+          </w:tcPr>
+          <w:p>
+            <w:pPr>
+              <w:pStyle w:val="CudocTableCell"/>
+              <w:overflowPunct/>
+              <w:autoSpaceDN/>
+            </w:pPr>
+            <w:r>
+              <w:rPr>
+                <w:rStyle w:val="CudocCode"/>
+              </w:rPr>
+              <w:t xml:space="preserve">precipitation</w:t>
+            </w:r>
+          </w:p>
+        </w:tc>
+        <w:tc>
+          <w:tcPr>
+            <w:tcW w:type="dxa" w:w="2659"/>
+            <w:gridSpan w:val="1"/>
+            <w:tcBorders>
+              <w:top w:val="none" w:color="auto" w:sz="0"/>
+              <w:left w:val="none" w:color="auto" w:sz="0"/>
+              <w:bottom w:val="single" w:color="EEF2F7" w:sz="4"/>
+              <w:right w:val="none" w:color="auto" w:sz="0"/>
+            </w:tcBorders>
+            <w:tcMar>
+              <w:top w:type="dxa" w:w="105"/>
+              <w:left w:type="dxa" w:w="158"/>
+              <w:bottom w:type="dxa" w:w="105"/>
+              <w:right w:type="dxa" w:w="158"/>
+            </w:tcMar>
+            <w:vAlign w:val="top"/>
+          </w:tcPr>
+          <w:p>
+            <w:pPr>
+              <w:pStyle w:val="CudocTableCell"/>
+              <w:overflowPunct/>
+              <w:autoSpaceDN/>
+            </w:pPr>
+            <w:r>
+              <w:t xml:space="preserve">number</w:t>
+            </w:r>
+          </w:p>
+        </w:tc>
+        <w:tc>
+          <w:tcPr>
+            <w:tcW w:type="dxa" w:w="4320"/>
+            <w:gridSpan w:val="1"/>
+            <w:tcBorders>
+              <w:top w:val="none" w:color="auto" w:sz="0"/>
+              <w:left w:val="none" w:color="auto" w:sz="0"/>
+              <w:bottom w:val="single" w:color="EEF2F7" w:sz="4"/>
+              <w:right w:val="none" w:color="auto" w:sz="0"/>
+            </w:tcBorders>
+            <w:tcMar>
+              <w:top w:type="dxa" w:w="105"/>
+              <w:left w:type="dxa" w:w="158"/>
+              <w:bottom w:type="dxa" w:w="105"/>
+              <w:right w:type="dxa" w:w="158"/>
+            </w:tcMar>
+            <w:vAlign w:val="top"/>
+          </w:tcPr>
+          <w:p>
+            <w:pPr>
+              <w:pStyle w:val="CudocTableCell"/>
+              <w:overflowPunct/>
+              <w:autoSpaceDN/>
+            </w:pPr>
+            <w:r>
+              <w:t xml:space="preserve">Precipitation in the last ten minutes.</w:t>
+            </w:r>
+          </w:p>
+        </w:tc>
+      </w:tr>
+      <w:tr>
+        <w:trPr>
+          <w:cantSplit/>
+          <w:tblHeader w:val="false"/>
+        </w:trPr>
+        <w:tc>
+          <w:tcPr>
+            <w:tcW w:type="dxa" w:w="2659"/>
+            <w:gridSpan w:val="1"/>
+            <w:tcBorders>
+              <w:top w:val="none" w:color="auto" w:sz="0"/>
+              <w:left w:val="none" w:color="auto" w:sz="0"/>
+              <w:bottom w:val="single" w:color="EEF2F7" w:sz="4"/>
+              <w:right w:val="none" w:color="auto" w:sz="0"/>
+            </w:tcBorders>
+            <w:shd w:fill="FAFBFD" w:val="clear"/>
+            <w:tcMar>
+              <w:top w:type="dxa" w:w="105"/>
+              <w:left w:type="dxa" w:w="158"/>
+              <w:bottom w:type="dxa" w:w="105"/>
+              <w:right w:type="dxa" w:w="158"/>
+            </w:tcMar>
+            <w:vAlign w:val="top"/>
+          </w:tcPr>
+          <w:p>
+            <w:pPr>
+              <w:pStyle w:val="CudocTableCell"/>
+              <w:overflowPunct/>
+              <w:autoSpaceDN/>
+            </w:pPr>
+            <w:r>
+              <w:rPr>
+                <w:rStyle w:val="CudocCode"/>
+              </w:rPr>
+              <w:t xml:space="preserve">conditions</w:t>
+            </w:r>
+          </w:p>
+        </w:tc>
+        <w:tc>
+          <w:tcPr>
+            <w:tcW w:type="dxa" w:w="2659"/>
+            <w:gridSpan w:val="1"/>
+            <w:tcBorders>
+              <w:top w:val="none" w:color="auto" w:sz="0"/>
+              <w:left w:val="none" w:color="auto" w:sz="0"/>
+              <w:bottom w:val="single" w:color="EEF2F7" w:sz="4"/>
+              <w:right w:val="none" w:color="auto" w:sz="0"/>
+            </w:tcBorders>
+            <w:shd w:fill="FAFBFD" w:val="clear"/>
+            <w:tcMar>
+              <w:top w:type="dxa" w:w="105"/>
+              <w:left w:type="dxa" w:w="158"/>
+              <w:bottom w:type="dxa" w:w="105"/>
+              <w:right w:type="dxa" w:w="158"/>
+            </w:tcMar>
+            <w:vAlign w:val="top"/>
+          </w:tcPr>
+          <w:p>
+            <w:pPr>
+              <w:pStyle w:val="CudocTableCell"/>
+              <w:overflowPunct/>
+              <w:autoSpaceDN/>
+            </w:pPr>
+            <w:r>
+              <w:t xml:space="preserve">string</w:t>
+            </w:r>
+          </w:p>
+        </w:tc>
+        <w:tc>
+          <w:tcPr>
+            <w:tcW w:type="dxa" w:w="4320"/>
+            <w:gridSpan w:val="1"/>
+            <w:tcBorders>
+              <w:top w:val="none" w:color="auto" w:sz="0"/>
+              <w:left w:val="none" w:color="auto" w:sz="0"/>
+              <w:bottom w:val="single" w:color="EEF2F7" w:sz="4"/>
+              <w:right w:val="none" w:color="auto" w:sz="0"/>
+            </w:tcBorders>
+            <w:shd w:fill="FAFBFD" w:val="clear"/>
+            <w:tcMar>
+              <w:top w:type="dxa" w:w="105"/>
+              <w:left w:type="dxa" w:w="158"/>
+              <w:bottom w:type="dxa" w:w="105"/>
+              <w:right w:type="dxa" w:w="158"/>
+            </w:tcMar>
+            <w:vAlign w:val="top"/>
+          </w:tcPr>
+          <w:p>
+            <w:pPr>
+              <w:pStyle w:val="CudocTableCell"/>
+              <w:overflowPunct/>
+              <w:autoSpaceDN/>
+            </w:pPr>
+            <w:r>
+              <w:t xml:space="preserve">A summary word; see </w:t>
+            </w:r>
+            <w:hyperlink w:history="1" r:id="rId04r-deu1rues6v1yd82dv">
+              <w:r>
+                <w:t xml:space="preserve">Read the response</w:t>
+              </w:r>
+            </w:hyperlink>
+            <w:r>
+              <w:t xml:space="preserve">.</w:t>
+            </w:r>
+          </w:p>
+        </w:tc>
+      </w:tr>
+      <w:tr>
+        <w:trPr>
+          <w:cantSplit/>
+          <w:tblHeader w:val="false"/>
+        </w:trPr>
+        <w:tc>
+          <w:tcPr>
+            <w:tcW w:type="dxa" w:w="2659"/>
+            <w:gridSpan w:val="1"/>
+            <w:tcBorders>
+              <w:top w:val="none" w:color="auto" w:sz="0"/>
+              <w:left w:val="none" w:color="auto" w:sz="0"/>
+              <w:bottom w:val="single" w:color="EEF2F7" w:sz="4"/>
+              <w:right w:val="none" w:color="auto" w:sz="0"/>
+            </w:tcBorders>
+            <w:tcMar>
+              <w:top w:type="dxa" w:w="105"/>
+              <w:left w:type="dxa" w:w="158"/>
+              <w:bottom w:type="dxa" w:w="105"/>
+              <w:right w:type="dxa" w:w="158"/>
+            </w:tcMar>
+            <w:vAlign w:val="top"/>
+          </w:tcPr>
+          <w:p>
+            <w:pPr>
+              <w:pStyle w:val="CudocTableCell"/>
+              <w:overflowPunct/>
+              <w:autoSpaceDN/>
+            </w:pPr>
+            <w:r>
+              <w:rPr>
+                <w:rStyle w:val="CudocCode"/>
+              </w:rPr>
+              <w:t xml:space="preserve">stale</w:t>
+            </w:r>
+          </w:p>
+        </w:tc>
+        <w:tc>
+          <w:tcPr>
+            <w:tcW w:type="dxa" w:w="2659"/>
+            <w:gridSpan w:val="1"/>
+            <w:tcBorders>
+              <w:top w:val="none" w:color="auto" w:sz="0"/>
+              <w:left w:val="none" w:color="auto" w:sz="0"/>
+              <w:bottom w:val="single" w:color="EEF2F7" w:sz="4"/>
+              <w:right w:val="none" w:color="auto" w:sz="0"/>
+            </w:tcBorders>
+            <w:tcMar>
+              <w:top w:type="dxa" w:w="105"/>
+              <w:left w:type="dxa" w:w="158"/>
+              <w:bottom w:type="dxa" w:w="105"/>
+              <w:right w:type="dxa" w:w="158"/>
+            </w:tcMar>
+            <w:vAlign w:val="top"/>
+          </w:tcPr>
+          <w:p>
+            <w:pPr>
+              <w:pStyle w:val="CudocTableCell"/>
+              <w:overflowPunct/>
+              <w:autoSpaceDN/>
+            </w:pPr>
+            <w:r>
+              <w:t xml:space="preserve">boolean</w:t>
+            </w:r>
+          </w:p>
+        </w:tc>
+        <w:tc>
+          <w:tcPr>
+            <w:tcW w:type="dxa" w:w="4320"/>
+            <w:gridSpan w:val="1"/>
+            <w:tcBorders>
+              <w:top w:val="none" w:color="auto" w:sz="0"/>
+              <w:left w:val="none" w:color="auto" w:sz="0"/>
+              <w:bottom w:val="single" w:color="EEF2F7" w:sz="4"/>
+              <w:right w:val="none" w:color="auto" w:sz="0"/>
+            </w:tcBorders>
+            <w:tcMar>
+              <w:top w:type="dxa" w:w="105"/>
+              <w:left w:type="dxa" w:w="158"/>
+              <w:bottom w:type="dxa" w:w="105"/>
+              <w:right w:type="dxa" w:w="158"/>
+            </w:tcMar>
+            <w:vAlign w:val="top"/>
+          </w:tcPr>
+          <w:p>
+            <w:pPr>
+              <w:pStyle w:val="CudocTableCell"/>
+              <w:overflowPunct/>
+              <w:autoSpaceDN/>
+            </w:pPr>
+            <w:r>
+              <w:rPr>
+                <w:rStyle w:val="CudocCode"/>
+              </w:rPr>
+              <w:t xml:space="preserve">true</w:t>
+            </w:r>
+            <w:r>
+              <w:t xml:space="preserve"> when </w:t>
+            </w:r>
+            <w:r>
+              <w:rPr>
+                <w:rStyle w:val="CudocCode"/>
+              </w:rPr>
+              <w:t xml:space="preserve">observedAt</w:t>
+            </w:r>
+            <w:r>
+              <w:t xml:space="preserve"> is more than fifteen minutes old.</w:t>
+            </w:r>
+          </w:p>
+        </w:tc>
+      </w:tr>
+      <w:tr>
+        <w:trPr>
+          <w:cantSplit/>
+          <w:tblHeader w:val="false"/>
+        </w:trPr>
+        <w:tc>
+          <w:tcPr>
+            <w:tcW w:type="dxa" w:w="2659"/>
+            <w:gridSpan w:val="1"/>
+            <w:tcBorders>
+              <w:top w:val="none" w:color="auto" w:sz="0"/>
+              <w:left w:val="none" w:color="auto" w:sz="0"/>
+              <w:bottom w:val="none" w:color="auto" w:sz="0"/>
+              <w:right w:val="none" w:color="auto" w:sz="0"/>
+            </w:tcBorders>
+            <w:shd w:fill="FAFBFD" w:val="clear"/>
+            <w:tcMar>
+              <w:top w:type="dxa" w:w="105"/>
+              <w:left w:type="dxa" w:w="158"/>
+              <w:bottom w:type="dxa" w:w="105"/>
+              <w:right w:type="dxa" w:w="158"/>
+            </w:tcMar>
+            <w:vAlign w:val="top"/>
+          </w:tcPr>
+          <w:p>
+            <w:pPr>
+              <w:pStyle w:val="CudocTableCell"/>
+              <w:overflowPunct/>
+              <w:autoSpaceDN/>
+            </w:pPr>
+            <w:r>
+              <w:rPr>
+                <w:rStyle w:val="CudocCode"/>
+              </w:rPr>
+              <w:t xml:space="preserve">units</w:t>
+            </w:r>
+          </w:p>
+        </w:tc>
+        <w:tc>
+          <w:tcPr>
+            <w:tcW w:type="dxa" w:w="2659"/>
+            <w:gridSpan w:val="1"/>
+            <w:tcBorders>
+              <w:top w:val="none" w:color="auto" w:sz="0"/>
+              <w:left w:val="none" w:color="auto" w:sz="0"/>
+              <w:bottom w:val="none" w:color="auto" w:sz="0"/>
+              <w:right w:val="none" w:color="auto" w:sz="0"/>
+            </w:tcBorders>
+            <w:shd w:fill="FAFBFD" w:val="clear"/>
+            <w:tcMar>
+              <w:top w:type="dxa" w:w="105"/>
+              <w:left w:type="dxa" w:w="158"/>
+              <w:bottom w:type="dxa" w:w="105"/>
+              <w:right w:type="dxa" w:w="158"/>
+            </w:tcMar>
+            <w:vAlign w:val="top"/>
+          </w:tcPr>
+          <w:p>
+            <w:pPr>
+              <w:pStyle w:val="CudocTableCell"/>
+              <w:overflowPunct/>
+              <w:autoSpaceDN/>
+            </w:pPr>
+            <w:r>
+              <w:t xml:space="preserve">object</w:t>
+            </w:r>
+          </w:p>
+        </w:tc>
+        <w:tc>
+          <w:tcPr>
+            <w:tcW w:type="dxa" w:w="4320"/>
+            <w:gridSpan w:val="1"/>
+            <w:tcBorders>
+              <w:top w:val="none" w:color="auto" w:sz="0"/>
+              <w:left w:val="none" w:color="auto" w:sz="0"/>
+              <w:bottom w:val="none" w:color="auto" w:sz="0"/>
+              <w:right w:val="none" w:color="auto" w:sz="0"/>
+            </w:tcBorders>
+            <w:shd w:fill="FAFBFD" w:val="clear"/>
+            <w:tcMar>
+              <w:top w:type="dxa" w:w="105"/>
+              <w:left w:type="dxa" w:w="158"/>
+              <w:bottom w:type="dxa" w:w="105"/>
+              <w:right w:type="dxa" w:w="158"/>
+            </w:tcMar>
+            <w:vAlign w:val="top"/>
+          </w:tcPr>
+          <w:p>
+            <w:pPr>
+              <w:pStyle w:val="CudocTableCell"/>
+              <w:overflowPunct/>
+              <w:autoSpaceDN/>
+            </w:pPr>
+            <w:r>
+              <w:t xml:space="preserve">The unit of every numeric field.</w:t>
+            </w:r>
+          </w:p>
+        </w:tc>
+      </w:tr>
+    </w:tbl>
+    <w:p>
+      <w:pPr>
+        <w:pStyle w:val="CudocBody"/>
+        <w:overflowPunct/>
+        <w:spacing w:before="210"/>
+        <w:autoSpaceDN/>
+      </w:pPr>
+      <w:r>
+        <w:t xml:space="preserve">Responses are cached at the edge for sixty seconds and carry an </w:t>
+      </w:r>
+      <w:r>
+        <w:rPr>
+          <w:rStyle w:val="CudocCode"/>
+        </w:rPr>
+        <w:t xml:space="preserve">ETag</w:t>
+      </w:r>
+      <w:r>
         <w:t xml:space="preserve">.</w:t>
       </w:r>
     </w:p>
     <w:p>
       <w:pPr>
         <w:pStyle w:val="Heading2"/>
-        <w:pageBreakBefore/>
         <w:overflowPunct/>
         <w:autoSpaceDN/>
       </w:pPr>
@@ -1351,9 +3279,150 @@
             <w:tcBorders>
               <w:top w:val="none" w:color="auto" w:sz="0"/>
               <w:left w:val="none" w:color="auto" w:sz="0"/>
+              <w:bottom w:val="single" w:color="EEF2F7" w:sz="4"/>
+              <w:right w:val="none" w:color="auto" w:sz="0"/>
+            </w:tcBorders>
+            <w:tcMar>
+              <w:top w:type="dxa" w:w="105"/>
+              <w:left w:type="dxa" w:w="158"/>
+              <w:bottom w:type="dxa" w:w="105"/>
+              <w:right w:type="dxa" w:w="158"/>
+            </w:tcMar>
+            <w:vAlign w:val="top"/>
+          </w:tcPr>
+          <w:p>
+            <w:pPr>
+              <w:pStyle w:val="CudocTableCell"/>
+              <w:overflowPunct/>
+              <w:autoSpaceDN/>
+            </w:pPr>
+            <w:r>
+              <w:rPr>
+                <w:rStyle w:val="CudocCode"/>
+              </w:rPr>
+              <w:t xml:space="preserve">units</w:t>
+            </w:r>
+          </w:p>
+        </w:tc>
+        <w:tc>
+          <w:tcPr>
+            <w:tcW w:type="dxa" w:w="1772"/>
+            <w:gridSpan w:val="1"/>
+            <w:tcBorders>
+              <w:top w:val="none" w:color="auto" w:sz="0"/>
+              <w:left w:val="none" w:color="auto" w:sz="0"/>
+              <w:bottom w:val="single" w:color="EEF2F7" w:sz="4"/>
+              <w:right w:val="none" w:color="auto" w:sz="0"/>
+            </w:tcBorders>
+            <w:tcMar>
+              <w:top w:type="dxa" w:w="105"/>
+              <w:left w:type="dxa" w:w="158"/>
+              <w:bottom w:type="dxa" w:w="105"/>
+              <w:right w:type="dxa" w:w="158"/>
+            </w:tcMar>
+            <w:vAlign w:val="top"/>
+          </w:tcPr>
+          <w:p>
+            <w:pPr>
+              <w:pStyle w:val="CudocTableCell"/>
+              <w:overflowPunct/>
+              <w:autoSpaceDN/>
+            </w:pPr>
+            <w:r>
+              <w:t xml:space="preserve">string</w:t>
+            </w:r>
+          </w:p>
+        </w:tc>
+        <w:tc>
+          <w:tcPr>
+            <w:tcW w:type="dxa" w:w="1772"/>
+            <w:gridSpan w:val="1"/>
+            <w:tcBorders>
+              <w:top w:val="none" w:color="auto" w:sz="0"/>
+              <w:left w:val="none" w:color="auto" w:sz="0"/>
+              <w:bottom w:val="single" w:color="EEF2F7" w:sz="4"/>
+              <w:right w:val="none" w:color="auto" w:sz="0"/>
+            </w:tcBorders>
+            <w:tcMar>
+              <w:top w:type="dxa" w:w="105"/>
+              <w:left w:type="dxa" w:w="158"/>
+              <w:bottom w:type="dxa" w:w="105"/>
+              <w:right w:type="dxa" w:w="158"/>
+            </w:tcMar>
+            <w:vAlign w:val="top"/>
+          </w:tcPr>
+          <w:p>
+            <w:pPr>
+              <w:pStyle w:val="CudocTableCell"/>
+              <w:overflowPunct/>
+              <w:autoSpaceDN/>
+            </w:pPr>
+            <w:r>
+              <w:t xml:space="preserve">no</w:t>
+            </w:r>
+          </w:p>
+        </w:tc>
+        <w:tc>
+          <w:tcPr>
+            <w:tcW w:type="dxa" w:w="4320"/>
+            <w:gridSpan w:val="1"/>
+            <w:tcBorders>
+              <w:top w:val="none" w:color="auto" w:sz="0"/>
+              <w:left w:val="none" w:color="auto" w:sz="0"/>
+              <w:bottom w:val="single" w:color="EEF2F7" w:sz="4"/>
+              <w:right w:val="none" w:color="auto" w:sz="0"/>
+            </w:tcBorders>
+            <w:tcMar>
+              <w:top w:type="dxa" w:w="105"/>
+              <w:left w:type="dxa" w:w="158"/>
+              <w:bottom w:type="dxa" w:w="105"/>
+              <w:right w:type="dxa" w:w="158"/>
+            </w:tcMar>
+            <w:vAlign w:val="top"/>
+          </w:tcPr>
+          <w:p>
+            <w:pPr>
+              <w:pStyle w:val="CudocTableCell"/>
+              <w:overflowPunct/>
+              <w:autoSpaceDN/>
+            </w:pPr>
+            <w:r>
+              <w:rPr>
+                <w:rStyle w:val="CudocCode"/>
+              </w:rPr>
+              <w:t xml:space="preserve">metric</w:t>
+            </w:r>
+            <w:r>
+              <w:t xml:space="preserve"> (default) or </w:t>
+            </w:r>
+            <w:r>
+              <w:rPr>
+                <w:rStyle w:val="CudocCode"/>
+              </w:rPr>
+              <w:t xml:space="preserve">imperial</w:t>
+            </w:r>
+            <w:r>
+              <w:t xml:space="preserve">.</w:t>
+            </w:r>
+          </w:p>
+        </w:tc>
+      </w:tr>
+      <w:tr>
+        <w:trPr>
+          <w:cantSplit/>
+          <w:tblHeader w:val="false"/>
+        </w:trPr>
+        <w:tc>
+          <w:tcPr>
+            <w:tcW w:type="dxa" w:w="1772"/>
+            <w:gridSpan w:val="1"/>
+            <w:tcBorders>
+              <w:top w:val="none" w:color="auto" w:sz="0"/>
+              <w:left w:val="none" w:color="auto" w:sz="0"/>
               <w:bottom w:val="none" w:color="auto" w:sz="0"/>
               <w:right w:val="none" w:color="auto" w:sz="0"/>
             </w:tcBorders>
+            <w:shd w:fill="FAFBFD" w:val="clear"/>
             <w:tcMar>
               <w:top w:type="dxa" w:w="105"/>
               <w:left w:type="dxa" w:w="158"/>
@@ -1386,6 +3455,7 @@
               <w:bottom w:val="none" w:color="auto" w:sz="0"/>
               <w:right w:val="none" w:color="auto" w:sz="0"/>
             </w:tcBorders>
+            <w:shd w:fill="FAFBFD" w:val="clear"/>
             <w:tcMar>
               <w:top w:type="dxa" w:w="105"/>
               <w:left w:type="dxa" w:w="158"/>
@@ -1415,6 +3485,7 @@
               <w:bottom w:val="none" w:color="auto" w:sz="0"/>
               <w:right w:val="none" w:color="auto" w:sz="0"/>
             </w:tcBorders>
+            <w:shd w:fill="FAFBFD" w:val="clear"/>
             <w:tcMar>
               <w:top w:type="dxa" w:w="105"/>
               <w:left w:type="dxa" w:w="158"/>
@@ -1444,6 +3515,7 @@
               <w:bottom w:val="none" w:color="auto" w:sz="0"/>
               <w:right w:val="none" w:color="auto" w:sz="0"/>
             </w:tcBorders>
+            <w:shd w:fill="FAFBFD" w:val="clear"/>
             <w:tcMar>
               <w:top w:type="dxa" w:w="105"/>
               <w:left w:type="dxa" w:w="158"/>
@@ -1517,19 +3589,581 @@
               <w:t xml:space="preserve">Probability and amount</w:t>
             </w:r>
           </w:p>
+          <w:p>
+            <w:pPr>
+              <w:pStyle w:val="CudocTableCell"/>
+              <w:numPr>
+                <w:ilvl w:val="0"/>
+                <w:numId w:val="2"/>
+              </w:numPr>
+              <w:overflowPunct/>
+              <w:autoSpaceDN/>
+            </w:pPr>
+            <w:r>
+              <w:rPr>
+                <w:rStyle w:val="CudocCode"/>
+              </w:rPr>
+              <w:t xml:space="preserve">cloudCover</w:t>
+            </w:r>
+          </w:p>
         </w:tc>
       </w:tr>
     </w:tbl>
     <w:p>
       <w:pPr>
-        <w:pStyle w:val="Heading2"/>
-        <w:pageBreakBefore/>
+        <w:pStyle w:val="CudocBody"/>
+        <w:overflowPunct/>
+        <w:spacing w:before="210"/>
+        <w:autoSpaceDN/>
+      </w:pPr>
+      <w:r>
+        <w:rPr>
+          <w:rStyle w:val="CudocCode"/>
+        </w:rPr>
+        <w:t xml:space="preserve">fields</w:t>
+      </w:r>
+      <w:r>
+        <w:t xml:space="preserve"> narrows the response to the named groups; without it every group is returned. The response carries the model run that produced the points and the points themselves:</w:t>
+      </w:r>
+    </w:p>
+    <w:p>
+      <w:pPr>
+        <w:pStyle w:val="CudocCodeBlock"/>
+        <w:overflowPunct/>
+        <w:spacing w:after="0" w:before="210"/>
+        <w:autoSpaceDN/>
+      </w:pPr>
+      <w:r>
+        <w:t xml:space="preserve">{</w:t>
+      </w:r>
+    </w:p>
+    <w:p>
+      <w:pPr>
+        <w:pStyle w:val="CudocCodeBlock"/>
+        <w:overflowPunct/>
+        <w:spacing w:after="0" w:before="0"/>
+        <w:autoSpaceDN/>
+      </w:pPr>
+      <w:r>
+        <w:t xml:space="preserve">  </w:t>
+      </w:r>
+      <w:r>
+        <w:rPr>
+          <w:rStyle w:val="CudocCodeString"/>
+        </w:rPr>
+        <w:t xml:space="preserve">"station"</w:t>
+      </w:r>
+      <w:r>
+        <w:t xml:space="preserve">:</w:t>
+      </w:r>
+      <w:r>
+        <w:t xml:space="preserve"> </w:t>
+      </w:r>
+      <w:r>
+        <w:rPr>
+          <w:rStyle w:val="CudocCodeString"/>
+        </w:rPr>
+        <w:t xml:space="preserve">"OSL-01"</w:t>
+      </w:r>
+      <w:r>
+        <w:t xml:space="preserve">,</w:t>
+      </w:r>
+    </w:p>
+    <w:p>
+      <w:pPr>
+        <w:pStyle w:val="CudocCodeBlock"/>
+        <w:overflowPunct/>
+        <w:spacing w:after="0" w:before="0"/>
+        <w:autoSpaceDN/>
+      </w:pPr>
+      <w:r>
+        <w:t xml:space="preserve">  </w:t>
+      </w:r>
+      <w:r>
+        <w:rPr>
+          <w:rStyle w:val="CudocCodeString"/>
+        </w:rPr>
+        <w:t xml:space="preserve">"issuedAt"</w:t>
+      </w:r>
+      <w:r>
+        <w:t xml:space="preserve">:</w:t>
+      </w:r>
+      <w:r>
+        <w:t xml:space="preserve"> </w:t>
+      </w:r>
+      <w:r>
+        <w:rPr>
+          <w:rStyle w:val="CudocCodeString"/>
+        </w:rPr>
+        <w:t xml:space="preserve">"2026-09-22T05:05:00Z"</w:t>
+      </w:r>
+      <w:r>
+        <w:t xml:space="preserve">,</w:t>
+      </w:r>
+    </w:p>
+    <w:p>
+      <w:pPr>
+        <w:pStyle w:val="CudocCodeBlock"/>
+        <w:overflowPunct/>
+        <w:spacing w:after="0" w:before="0"/>
+        <w:autoSpaceDN/>
+      </w:pPr>
+      <w:r>
+        <w:t xml:space="preserve">  </w:t>
+      </w:r>
+      <w:r>
+        <w:rPr>
+          <w:rStyle w:val="CudocCodeString"/>
+        </w:rPr>
+        <w:t xml:space="preserve">"points"</w:t>
+      </w:r>
+      <w:r>
+        <w:t xml:space="preserve">:</w:t>
+      </w:r>
+      <w:r>
+        <w:t xml:space="preserve"> </w:t>
+      </w:r>
+      <w:r>
+        <w:t xml:space="preserve">[</w:t>
+      </w:r>
+    </w:p>
+    <w:p>
+      <w:pPr>
+        <w:pStyle w:val="CudocCodeBlock"/>
+        <w:overflowPunct/>
+        <w:spacing w:after="0" w:before="0"/>
+        <w:autoSpaceDN/>
+      </w:pPr>
+      <w:r>
+        <w:t xml:space="preserve">    </w:t>
+      </w:r>
+      <w:r>
+        <w:t xml:space="preserve">{</w:t>
+      </w:r>
+    </w:p>
+    <w:p>
+      <w:pPr>
+        <w:pStyle w:val="CudocCodeBlock"/>
+        <w:overflowPunct/>
+        <w:spacing w:after="0" w:before="0"/>
+        <w:autoSpaceDN/>
+      </w:pPr>
+      <w:r>
+        <w:t xml:space="preserve">      </w:t>
+      </w:r>
+      <w:r>
+        <w:rPr>
+          <w:rStyle w:val="CudocCodeString"/>
+        </w:rPr>
+        <w:t xml:space="preserve">"validAt"</w:t>
+      </w:r>
+      <w:r>
+        <w:t xml:space="preserve">:</w:t>
+      </w:r>
+      <w:r>
+        <w:t xml:space="preserve"> </w:t>
+      </w:r>
+      <w:r>
+        <w:rPr>
+          <w:rStyle w:val="CudocCodeString"/>
+        </w:rPr>
+        <w:t xml:space="preserve">"2026-09-22T07:00:00Z"</w:t>
+      </w:r>
+      <w:r>
+        <w:t xml:space="preserve">,</w:t>
+      </w:r>
+    </w:p>
+    <w:p>
+      <w:pPr>
+        <w:pStyle w:val="CudocCodeBlock"/>
+        <w:overflowPunct/>
+        <w:spacing w:after="0" w:before="0"/>
+        <w:autoSpaceDN/>
+      </w:pPr>
+      <w:r>
+        <w:t xml:space="preserve">      </w:t>
+      </w:r>
+      <w:r>
+        <w:rPr>
+          <w:rStyle w:val="CudocCodeString"/>
+        </w:rPr>
+        <w:t xml:space="preserve">"temperature"</w:t>
+      </w:r>
+      <w:r>
+        <w:t xml:space="preserve">:</w:t>
+      </w:r>
+      <w:r>
+        <w:t xml:space="preserve"> </w:t>
+      </w:r>
+      <w:r>
+        <w:rPr>
+          <w:rStyle w:val="CudocCodeNumber"/>
+        </w:rPr>
+        <w:t xml:space="preserve">12.1</w:t>
+      </w:r>
+      <w:r>
+        <w:t xml:space="preserve">,</w:t>
+      </w:r>
+    </w:p>
+    <w:p>
+      <w:pPr>
+        <w:pStyle w:val="CudocCodeBlock"/>
+        <w:overflowPunct/>
+        <w:spacing w:after="0" w:before="0"/>
+        <w:autoSpaceDN/>
+      </w:pPr>
+      <w:r>
+        <w:t xml:space="preserve">      </w:t>
+      </w:r>
+      <w:r>
+        <w:rPr>
+          <w:rStyle w:val="CudocCodeString"/>
+        </w:rPr>
+        <w:t xml:space="preserve">"windSpeed"</w:t>
+      </w:r>
+      <w:r>
+        <w:t xml:space="preserve">:</w:t>
+      </w:r>
+      <w:r>
+        <w:t xml:space="preserve"> </w:t>
+      </w:r>
+      <w:r>
+        <w:rPr>
+          <w:rStyle w:val="CudocCodeNumber"/>
+        </w:rPr>
+        <w:t xml:space="preserve">4.0</w:t>
+      </w:r>
+      <w:r>
+        <w:t xml:space="preserve">,</w:t>
+      </w:r>
+    </w:p>
+    <w:p>
+      <w:pPr>
+        <w:pStyle w:val="CudocCodeBlock"/>
+        <w:overflowPunct/>
+        <w:spacing w:after="0" w:before="0"/>
+        <w:autoSpaceDN/>
+      </w:pPr>
+      <w:r>
+        <w:t xml:space="preserve">      </w:t>
+      </w:r>
+      <w:r>
+        <w:rPr>
+          <w:rStyle w:val="CudocCodeString"/>
+        </w:rPr>
+        <w:t xml:space="preserve">"windDirection"</w:t>
+      </w:r>
+      <w:r>
+        <w:t xml:space="preserve">:</w:t>
+      </w:r>
+      <w:r>
+        <w:t xml:space="preserve"> </w:t>
+      </w:r>
+      <w:r>
+        <w:rPr>
+          <w:rStyle w:val="CudocCodeNumber"/>
+        </w:rPr>
+        <w:t xml:space="preserve">250</w:t>
+      </w:r>
+      <w:r>
+        <w:t xml:space="preserve">,</w:t>
+      </w:r>
+    </w:p>
+    <w:p>
+      <w:pPr>
+        <w:pStyle w:val="CudocCodeBlock"/>
+        <w:overflowPunct/>
+        <w:spacing w:after="0" w:before="0"/>
+        <w:autoSpaceDN/>
+      </w:pPr>
+      <w:r>
+        <w:t xml:space="preserve">      </w:t>
+      </w:r>
+      <w:r>
+        <w:rPr>
+          <w:rStyle w:val="CudocCodeString"/>
+        </w:rPr>
+        <w:t xml:space="preserve">"precipitationProbability"</w:t>
+      </w:r>
+      <w:r>
+        <w:t xml:space="preserve">:</w:t>
+      </w:r>
+      <w:r>
+        <w:t xml:space="preserve"> </w:t>
+      </w:r>
+      <w:r>
+        <w:rPr>
+          <w:rStyle w:val="CudocCodeNumber"/>
+        </w:rPr>
+        <w:t xml:space="preserve">0.15</w:t>
+      </w:r>
+      <w:r>
+        <w:t xml:space="preserve">,</w:t>
+      </w:r>
+    </w:p>
+    <w:p>
+      <w:pPr>
+        <w:pStyle w:val="CudocCodeBlock"/>
+        <w:overflowPunct/>
+        <w:spacing w:after="0" w:before="0"/>
+        <w:autoSpaceDN/>
+      </w:pPr>
+      <w:r>
+        <w:t xml:space="preserve">      </w:t>
+      </w:r>
+      <w:r>
+        <w:rPr>
+          <w:rStyle w:val="CudocCodeString"/>
+        </w:rPr>
+        <w:t xml:space="preserve">"precipitationAmount"</w:t>
+      </w:r>
+      <w:r>
+        <w:t xml:space="preserve">:</w:t>
+      </w:r>
+      <w:r>
+        <w:t xml:space="preserve"> </w:t>
+      </w:r>
+      <w:r>
+        <w:rPr>
+          <w:rStyle w:val="CudocCodeNumber"/>
+        </w:rPr>
+        <w:t xml:space="preserve">0.0</w:t>
+      </w:r>
+      <w:r>
+        <w:t xml:space="preserve">,</w:t>
+      </w:r>
+    </w:p>
+    <w:p>
+      <w:pPr>
+        <w:pStyle w:val="CudocCodeBlock"/>
+        <w:overflowPunct/>
+        <w:spacing w:after="0" w:before="0"/>
+        <w:autoSpaceDN/>
+      </w:pPr>
+      <w:r>
+        <w:t xml:space="preserve">      </w:t>
+      </w:r>
+      <w:r>
+        <w:rPr>
+          <w:rStyle w:val="CudocCodeString"/>
+        </w:rPr>
+        <w:t xml:space="preserve">"cloudCover"</w:t>
+      </w:r>
+      <w:r>
+        <w:t xml:space="preserve">:</w:t>
+      </w:r>
+      <w:r>
+        <w:t xml:space="preserve"> </w:t>
+      </w:r>
+      <w:r>
+        <w:rPr>
+          <w:rStyle w:val="CudocCodeNumber"/>
+        </w:rPr>
+        <w:t xml:space="preserve">0.9</w:t>
+      </w:r>
+    </w:p>
+    <w:p>
+      <w:pPr>
+        <w:pStyle w:val="CudocCodeBlock"/>
+        <w:overflowPunct/>
+        <w:spacing w:after="0" w:before="0"/>
+        <w:autoSpaceDN/>
+      </w:pPr>
+      <w:r>
+        <w:t xml:space="preserve">    </w:t>
+      </w:r>
+      <w:r>
+        <w:t xml:space="preserve">}</w:t>
+      </w:r>
+    </w:p>
+    <w:p>
+      <w:pPr>
+        <w:pStyle w:val="CudocCodeBlock"/>
+        <w:overflowPunct/>
+        <w:spacing w:after="0" w:before="0"/>
+        <w:autoSpaceDN/>
+      </w:pPr>
+      <w:r>
+        <w:t xml:space="preserve">  </w:t>
+      </w:r>
+      <w:r>
+        <w:t xml:space="preserve">]</w:t>
+      </w:r>
+      <w:r>
+        <w:t xml:space="preserve">,</w:t>
+      </w:r>
+    </w:p>
+    <w:p>
+      <w:pPr>
+        <w:pStyle w:val="CudocCodeBlock"/>
+        <w:overflowPunct/>
+        <w:spacing w:after="0" w:before="0"/>
+        <w:autoSpaceDN/>
+      </w:pPr>
+      <w:r>
+        <w:t xml:space="preserve">  </w:t>
+      </w:r>
+      <w:r>
+        <w:rPr>
+          <w:rStyle w:val="CudocCodeString"/>
+        </w:rPr>
+        <w:t xml:space="preserve">"units"</w:t>
+      </w:r>
+      <w:r>
+        <w:t xml:space="preserve">:</w:t>
+      </w:r>
+      <w:r>
+        <w:t xml:space="preserve"> </w:t>
+      </w:r>
+      <w:r>
+        <w:t xml:space="preserve">{</w:t>
+      </w:r>
+    </w:p>
+    <w:p>
+      <w:pPr>
+        <w:pStyle w:val="CudocCodeBlock"/>
+        <w:overflowPunct/>
+        <w:spacing w:after="0" w:before="0"/>
+        <w:autoSpaceDN/>
+      </w:pPr>
+      <w:r>
+        <w:t xml:space="preserve">    </w:t>
+      </w:r>
+      <w:r>
+        <w:rPr>
+          <w:rStyle w:val="CudocCodeString"/>
+        </w:rPr>
+        <w:t xml:space="preserve">"temperature"</w:t>
+      </w:r>
+      <w:r>
+        <w:t xml:space="preserve">:</w:t>
+      </w:r>
+      <w:r>
+        <w:t xml:space="preserve"> </w:t>
+      </w:r>
+      <w:r>
+        <w:rPr>
+          <w:rStyle w:val="CudocCodeString"/>
+        </w:rPr>
+        <w:t xml:space="preserve">"C"</w:t>
+      </w:r>
+      <w:r>
+        <w:t xml:space="preserve">,</w:t>
+      </w:r>
+    </w:p>
+    <w:p>
+      <w:pPr>
+        <w:pStyle w:val="CudocCodeBlock"/>
+        <w:overflowPunct/>
+        <w:spacing w:after="0" w:before="0"/>
+        <w:autoSpaceDN/>
+      </w:pPr>
+      <w:r>
+        <w:t xml:space="preserve">    </w:t>
+      </w:r>
+      <w:r>
+        <w:rPr>
+          <w:rStyle w:val="CudocCodeString"/>
+        </w:rPr>
+        <w:t xml:space="preserve">"windSpeed"</w:t>
+      </w:r>
+      <w:r>
+        <w:t xml:space="preserve">:</w:t>
+      </w:r>
+      <w:r>
+        <w:t xml:space="preserve"> </w:t>
+      </w:r>
+      <w:r>
+        <w:rPr>
+          <w:rStyle w:val="CudocCodeString"/>
+        </w:rPr>
+        <w:t xml:space="preserve">"m/s"</w:t>
+      </w:r>
+      <w:r>
+        <w:t xml:space="preserve">,</w:t>
+      </w:r>
+    </w:p>
+    <w:p>
+      <w:pPr>
+        <w:pStyle w:val="CudocCodeBlock"/>
+        <w:overflowPunct/>
+        <w:spacing w:after="0" w:before="0"/>
+        <w:autoSpaceDN/>
+      </w:pPr>
+      <w:r>
+        <w:t xml:space="preserve">    </w:t>
+      </w:r>
+      <w:r>
+        <w:rPr>
+          <w:rStyle w:val="CudocCodeString"/>
+        </w:rPr>
+        <w:t xml:space="preserve">"precipitationAmount"</w:t>
+      </w:r>
+      <w:r>
+        <w:t xml:space="preserve">:</w:t>
+      </w:r>
+      <w:r>
+        <w:t xml:space="preserve"> </w:t>
+      </w:r>
+      <w:r>
+        <w:rPr>
+          <w:rStyle w:val="CudocCodeString"/>
+        </w:rPr>
+        <w:t xml:space="preserve">"mm"</w:t>
+      </w:r>
+    </w:p>
+    <w:p>
+      <w:pPr>
+        <w:pStyle w:val="CudocCodeBlock"/>
+        <w:overflowPunct/>
+        <w:spacing w:after="0" w:before="0"/>
+        <w:autoSpaceDN/>
+      </w:pPr>
+      <w:r>
+        <w:t xml:space="preserve">  </w:t>
+      </w:r>
+      <w:r>
+        <w:t xml:space="preserve">}</w:t>
+      </w:r>
+    </w:p>
+    <w:p>
+      <w:pPr>
+        <w:pStyle w:val="CudocCodeBlock"/>
+        <w:overflowPunct/>
+        <w:spacing w:after="210" w:before="0"/>
+        <w:autoSpaceDN/>
+      </w:pPr>
+      <w:r>
+        <w:t xml:space="preserve">}</w:t>
+      </w:r>
+    </w:p>
+    <w:p>
+      <w:pPr>
+        <w:pStyle w:val="CudocBody"/>
         <w:overflowPunct/>
         <w:autoSpaceDN/>
       </w:pPr>
-      <w:bookmarkStart w:name="cudocjYerOFLkfLYDJesMgzCfLHXUFO" w:id="5"/>
-      <w:r>
-        <w:t xml:space="preserve">Station directory</w:t>
+      <w:r>
+        <w:t xml:space="preserve">Beyond 24 hours the Community plan receives no points; the other plans receive up to 48. See </w:t>
+      </w:r>
+      <w:hyperlink w:history="1" r:id="rId1lafzxap2mm7k5sneasni">
+        <w:r>
+          <w:t xml:space="preserve">Plans compared</w:t>
+        </w:r>
+      </w:hyperlink>
+      <w:r>
+        <w:t xml:space="preserve">.</w:t>
+      </w:r>
+    </w:p>
+    <w:p>
+      <w:pPr>
+        <w:pStyle w:val="Heading2"/>
+        <w:overflowPunct/>
+        <w:autoSpaceDN/>
+      </w:pPr>
+      <w:bookmarkStart w:name="cudoc7kTo5JWl5fRWCGVRyihhpvf2nQ" w:id="5"/>
+      <w:r>
+        <w:t xml:space="preserve">Daily forecast</w:t>
       </w:r>
       <w:bookmarkEnd w:id="5"/>
     </w:p>
@@ -1540,7 +4174,7 @@
         <w:autoSpaceDN/>
       </w:pPr>
       <w:r>
-        <w:t xml:space="preserve">Lists the stations a key may read, with their location and status.</w:t>
+        <w:t xml:space="preserve">Returns one forecast summary per calendar day, up to seven days ahead.</w:t>
       </w:r>
     </w:p>
     <w:tbl>
@@ -1715,7 +4349,7 @@
               <w:rPr>
                 <w:rStyle w:val="CudocCode"/>
               </w:rPr>
-              <w:t xml:space="preserve">/v1/stations</w:t>
+              <w:t xml:space="preserve">/v1/forecast/daily</w:t>
             </w:r>
           </w:p>
         </w:tc>
@@ -1929,7 +4563,7 @@
               <w:rPr>
                 <w:rStyle w:val="CudocCode"/>
               </w:rPr>
-              <w:t xml:space="preserve">region</w:t>
+              <w:t xml:space="preserve">station</w:t>
             </w:r>
           </w:p>
         </w:tc>
@@ -1987,7 +4621,7 @@
               <w:autoSpaceDN/>
             </w:pPr>
             <w:r>
-              <w:t xml:space="preserve">no</w:t>
+              <w:t xml:space="preserve">yes</w:t>
             </w:r>
           </w:p>
         </w:tc>
@@ -2016,7 +4650,7 @@
               <w:autoSpaceDN/>
             </w:pPr>
             <w:r>
-              <w:t xml:space="preserve">An ISO 3166-2 code to narrow the list.</w:t>
+              <w:t xml:space="preserve">The station code.</w:t>
             </w:r>
           </w:p>
         </w:tc>
@@ -2033,7 +4667,2616 @@
             <w:tcBorders>
               <w:top w:val="none" w:color="auto" w:sz="0"/>
               <w:left w:val="none" w:color="auto" w:sz="0"/>
+              <w:bottom w:val="single" w:color="EEF2F7" w:sz="4"/>
+              <w:right w:val="none" w:color="auto" w:sz="0"/>
+            </w:tcBorders>
+            <w:shd w:fill="FAFBFD" w:val="clear"/>
+            <w:tcMar>
+              <w:top w:type="dxa" w:w="105"/>
+              <w:left w:type="dxa" w:w="158"/>
+              <w:bottom w:type="dxa" w:w="105"/>
+              <w:right w:type="dxa" w:w="158"/>
+            </w:tcMar>
+            <w:vAlign w:val="top"/>
+          </w:tcPr>
+          <w:p>
+            <w:pPr>
+              <w:pStyle w:val="CudocTableCell"/>
+              <w:overflowPunct/>
+              <w:autoSpaceDN/>
+            </w:pPr>
+            <w:r>
+              <w:rPr>
+                <w:rStyle w:val="CudocCode"/>
+              </w:rPr>
+              <w:t xml:space="preserve">days</w:t>
+            </w:r>
+          </w:p>
+        </w:tc>
+        <w:tc>
+          <w:tcPr>
+            <w:tcW w:type="dxa" w:w="1772"/>
+            <w:gridSpan w:val="1"/>
+            <w:tcBorders>
+              <w:top w:val="none" w:color="auto" w:sz="0"/>
+              <w:left w:val="none" w:color="auto" w:sz="0"/>
+              <w:bottom w:val="single" w:color="EEF2F7" w:sz="4"/>
+              <w:right w:val="none" w:color="auto" w:sz="0"/>
+            </w:tcBorders>
+            <w:shd w:fill="FAFBFD" w:val="clear"/>
+            <w:tcMar>
+              <w:top w:type="dxa" w:w="105"/>
+              <w:left w:type="dxa" w:w="158"/>
+              <w:bottom w:type="dxa" w:w="105"/>
+              <w:right w:type="dxa" w:w="158"/>
+            </w:tcMar>
+            <w:vAlign w:val="top"/>
+          </w:tcPr>
+          <w:p>
+            <w:pPr>
+              <w:pStyle w:val="CudocTableCell"/>
+              <w:overflowPunct/>
+              <w:autoSpaceDN/>
+            </w:pPr>
+            <w:r>
+              <w:t xml:space="preserve">integer</w:t>
+            </w:r>
+          </w:p>
+        </w:tc>
+        <w:tc>
+          <w:tcPr>
+            <w:tcW w:type="dxa" w:w="1772"/>
+            <w:gridSpan w:val="1"/>
+            <w:tcBorders>
+              <w:top w:val="none" w:color="auto" w:sz="0"/>
+              <w:left w:val="none" w:color="auto" w:sz="0"/>
+              <w:bottom w:val="single" w:color="EEF2F7" w:sz="4"/>
+              <w:right w:val="none" w:color="auto" w:sz="0"/>
+            </w:tcBorders>
+            <w:shd w:fill="FAFBFD" w:val="clear"/>
+            <w:tcMar>
+              <w:top w:type="dxa" w:w="105"/>
+              <w:left w:type="dxa" w:w="158"/>
+              <w:bottom w:type="dxa" w:w="105"/>
+              <w:right w:type="dxa" w:w="158"/>
+            </w:tcMar>
+            <w:vAlign w:val="top"/>
+          </w:tcPr>
+          <w:p>
+            <w:pPr>
+              <w:pStyle w:val="CudocTableCell"/>
+              <w:overflowPunct/>
+              <w:autoSpaceDN/>
+            </w:pPr>
+            <w:r>
+              <w:t xml:space="preserve">no</w:t>
+            </w:r>
+          </w:p>
+        </w:tc>
+        <w:tc>
+          <w:tcPr>
+            <w:tcW w:type="dxa" w:w="4320"/>
+            <w:gridSpan w:val="1"/>
+            <w:tcBorders>
+              <w:top w:val="none" w:color="auto" w:sz="0"/>
+              <w:left w:val="none" w:color="auto" w:sz="0"/>
+              <w:bottom w:val="single" w:color="EEF2F7" w:sz="4"/>
+              <w:right w:val="none" w:color="auto" w:sz="0"/>
+            </w:tcBorders>
+            <w:shd w:fill="FAFBFD" w:val="clear"/>
+            <w:tcMar>
+              <w:top w:type="dxa" w:w="105"/>
+              <w:left w:type="dxa" w:w="158"/>
+              <w:bottom w:type="dxa" w:w="105"/>
+              <w:right w:type="dxa" w:w="158"/>
+            </w:tcMar>
+            <w:vAlign w:val="top"/>
+          </w:tcPr>
+          <w:p>
+            <w:pPr>
+              <w:pStyle w:val="CudocTableCell"/>
+              <w:overflowPunct/>
+              <w:autoSpaceDN/>
+            </w:pPr>
+            <w:r>
+              <w:t xml:space="preserve">1 to 7, default 5. Days are calendar days in the station's time zone.</w:t>
+            </w:r>
+          </w:p>
+        </w:tc>
+      </w:tr>
+      <w:tr>
+        <w:trPr>
+          <w:cantSplit/>
+          <w:tblHeader w:val="false"/>
+        </w:trPr>
+        <w:tc>
+          <w:tcPr>
+            <w:tcW w:type="dxa" w:w="1772"/>
+            <w:gridSpan w:val="1"/>
+            <w:tcBorders>
+              <w:top w:val="none" w:color="auto" w:sz="0"/>
+              <w:left w:val="none" w:color="auto" w:sz="0"/>
               <w:bottom w:val="none" w:color="auto" w:sz="0"/>
+              <w:right w:val="none" w:color="auto" w:sz="0"/>
+            </w:tcBorders>
+            <w:tcMar>
+              <w:top w:type="dxa" w:w="105"/>
+              <w:left w:type="dxa" w:w="158"/>
+              <w:bottom w:type="dxa" w:w="105"/>
+              <w:right w:type="dxa" w:w="158"/>
+            </w:tcMar>
+            <w:vAlign w:val="top"/>
+          </w:tcPr>
+          <w:p>
+            <w:pPr>
+              <w:pStyle w:val="CudocTableCell"/>
+              <w:overflowPunct/>
+              <w:autoSpaceDN/>
+            </w:pPr>
+            <w:r>
+              <w:rPr>
+                <w:rStyle w:val="CudocCode"/>
+              </w:rPr>
+              <w:t xml:space="preserve">units</w:t>
+            </w:r>
+          </w:p>
+        </w:tc>
+        <w:tc>
+          <w:tcPr>
+            <w:tcW w:type="dxa" w:w="1772"/>
+            <w:gridSpan w:val="1"/>
+            <w:tcBorders>
+              <w:top w:val="none" w:color="auto" w:sz="0"/>
+              <w:left w:val="none" w:color="auto" w:sz="0"/>
+              <w:bottom w:val="none" w:color="auto" w:sz="0"/>
+              <w:right w:val="none" w:color="auto" w:sz="0"/>
+            </w:tcBorders>
+            <w:tcMar>
+              <w:top w:type="dxa" w:w="105"/>
+              <w:left w:type="dxa" w:w="158"/>
+              <w:bottom w:type="dxa" w:w="105"/>
+              <w:right w:type="dxa" w:w="158"/>
+            </w:tcMar>
+            <w:vAlign w:val="top"/>
+          </w:tcPr>
+          <w:p>
+            <w:pPr>
+              <w:pStyle w:val="CudocTableCell"/>
+              <w:overflowPunct/>
+              <w:autoSpaceDN/>
+            </w:pPr>
+            <w:r>
+              <w:t xml:space="preserve">string</w:t>
+            </w:r>
+          </w:p>
+        </w:tc>
+        <w:tc>
+          <w:tcPr>
+            <w:tcW w:type="dxa" w:w="1772"/>
+            <w:gridSpan w:val="1"/>
+            <w:tcBorders>
+              <w:top w:val="none" w:color="auto" w:sz="0"/>
+              <w:left w:val="none" w:color="auto" w:sz="0"/>
+              <w:bottom w:val="none" w:color="auto" w:sz="0"/>
+              <w:right w:val="none" w:color="auto" w:sz="0"/>
+            </w:tcBorders>
+            <w:tcMar>
+              <w:top w:type="dxa" w:w="105"/>
+              <w:left w:type="dxa" w:w="158"/>
+              <w:bottom w:type="dxa" w:w="105"/>
+              <w:right w:type="dxa" w:w="158"/>
+            </w:tcMar>
+            <w:vAlign w:val="top"/>
+          </w:tcPr>
+          <w:p>
+            <w:pPr>
+              <w:pStyle w:val="CudocTableCell"/>
+              <w:overflowPunct/>
+              <w:autoSpaceDN/>
+            </w:pPr>
+            <w:r>
+              <w:t xml:space="preserve">no</w:t>
+            </w:r>
+          </w:p>
+        </w:tc>
+        <w:tc>
+          <w:tcPr>
+            <w:tcW w:type="dxa" w:w="4320"/>
+            <w:gridSpan w:val="1"/>
+            <w:tcBorders>
+              <w:top w:val="none" w:color="auto" w:sz="0"/>
+              <w:left w:val="none" w:color="auto" w:sz="0"/>
+              <w:bottom w:val="none" w:color="auto" w:sz="0"/>
+              <w:right w:val="none" w:color="auto" w:sz="0"/>
+            </w:tcBorders>
+            <w:tcMar>
+              <w:top w:type="dxa" w:w="105"/>
+              <w:left w:type="dxa" w:w="158"/>
+              <w:bottom w:type="dxa" w:w="105"/>
+              <w:right w:type="dxa" w:w="158"/>
+            </w:tcMar>
+            <w:vAlign w:val="top"/>
+          </w:tcPr>
+          <w:p>
+            <w:pPr>
+              <w:pStyle w:val="CudocTableCell"/>
+              <w:overflowPunct/>
+              <w:autoSpaceDN/>
+            </w:pPr>
+            <w:r>
+              <w:rPr>
+                <w:rStyle w:val="CudocCode"/>
+              </w:rPr>
+              <w:t xml:space="preserve">metric</w:t>
+            </w:r>
+            <w:r>
+              <w:t xml:space="preserve"> (default) or </w:t>
+            </w:r>
+            <w:r>
+              <w:rPr>
+                <w:rStyle w:val="CudocCode"/>
+              </w:rPr>
+              <w:t xml:space="preserve">imperial</w:t>
+            </w:r>
+            <w:r>
+              <w:t xml:space="preserve">.</w:t>
+            </w:r>
+          </w:p>
+        </w:tc>
+      </w:tr>
+    </w:tbl>
+    <w:p>
+      <w:pPr>
+        <w:pStyle w:val="CudocBody"/>
+        <w:overflowPunct/>
+        <w:spacing w:before="210"/>
+        <w:autoSpaceDN/>
+      </w:pPr>
+      <w:r>
+        <w:t xml:space="preserve">Each day carries </w:t>
+      </w:r>
+      <w:r>
+        <w:rPr>
+          <w:rStyle w:val="CudocCode"/>
+        </w:rPr>
+        <w:t xml:space="preserve">temperatureMin</w:t>
+      </w:r>
+      <w:r>
+        <w:t xml:space="preserve">, </w:t>
+      </w:r>
+      <w:r>
+        <w:rPr>
+          <w:rStyle w:val="CudocCode"/>
+        </w:rPr>
+        <w:t xml:space="preserve">temperatureMax</w:t>
+      </w:r>
+      <w:r>
+        <w:t xml:space="preserve">, </w:t>
+      </w:r>
+      <w:r>
+        <w:rPr>
+          <w:rStyle w:val="CudocCode"/>
+        </w:rPr>
+        <w:t xml:space="preserve">precipitationTotal</w:t>
+      </w:r>
+      <w:r>
+        <w:t xml:space="preserve">, </w:t>
+      </w:r>
+      <w:r>
+        <w:rPr>
+          <w:rStyle w:val="CudocCode"/>
+        </w:rPr>
+        <w:t xml:space="preserve">precipitationProbability</w:t>
+      </w:r>
+      <w:r>
+        <w:t xml:space="preserve">, the dominant </w:t>
+      </w:r>
+      <w:r>
+        <w:rPr>
+          <w:rStyle w:val="CudocCode"/>
+        </w:rPr>
+        <w:t xml:space="preserve">conditions</w:t>
+      </w:r>
+      <w:r>
+        <w:t xml:space="preserve"> word, and </w:t>
+      </w:r>
+      <w:r>
+        <w:rPr>
+          <w:rStyle w:val="CudocCode"/>
+        </w:rPr>
+        <w:t xml:space="preserve">sunrise</w:t>
+      </w:r>
+      <w:r>
+        <w:t xml:space="preserve"> and </w:t>
+      </w:r>
+      <w:r>
+        <w:rPr>
+          <w:rStyle w:val="CudocCode"/>
+        </w:rPr>
+        <w:t xml:space="preserve">sunset</w:t>
+      </w:r>
+      <w:r>
+        <w:t xml:space="preserve"> in UTC. The first day is today in the station's local time, which may already be partly in the past; its minimum and maximum cover the whole day.</w:t>
+      </w:r>
+    </w:p>
+    <w:p>
+      <w:pPr>
+        <w:pStyle w:val="CudocCalloutNoteTitle"/>
+        <w:overflowPunct/>
+        <w:autoSpaceDN/>
+      </w:pPr>
+      <w:r>
+        <w:t xml:space="preserve">Daily summaries are derived</w:t>
+      </w:r>
+    </w:p>
+    <w:p>
+      <w:pPr>
+        <w:pStyle w:val="CudocCalloutNote"/>
+        <w:overflowPunct/>
+        <w:autoSpaceDN/>
+      </w:pPr>
+      <w:r>
+        <w:t xml:space="preserve">A day's summary is computed from the hourly points of the same model run, so the two forecast endpoints never disagree about the same run. They can differ when a new run has landed between two requests; compare </w:t>
+      </w:r>
+      <w:r>
+        <w:rPr>
+          <w:rStyle w:val="CudocCode"/>
+        </w:rPr>
+        <w:t xml:space="preserve">issuedAt</w:t>
+      </w:r>
+      <w:r>
+        <w:t xml:space="preserve">.</w:t>
+      </w:r>
+    </w:p>
+    <w:p>
+      <w:pPr>
+        <w:pStyle w:val="Heading2"/>
+        <w:overflowPunct/>
+        <w:autoSpaceDN/>
+      </w:pPr>
+      <w:bookmarkStart w:name="cudocLNQHYMozc0bQmRnfLga5DovZJb" w:id="6"/>
+      <w:r>
+        <w:t xml:space="preserve">Observation history</w:t>
+      </w:r>
+      <w:bookmarkEnd w:id="6"/>
+    </w:p>
+    <w:p>
+      <w:pPr>
+        <w:pStyle w:val="CudocBody"/>
+        <w:overflowPunct/>
+        <w:autoSpaceDN/>
+      </w:pPr>
+      <w:r>
+        <w:t xml:space="preserve">Returns past observations from one station in a time range, oldest first.</w:t>
+      </w:r>
+    </w:p>
+    <w:tbl>
+      <w:tblPr>
+        <w:tblW w:type="pct" w:w="100%"/>
+        <w:tblBorders>
+          <w:top w:val="single" w:color="E2E8F0" w:sz="4"/>
+          <w:left w:val="none" w:color="auto" w:sz="0"/>
+          <w:bottom w:val="single" w:color="E2E8F0" w:sz="4"/>
+          <w:right w:val="none" w:color="auto" w:sz="0"/>
+          <w:insideH w:val="none" w:color="auto" w:sz="0"/>
+          <w:insideV w:val="none" w:color="auto" w:sz="0"/>
+        </w:tblBorders>
+      </w:tblPr>
+      <w:tblGrid>
+        <w:gridCol w:w="3212"/>
+        <w:gridCol w:w="3212"/>
+        <w:gridCol w:w="3212"/>
+      </w:tblGrid>
+      <w:tr>
+        <w:trPr>
+          <w:cantSplit/>
+          <w:tblHeader/>
+        </w:trPr>
+        <w:tc>
+          <w:tcPr>
+            <w:tcW w:type="dxa" w:w="3212"/>
+            <w:gridSpan w:val="1"/>
+            <w:tcBorders>
+              <w:top w:val="none" w:color="auto" w:sz="0"/>
+              <w:left w:val="none" w:color="auto" w:sz="0"/>
+              <w:bottom w:val="single" w:color="E2E8F0" w:sz="4"/>
+              <w:right w:val="none" w:color="auto" w:sz="0"/>
+            </w:tcBorders>
+            <w:tcMar>
+              <w:top w:type="dxa" w:w="105"/>
+              <w:left w:type="dxa" w:w="158"/>
+              <w:bottom w:type="dxa" w:w="105"/>
+              <w:right w:type="dxa" w:w="158"/>
+            </w:tcMar>
+            <w:vAlign w:val="top"/>
+          </w:tcPr>
+          <w:p>
+            <w:pPr>
+              <w:pStyle w:val="CudocTableHeader"/>
+              <w:overflowPunct/>
+              <w:autoSpaceDN/>
+            </w:pPr>
+            <w:r>
+              <w:t xml:space="preserve">Method</w:t>
+            </w:r>
+          </w:p>
+        </w:tc>
+        <w:tc>
+          <w:tcPr>
+            <w:tcW w:type="dxa" w:w="3212"/>
+            <w:gridSpan w:val="1"/>
+            <w:tcBorders>
+              <w:top w:val="none" w:color="auto" w:sz="0"/>
+              <w:left w:val="none" w:color="auto" w:sz="0"/>
+              <w:bottom w:val="single" w:color="E2E8F0" w:sz="4"/>
+              <w:right w:val="none" w:color="auto" w:sz="0"/>
+            </w:tcBorders>
+            <w:tcMar>
+              <w:top w:type="dxa" w:w="105"/>
+              <w:left w:type="dxa" w:w="158"/>
+              <w:bottom w:type="dxa" w:w="105"/>
+              <w:right w:type="dxa" w:w="158"/>
+            </w:tcMar>
+            <w:vAlign w:val="top"/>
+          </w:tcPr>
+          <w:p>
+            <w:pPr>
+              <w:pStyle w:val="CudocTableHeader"/>
+              <w:overflowPunct/>
+              <w:autoSpaceDN/>
+            </w:pPr>
+            <w:r>
+              <w:t xml:space="preserve">Path</w:t>
+            </w:r>
+          </w:p>
+        </w:tc>
+        <w:tc>
+          <w:tcPr>
+            <w:tcW w:type="dxa" w:w="3212"/>
+            <w:gridSpan w:val="1"/>
+            <w:tcBorders>
+              <w:top w:val="none" w:color="auto" w:sz="0"/>
+              <w:left w:val="none" w:color="auto" w:sz="0"/>
+              <w:bottom w:val="single" w:color="E2E8F0" w:sz="4"/>
+              <w:right w:val="none" w:color="auto" w:sz="0"/>
+            </w:tcBorders>
+            <w:tcMar>
+              <w:top w:type="dxa" w:w="105"/>
+              <w:left w:type="dxa" w:w="158"/>
+              <w:bottom w:type="dxa" w:w="105"/>
+              <w:right w:type="dxa" w:w="158"/>
+            </w:tcMar>
+            <w:vAlign w:val="top"/>
+          </w:tcPr>
+          <w:p>
+            <w:pPr>
+              <w:pStyle w:val="CudocTableHeader"/>
+              <w:overflowPunct/>
+              <w:autoSpaceDN/>
+            </w:pPr>
+            <w:r>
+              <w:t xml:space="preserve">Auth</w:t>
+            </w:r>
+          </w:p>
+        </w:tc>
+      </w:tr>
+      <w:tr>
+        <w:trPr>
+          <w:cantSplit/>
+          <w:tblHeader w:val="false"/>
+        </w:trPr>
+        <w:tc>
+          <w:tcPr>
+            <w:tcW w:type="dxa" w:w="3212"/>
+            <w:gridSpan w:val="1"/>
+            <w:tcBorders>
+              <w:top w:val="none" w:color="auto" w:sz="0"/>
+              <w:left w:val="none" w:color="auto" w:sz="0"/>
+              <w:bottom w:val="none" w:color="auto" w:sz="0"/>
+              <w:right w:val="none" w:color="auto" w:sz="0"/>
+            </w:tcBorders>
+            <w:tcMar>
+              <w:top w:type="dxa" w:w="105"/>
+              <w:left w:type="dxa" w:w="158"/>
+              <w:bottom w:type="dxa" w:w="105"/>
+              <w:right w:type="dxa" w:w="158"/>
+            </w:tcMar>
+            <w:vAlign w:val="top"/>
+          </w:tcPr>
+          <w:p>
+            <w:pPr>
+              <w:pStyle w:val="CudocTableCell"/>
+              <w:overflowPunct/>
+              <w:autoSpaceDN/>
+            </w:pPr>
+            <w:r>
+              <w:t xml:space="preserve">GET</w:t>
+            </w:r>
+          </w:p>
+        </w:tc>
+        <w:tc>
+          <w:tcPr>
+            <w:tcW w:type="dxa" w:w="3212"/>
+            <w:gridSpan w:val="1"/>
+            <w:tcBorders>
+              <w:top w:val="none" w:color="auto" w:sz="0"/>
+              <w:left w:val="none" w:color="auto" w:sz="0"/>
+              <w:bottom w:val="none" w:color="auto" w:sz="0"/>
+              <w:right w:val="none" w:color="auto" w:sz="0"/>
+            </w:tcBorders>
+            <w:tcMar>
+              <w:top w:type="dxa" w:w="105"/>
+              <w:left w:type="dxa" w:w="158"/>
+              <w:bottom w:type="dxa" w:w="105"/>
+              <w:right w:type="dxa" w:w="158"/>
+            </w:tcMar>
+            <w:vAlign w:val="top"/>
+          </w:tcPr>
+          <w:p>
+            <w:pPr>
+              <w:pStyle w:val="CudocTableCell"/>
+              <w:overflowPunct/>
+              <w:autoSpaceDN/>
+            </w:pPr>
+            <w:r>
+              <w:rPr>
+                <w:rStyle w:val="CudocCode"/>
+              </w:rPr>
+              <w:t xml:space="preserve">/v1/weather/history</w:t>
+            </w:r>
+          </w:p>
+        </w:tc>
+        <w:tc>
+          <w:tcPr>
+            <w:tcW w:type="dxa" w:w="3212"/>
+            <w:gridSpan w:val="1"/>
+            <w:tcBorders>
+              <w:top w:val="none" w:color="auto" w:sz="0"/>
+              <w:left w:val="none" w:color="auto" w:sz="0"/>
+              <w:bottom w:val="none" w:color="auto" w:sz="0"/>
+              <w:right w:val="none" w:color="auto" w:sz="0"/>
+            </w:tcBorders>
+            <w:tcMar>
+              <w:top w:type="dxa" w:w="105"/>
+              <w:left w:type="dxa" w:w="158"/>
+              <w:bottom w:type="dxa" w:w="105"/>
+              <w:right w:type="dxa" w:w="158"/>
+            </w:tcMar>
+            <w:vAlign w:val="top"/>
+          </w:tcPr>
+          <w:p>
+            <w:pPr>
+              <w:pStyle w:val="CudocTableCell"/>
+              <w:overflowPunct/>
+              <w:autoSpaceDN/>
+            </w:pPr>
+            <w:r>
+              <w:t xml:space="preserve">Bearer</w:t>
+            </w:r>
+          </w:p>
+        </w:tc>
+      </w:tr>
+    </w:tbl>
+    <w:p>
+      <w:pPr>
+        <w:pStyle w:val="CudocSpacer"/>
+        <w:spacing w:after="0" w:before="210" w:line="240"/>
+      </w:pPr>
+    </w:p>
+    <w:tbl>
+      <w:tblPr>
+        <w:tblW w:type="pct" w:w="100%"/>
+        <w:tblBorders>
+          <w:top w:val="single" w:color="E2E8F0" w:sz="4"/>
+          <w:left w:val="none" w:color="auto" w:sz="0"/>
+          <w:bottom w:val="single" w:color="E2E8F0" w:sz="4"/>
+          <w:right w:val="none" w:color="auto" w:sz="0"/>
+          <w:insideH w:val="none" w:color="auto" w:sz="0"/>
+          <w:insideV w:val="none" w:color="auto" w:sz="0"/>
+        </w:tblBorders>
+      </w:tblPr>
+      <w:tblGrid>
+        <w:gridCol w:w="1772"/>
+        <w:gridCol w:w="1772"/>
+        <w:gridCol w:w="1772"/>
+        <w:gridCol w:w="4320"/>
+      </w:tblGrid>
+      <w:tr>
+        <w:trPr>
+          <w:cantSplit/>
+          <w:tblHeader/>
+        </w:trPr>
+        <w:tc>
+          <w:tcPr>
+            <w:tcW w:type="dxa" w:w="1772"/>
+            <w:gridSpan w:val="1"/>
+            <w:tcBorders>
+              <w:top w:val="none" w:color="auto" w:sz="0"/>
+              <w:left w:val="none" w:color="auto" w:sz="0"/>
+              <w:bottom w:val="single" w:color="E2E8F0" w:sz="4"/>
+              <w:right w:val="none" w:color="auto" w:sz="0"/>
+            </w:tcBorders>
+            <w:tcMar>
+              <w:top w:type="dxa" w:w="105"/>
+              <w:left w:type="dxa" w:w="158"/>
+              <w:bottom w:type="dxa" w:w="105"/>
+              <w:right w:type="dxa" w:w="158"/>
+            </w:tcMar>
+            <w:vAlign w:val="top"/>
+          </w:tcPr>
+          <w:p>
+            <w:pPr>
+              <w:pStyle w:val="CudocTableHeader"/>
+              <w:overflowPunct/>
+              <w:autoSpaceDN/>
+            </w:pPr>
+            <w:r>
+              <w:t xml:space="preserve">Parameter</w:t>
+            </w:r>
+          </w:p>
+        </w:tc>
+        <w:tc>
+          <w:tcPr>
+            <w:tcW w:type="dxa" w:w="1772"/>
+            <w:gridSpan w:val="1"/>
+            <w:tcBorders>
+              <w:top w:val="none" w:color="auto" w:sz="0"/>
+              <w:left w:val="none" w:color="auto" w:sz="0"/>
+              <w:bottom w:val="single" w:color="E2E8F0" w:sz="4"/>
+              <w:right w:val="none" w:color="auto" w:sz="0"/>
+            </w:tcBorders>
+            <w:tcMar>
+              <w:top w:type="dxa" w:w="105"/>
+              <w:left w:type="dxa" w:w="158"/>
+              <w:bottom w:type="dxa" w:w="105"/>
+              <w:right w:type="dxa" w:w="158"/>
+            </w:tcMar>
+            <w:vAlign w:val="top"/>
+          </w:tcPr>
+          <w:p>
+            <w:pPr>
+              <w:pStyle w:val="CudocTableHeader"/>
+              <w:overflowPunct/>
+              <w:autoSpaceDN/>
+            </w:pPr>
+            <w:r>
+              <w:t xml:space="preserve">Type</w:t>
+            </w:r>
+          </w:p>
+        </w:tc>
+        <w:tc>
+          <w:tcPr>
+            <w:tcW w:type="dxa" w:w="1772"/>
+            <w:gridSpan w:val="1"/>
+            <w:tcBorders>
+              <w:top w:val="none" w:color="auto" w:sz="0"/>
+              <w:left w:val="none" w:color="auto" w:sz="0"/>
+              <w:bottom w:val="single" w:color="E2E8F0" w:sz="4"/>
+              <w:right w:val="none" w:color="auto" w:sz="0"/>
+            </w:tcBorders>
+            <w:tcMar>
+              <w:top w:type="dxa" w:w="105"/>
+              <w:left w:type="dxa" w:w="158"/>
+              <w:bottom w:type="dxa" w:w="105"/>
+              <w:right w:type="dxa" w:w="158"/>
+            </w:tcMar>
+            <w:vAlign w:val="top"/>
+          </w:tcPr>
+          <w:p>
+            <w:pPr>
+              <w:pStyle w:val="CudocTableHeader"/>
+              <w:overflowPunct/>
+              <w:autoSpaceDN/>
+            </w:pPr>
+            <w:r>
+              <w:t xml:space="preserve">Required</w:t>
+            </w:r>
+          </w:p>
+        </w:tc>
+        <w:tc>
+          <w:tcPr>
+            <w:tcW w:type="dxa" w:w="4320"/>
+            <w:gridSpan w:val="1"/>
+            <w:tcBorders>
+              <w:top w:val="none" w:color="auto" w:sz="0"/>
+              <w:left w:val="none" w:color="auto" w:sz="0"/>
+              <w:bottom w:val="single" w:color="E2E8F0" w:sz="4"/>
+              <w:right w:val="none" w:color="auto" w:sz="0"/>
+            </w:tcBorders>
+            <w:tcMar>
+              <w:top w:type="dxa" w:w="105"/>
+              <w:left w:type="dxa" w:w="158"/>
+              <w:bottom w:type="dxa" w:w="105"/>
+              <w:right w:type="dxa" w:w="158"/>
+            </w:tcMar>
+            <w:vAlign w:val="top"/>
+          </w:tcPr>
+          <w:p>
+            <w:pPr>
+              <w:pStyle w:val="CudocTableHeader"/>
+              <w:overflowPunct/>
+              <w:autoSpaceDN/>
+            </w:pPr>
+            <w:r>
+              <w:t xml:space="preserve">Description</w:t>
+            </w:r>
+          </w:p>
+        </w:tc>
+      </w:tr>
+      <w:tr>
+        <w:trPr>
+          <w:cantSplit/>
+          <w:tblHeader w:val="false"/>
+        </w:trPr>
+        <w:tc>
+          <w:tcPr>
+            <w:tcW w:type="dxa" w:w="1772"/>
+            <w:gridSpan w:val="1"/>
+            <w:tcBorders>
+              <w:top w:val="none" w:color="auto" w:sz="0"/>
+              <w:left w:val="none" w:color="auto" w:sz="0"/>
+              <w:bottom w:val="single" w:color="EEF2F7" w:sz="4"/>
+              <w:right w:val="none" w:color="auto" w:sz="0"/>
+            </w:tcBorders>
+            <w:tcMar>
+              <w:top w:type="dxa" w:w="105"/>
+              <w:left w:type="dxa" w:w="158"/>
+              <w:bottom w:type="dxa" w:w="105"/>
+              <w:right w:type="dxa" w:w="158"/>
+            </w:tcMar>
+            <w:vAlign w:val="top"/>
+          </w:tcPr>
+          <w:p>
+            <w:pPr>
+              <w:pStyle w:val="CudocTableCell"/>
+              <w:overflowPunct/>
+              <w:autoSpaceDN/>
+            </w:pPr>
+            <w:r>
+              <w:rPr>
+                <w:rStyle w:val="CudocCode"/>
+              </w:rPr>
+              <w:t xml:space="preserve">station</w:t>
+            </w:r>
+          </w:p>
+        </w:tc>
+        <w:tc>
+          <w:tcPr>
+            <w:tcW w:type="dxa" w:w="1772"/>
+            <w:gridSpan w:val="1"/>
+            <w:tcBorders>
+              <w:top w:val="none" w:color="auto" w:sz="0"/>
+              <w:left w:val="none" w:color="auto" w:sz="0"/>
+              <w:bottom w:val="single" w:color="EEF2F7" w:sz="4"/>
+              <w:right w:val="none" w:color="auto" w:sz="0"/>
+            </w:tcBorders>
+            <w:tcMar>
+              <w:top w:type="dxa" w:w="105"/>
+              <w:left w:type="dxa" w:w="158"/>
+              <w:bottom w:type="dxa" w:w="105"/>
+              <w:right w:type="dxa" w:w="158"/>
+            </w:tcMar>
+            <w:vAlign w:val="top"/>
+          </w:tcPr>
+          <w:p>
+            <w:pPr>
+              <w:pStyle w:val="CudocTableCell"/>
+              <w:overflowPunct/>
+              <w:autoSpaceDN/>
+            </w:pPr>
+            <w:r>
+              <w:t xml:space="preserve">string</w:t>
+            </w:r>
+          </w:p>
+        </w:tc>
+        <w:tc>
+          <w:tcPr>
+            <w:tcW w:type="dxa" w:w="1772"/>
+            <w:gridSpan w:val="1"/>
+            <w:tcBorders>
+              <w:top w:val="none" w:color="auto" w:sz="0"/>
+              <w:left w:val="none" w:color="auto" w:sz="0"/>
+              <w:bottom w:val="single" w:color="EEF2F7" w:sz="4"/>
+              <w:right w:val="none" w:color="auto" w:sz="0"/>
+            </w:tcBorders>
+            <w:tcMar>
+              <w:top w:type="dxa" w:w="105"/>
+              <w:left w:type="dxa" w:w="158"/>
+              <w:bottom w:type="dxa" w:w="105"/>
+              <w:right w:type="dxa" w:w="158"/>
+            </w:tcMar>
+            <w:vAlign w:val="top"/>
+          </w:tcPr>
+          <w:p>
+            <w:pPr>
+              <w:pStyle w:val="CudocTableCell"/>
+              <w:overflowPunct/>
+              <w:autoSpaceDN/>
+            </w:pPr>
+            <w:r>
+              <w:t xml:space="preserve">yes</w:t>
+            </w:r>
+          </w:p>
+        </w:tc>
+        <w:tc>
+          <w:tcPr>
+            <w:tcW w:type="dxa" w:w="4320"/>
+            <w:gridSpan w:val="1"/>
+            <w:tcBorders>
+              <w:top w:val="none" w:color="auto" w:sz="0"/>
+              <w:left w:val="none" w:color="auto" w:sz="0"/>
+              <w:bottom w:val="single" w:color="EEF2F7" w:sz="4"/>
+              <w:right w:val="none" w:color="auto" w:sz="0"/>
+            </w:tcBorders>
+            <w:tcMar>
+              <w:top w:type="dxa" w:w="105"/>
+              <w:left w:type="dxa" w:w="158"/>
+              <w:bottom w:type="dxa" w:w="105"/>
+              <w:right w:type="dxa" w:w="158"/>
+            </w:tcMar>
+            <w:vAlign w:val="top"/>
+          </w:tcPr>
+          <w:p>
+            <w:pPr>
+              <w:pStyle w:val="CudocTableCell"/>
+              <w:overflowPunct/>
+              <w:autoSpaceDN/>
+            </w:pPr>
+            <w:r>
+              <w:t xml:space="preserve">The station code.</w:t>
+            </w:r>
+          </w:p>
+        </w:tc>
+      </w:tr>
+      <w:tr>
+        <w:trPr>
+          <w:cantSplit/>
+          <w:tblHeader w:val="false"/>
+        </w:trPr>
+        <w:tc>
+          <w:tcPr>
+            <w:tcW w:type="dxa" w:w="1772"/>
+            <w:gridSpan w:val="1"/>
+            <w:tcBorders>
+              <w:top w:val="none" w:color="auto" w:sz="0"/>
+              <w:left w:val="none" w:color="auto" w:sz="0"/>
+              <w:bottom w:val="single" w:color="EEF2F7" w:sz="4"/>
+              <w:right w:val="none" w:color="auto" w:sz="0"/>
+            </w:tcBorders>
+            <w:shd w:fill="FAFBFD" w:val="clear"/>
+            <w:tcMar>
+              <w:top w:type="dxa" w:w="105"/>
+              <w:left w:type="dxa" w:w="158"/>
+              <w:bottom w:type="dxa" w:w="105"/>
+              <w:right w:type="dxa" w:w="158"/>
+            </w:tcMar>
+            <w:vAlign w:val="top"/>
+          </w:tcPr>
+          <w:p>
+            <w:pPr>
+              <w:pStyle w:val="CudocTableCell"/>
+              <w:overflowPunct/>
+              <w:autoSpaceDN/>
+            </w:pPr>
+            <w:r>
+              <w:rPr>
+                <w:rStyle w:val="CudocCode"/>
+              </w:rPr>
+              <w:t xml:space="preserve">from</w:t>
+            </w:r>
+          </w:p>
+        </w:tc>
+        <w:tc>
+          <w:tcPr>
+            <w:tcW w:type="dxa" w:w="1772"/>
+            <w:gridSpan w:val="1"/>
+            <w:tcBorders>
+              <w:top w:val="none" w:color="auto" w:sz="0"/>
+              <w:left w:val="none" w:color="auto" w:sz="0"/>
+              <w:bottom w:val="single" w:color="EEF2F7" w:sz="4"/>
+              <w:right w:val="none" w:color="auto" w:sz="0"/>
+            </w:tcBorders>
+            <w:shd w:fill="FAFBFD" w:val="clear"/>
+            <w:tcMar>
+              <w:top w:type="dxa" w:w="105"/>
+              <w:left w:type="dxa" w:w="158"/>
+              <w:bottom w:type="dxa" w:w="105"/>
+              <w:right w:type="dxa" w:w="158"/>
+            </w:tcMar>
+            <w:vAlign w:val="top"/>
+          </w:tcPr>
+          <w:p>
+            <w:pPr>
+              <w:pStyle w:val="CudocTableCell"/>
+              <w:overflowPunct/>
+              <w:autoSpaceDN/>
+            </w:pPr>
+            <w:r>
+              <w:t xml:space="preserve">string</w:t>
+            </w:r>
+          </w:p>
+        </w:tc>
+        <w:tc>
+          <w:tcPr>
+            <w:tcW w:type="dxa" w:w="1772"/>
+            <w:gridSpan w:val="1"/>
+            <w:tcBorders>
+              <w:top w:val="none" w:color="auto" w:sz="0"/>
+              <w:left w:val="none" w:color="auto" w:sz="0"/>
+              <w:bottom w:val="single" w:color="EEF2F7" w:sz="4"/>
+              <w:right w:val="none" w:color="auto" w:sz="0"/>
+            </w:tcBorders>
+            <w:shd w:fill="FAFBFD" w:val="clear"/>
+            <w:tcMar>
+              <w:top w:type="dxa" w:w="105"/>
+              <w:left w:type="dxa" w:w="158"/>
+              <w:bottom w:type="dxa" w:w="105"/>
+              <w:right w:type="dxa" w:w="158"/>
+            </w:tcMar>
+            <w:vAlign w:val="top"/>
+          </w:tcPr>
+          <w:p>
+            <w:pPr>
+              <w:pStyle w:val="CudocTableCell"/>
+              <w:overflowPunct/>
+              <w:autoSpaceDN/>
+            </w:pPr>
+            <w:r>
+              <w:t xml:space="preserve">yes</w:t>
+            </w:r>
+          </w:p>
+        </w:tc>
+        <w:tc>
+          <w:tcPr>
+            <w:tcW w:type="dxa" w:w="4320"/>
+            <w:gridSpan w:val="1"/>
+            <w:tcBorders>
+              <w:top w:val="none" w:color="auto" w:sz="0"/>
+              <w:left w:val="none" w:color="auto" w:sz="0"/>
+              <w:bottom w:val="single" w:color="EEF2F7" w:sz="4"/>
+              <w:right w:val="none" w:color="auto" w:sz="0"/>
+            </w:tcBorders>
+            <w:shd w:fill="FAFBFD" w:val="clear"/>
+            <w:tcMar>
+              <w:top w:type="dxa" w:w="105"/>
+              <w:left w:type="dxa" w:w="158"/>
+              <w:bottom w:type="dxa" w:w="105"/>
+              <w:right w:type="dxa" w:w="158"/>
+            </w:tcMar>
+            <w:vAlign w:val="top"/>
+          </w:tcPr>
+          <w:p>
+            <w:pPr>
+              <w:pStyle w:val="CudocTableCell"/>
+              <w:overflowPunct/>
+              <w:autoSpaceDN/>
+            </w:pPr>
+            <w:r>
+              <w:t xml:space="preserve">Start of the range, ISO 8601, inclusive.</w:t>
+            </w:r>
+          </w:p>
+        </w:tc>
+      </w:tr>
+      <w:tr>
+        <w:trPr>
+          <w:cantSplit/>
+          <w:tblHeader w:val="false"/>
+        </w:trPr>
+        <w:tc>
+          <w:tcPr>
+            <w:tcW w:type="dxa" w:w="1772"/>
+            <w:gridSpan w:val="1"/>
+            <w:tcBorders>
+              <w:top w:val="none" w:color="auto" w:sz="0"/>
+              <w:left w:val="none" w:color="auto" w:sz="0"/>
+              <w:bottom w:val="single" w:color="EEF2F7" w:sz="4"/>
+              <w:right w:val="none" w:color="auto" w:sz="0"/>
+            </w:tcBorders>
+            <w:tcMar>
+              <w:top w:type="dxa" w:w="105"/>
+              <w:left w:type="dxa" w:w="158"/>
+              <w:bottom w:type="dxa" w:w="105"/>
+              <w:right w:type="dxa" w:w="158"/>
+            </w:tcMar>
+            <w:vAlign w:val="top"/>
+          </w:tcPr>
+          <w:p>
+            <w:pPr>
+              <w:pStyle w:val="CudocTableCell"/>
+              <w:overflowPunct/>
+              <w:autoSpaceDN/>
+            </w:pPr>
+            <w:r>
+              <w:rPr>
+                <w:rStyle w:val="CudocCode"/>
+              </w:rPr>
+              <w:t xml:space="preserve">to</w:t>
+            </w:r>
+          </w:p>
+        </w:tc>
+        <w:tc>
+          <w:tcPr>
+            <w:tcW w:type="dxa" w:w="1772"/>
+            <w:gridSpan w:val="1"/>
+            <w:tcBorders>
+              <w:top w:val="none" w:color="auto" w:sz="0"/>
+              <w:left w:val="none" w:color="auto" w:sz="0"/>
+              <w:bottom w:val="single" w:color="EEF2F7" w:sz="4"/>
+              <w:right w:val="none" w:color="auto" w:sz="0"/>
+            </w:tcBorders>
+            <w:tcMar>
+              <w:top w:type="dxa" w:w="105"/>
+              <w:left w:type="dxa" w:w="158"/>
+              <w:bottom w:type="dxa" w:w="105"/>
+              <w:right w:type="dxa" w:w="158"/>
+            </w:tcMar>
+            <w:vAlign w:val="top"/>
+          </w:tcPr>
+          <w:p>
+            <w:pPr>
+              <w:pStyle w:val="CudocTableCell"/>
+              <w:overflowPunct/>
+              <w:autoSpaceDN/>
+            </w:pPr>
+            <w:r>
+              <w:t xml:space="preserve">string</w:t>
+            </w:r>
+          </w:p>
+        </w:tc>
+        <w:tc>
+          <w:tcPr>
+            <w:tcW w:type="dxa" w:w="1772"/>
+            <w:gridSpan w:val="1"/>
+            <w:tcBorders>
+              <w:top w:val="none" w:color="auto" w:sz="0"/>
+              <w:left w:val="none" w:color="auto" w:sz="0"/>
+              <w:bottom w:val="single" w:color="EEF2F7" w:sz="4"/>
+              <w:right w:val="none" w:color="auto" w:sz="0"/>
+            </w:tcBorders>
+            <w:tcMar>
+              <w:top w:type="dxa" w:w="105"/>
+              <w:left w:type="dxa" w:w="158"/>
+              <w:bottom w:type="dxa" w:w="105"/>
+              <w:right w:type="dxa" w:w="158"/>
+            </w:tcMar>
+            <w:vAlign w:val="top"/>
+          </w:tcPr>
+          <w:p>
+            <w:pPr>
+              <w:pStyle w:val="CudocTableCell"/>
+              <w:overflowPunct/>
+              <w:autoSpaceDN/>
+            </w:pPr>
+            <w:r>
+              <w:t xml:space="preserve">no</w:t>
+            </w:r>
+          </w:p>
+        </w:tc>
+        <w:tc>
+          <w:tcPr>
+            <w:tcW w:type="dxa" w:w="4320"/>
+            <w:gridSpan w:val="1"/>
+            <w:tcBorders>
+              <w:top w:val="none" w:color="auto" w:sz="0"/>
+              <w:left w:val="none" w:color="auto" w:sz="0"/>
+              <w:bottom w:val="single" w:color="EEF2F7" w:sz="4"/>
+              <w:right w:val="none" w:color="auto" w:sz="0"/>
+            </w:tcBorders>
+            <w:tcMar>
+              <w:top w:type="dxa" w:w="105"/>
+              <w:left w:type="dxa" w:w="158"/>
+              <w:bottom w:type="dxa" w:w="105"/>
+              <w:right w:type="dxa" w:w="158"/>
+            </w:tcMar>
+            <w:vAlign w:val="top"/>
+          </w:tcPr>
+          <w:p>
+            <w:pPr>
+              <w:pStyle w:val="CudocTableCell"/>
+              <w:overflowPunct/>
+              <w:autoSpaceDN/>
+            </w:pPr>
+            <w:r>
+              <w:t xml:space="preserve">End of the range, exclusive; defaults to now.</w:t>
+            </w:r>
+          </w:p>
+        </w:tc>
+      </w:tr>
+      <w:tr>
+        <w:trPr>
+          <w:cantSplit/>
+          <w:tblHeader w:val="false"/>
+        </w:trPr>
+        <w:tc>
+          <w:tcPr>
+            <w:tcW w:type="dxa" w:w="1772"/>
+            <w:gridSpan w:val="1"/>
+            <w:tcBorders>
+              <w:top w:val="none" w:color="auto" w:sz="0"/>
+              <w:left w:val="none" w:color="auto" w:sz="0"/>
+              <w:bottom w:val="single" w:color="EEF2F7" w:sz="4"/>
+              <w:right w:val="none" w:color="auto" w:sz="0"/>
+            </w:tcBorders>
+            <w:shd w:fill="FAFBFD" w:val="clear"/>
+            <w:tcMar>
+              <w:top w:type="dxa" w:w="105"/>
+              <w:left w:type="dxa" w:w="158"/>
+              <w:bottom w:type="dxa" w:w="105"/>
+              <w:right w:type="dxa" w:w="158"/>
+            </w:tcMar>
+            <w:vAlign w:val="top"/>
+          </w:tcPr>
+          <w:p>
+            <w:pPr>
+              <w:pStyle w:val="CudocTableCell"/>
+              <w:overflowPunct/>
+              <w:autoSpaceDN/>
+            </w:pPr>
+            <w:r>
+              <w:rPr>
+                <w:rStyle w:val="CudocCode"/>
+              </w:rPr>
+              <w:t xml:space="preserve">step</w:t>
+            </w:r>
+          </w:p>
+        </w:tc>
+        <w:tc>
+          <w:tcPr>
+            <w:tcW w:type="dxa" w:w="1772"/>
+            <w:gridSpan w:val="1"/>
+            <w:tcBorders>
+              <w:top w:val="none" w:color="auto" w:sz="0"/>
+              <w:left w:val="none" w:color="auto" w:sz="0"/>
+              <w:bottom w:val="single" w:color="EEF2F7" w:sz="4"/>
+              <w:right w:val="none" w:color="auto" w:sz="0"/>
+            </w:tcBorders>
+            <w:shd w:fill="FAFBFD" w:val="clear"/>
+            <w:tcMar>
+              <w:top w:type="dxa" w:w="105"/>
+              <w:left w:type="dxa" w:w="158"/>
+              <w:bottom w:type="dxa" w:w="105"/>
+              <w:right w:type="dxa" w:w="158"/>
+            </w:tcMar>
+            <w:vAlign w:val="top"/>
+          </w:tcPr>
+          <w:p>
+            <w:pPr>
+              <w:pStyle w:val="CudocTableCell"/>
+              <w:overflowPunct/>
+              <w:autoSpaceDN/>
+            </w:pPr>
+            <w:r>
+              <w:t xml:space="preserve">string</w:t>
+            </w:r>
+          </w:p>
+        </w:tc>
+        <w:tc>
+          <w:tcPr>
+            <w:tcW w:type="dxa" w:w="1772"/>
+            <w:gridSpan w:val="1"/>
+            <w:tcBorders>
+              <w:top w:val="none" w:color="auto" w:sz="0"/>
+              <w:left w:val="none" w:color="auto" w:sz="0"/>
+              <w:bottom w:val="single" w:color="EEF2F7" w:sz="4"/>
+              <w:right w:val="none" w:color="auto" w:sz="0"/>
+            </w:tcBorders>
+            <w:shd w:fill="FAFBFD" w:val="clear"/>
+            <w:tcMar>
+              <w:top w:type="dxa" w:w="105"/>
+              <w:left w:type="dxa" w:w="158"/>
+              <w:bottom w:type="dxa" w:w="105"/>
+              <w:right w:type="dxa" w:w="158"/>
+            </w:tcMar>
+            <w:vAlign w:val="top"/>
+          </w:tcPr>
+          <w:p>
+            <w:pPr>
+              <w:pStyle w:val="CudocTableCell"/>
+              <w:overflowPunct/>
+              <w:autoSpaceDN/>
+            </w:pPr>
+            <w:r>
+              <w:t xml:space="preserve">no</w:t>
+            </w:r>
+          </w:p>
+        </w:tc>
+        <w:tc>
+          <w:tcPr>
+            <w:tcW w:type="dxa" w:w="4320"/>
+            <w:gridSpan w:val="1"/>
+            <w:tcBorders>
+              <w:top w:val="none" w:color="auto" w:sz="0"/>
+              <w:left w:val="none" w:color="auto" w:sz="0"/>
+              <w:bottom w:val="single" w:color="EEF2F7" w:sz="4"/>
+              <w:right w:val="none" w:color="auto" w:sz="0"/>
+            </w:tcBorders>
+            <w:shd w:fill="FAFBFD" w:val="clear"/>
+            <w:tcMar>
+              <w:top w:type="dxa" w:w="105"/>
+              <w:left w:type="dxa" w:w="158"/>
+              <w:bottom w:type="dxa" w:w="105"/>
+              <w:right w:type="dxa" w:w="158"/>
+            </w:tcMar>
+            <w:vAlign w:val="top"/>
+          </w:tcPr>
+          <w:p>
+            <w:pPr>
+              <w:pStyle w:val="CudocTableCell"/>
+              <w:overflowPunct/>
+              <w:autoSpaceDN/>
+            </w:pPr>
+            <w:r>
+              <w:rPr>
+                <w:rStyle w:val="CudocCode"/>
+              </w:rPr>
+              <w:t xml:space="preserve">10m</w:t>
+            </w:r>
+            <w:r>
+              <w:t xml:space="preserve"> (default), </w:t>
+            </w:r>
+            <w:r>
+              <w:rPr>
+                <w:rStyle w:val="CudocCode"/>
+              </w:rPr>
+              <w:t xml:space="preserve">1h</w:t>
+            </w:r>
+            <w:r>
+              <w:t xml:space="preserve"> or </w:t>
+            </w:r>
+            <w:r>
+              <w:rPr>
+                <w:rStyle w:val="CudocCode"/>
+              </w:rPr>
+              <w:t xml:space="preserve">1d</w:t>
+            </w:r>
+            <w:r>
+              <w:t xml:space="preserve">. Coarser steps return means, with min and max for temperature.</w:t>
+            </w:r>
+          </w:p>
+        </w:tc>
+      </w:tr>
+      <w:tr>
+        <w:trPr>
+          <w:cantSplit/>
+          <w:tblHeader w:val="false"/>
+        </w:trPr>
+        <w:tc>
+          <w:tcPr>
+            <w:tcW w:type="dxa" w:w="1772"/>
+            <w:gridSpan w:val="1"/>
+            <w:tcBorders>
+              <w:top w:val="none" w:color="auto" w:sz="0"/>
+              <w:left w:val="none" w:color="auto" w:sz="0"/>
+              <w:bottom w:val="single" w:color="EEF2F7" w:sz="4"/>
+              <w:right w:val="none" w:color="auto" w:sz="0"/>
+            </w:tcBorders>
+            <w:tcMar>
+              <w:top w:type="dxa" w:w="105"/>
+              <w:left w:type="dxa" w:w="158"/>
+              <w:bottom w:type="dxa" w:w="105"/>
+              <w:right w:type="dxa" w:w="158"/>
+            </w:tcMar>
+            <w:vAlign w:val="top"/>
+          </w:tcPr>
+          <w:p>
+            <w:pPr>
+              <w:pStyle w:val="CudocTableCell"/>
+              <w:overflowPunct/>
+              <w:autoSpaceDN/>
+            </w:pPr>
+            <w:r>
+              <w:rPr>
+                <w:rStyle w:val="CudocCode"/>
+              </w:rPr>
+              <w:t xml:space="preserve">limit</w:t>
+            </w:r>
+          </w:p>
+        </w:tc>
+        <w:tc>
+          <w:tcPr>
+            <w:tcW w:type="dxa" w:w="1772"/>
+            <w:gridSpan w:val="1"/>
+            <w:tcBorders>
+              <w:top w:val="none" w:color="auto" w:sz="0"/>
+              <w:left w:val="none" w:color="auto" w:sz="0"/>
+              <w:bottom w:val="single" w:color="EEF2F7" w:sz="4"/>
+              <w:right w:val="none" w:color="auto" w:sz="0"/>
+            </w:tcBorders>
+            <w:tcMar>
+              <w:top w:type="dxa" w:w="105"/>
+              <w:left w:type="dxa" w:w="158"/>
+              <w:bottom w:type="dxa" w:w="105"/>
+              <w:right w:type="dxa" w:w="158"/>
+            </w:tcMar>
+            <w:vAlign w:val="top"/>
+          </w:tcPr>
+          <w:p>
+            <w:pPr>
+              <w:pStyle w:val="CudocTableCell"/>
+              <w:overflowPunct/>
+              <w:autoSpaceDN/>
+            </w:pPr>
+            <w:r>
+              <w:t xml:space="preserve">integer</w:t>
+            </w:r>
+          </w:p>
+        </w:tc>
+        <w:tc>
+          <w:tcPr>
+            <w:tcW w:type="dxa" w:w="1772"/>
+            <w:gridSpan w:val="1"/>
+            <w:tcBorders>
+              <w:top w:val="none" w:color="auto" w:sz="0"/>
+              <w:left w:val="none" w:color="auto" w:sz="0"/>
+              <w:bottom w:val="single" w:color="EEF2F7" w:sz="4"/>
+              <w:right w:val="none" w:color="auto" w:sz="0"/>
+            </w:tcBorders>
+            <w:tcMar>
+              <w:top w:type="dxa" w:w="105"/>
+              <w:left w:type="dxa" w:w="158"/>
+              <w:bottom w:type="dxa" w:w="105"/>
+              <w:right w:type="dxa" w:w="158"/>
+            </w:tcMar>
+            <w:vAlign w:val="top"/>
+          </w:tcPr>
+          <w:p>
+            <w:pPr>
+              <w:pStyle w:val="CudocTableCell"/>
+              <w:overflowPunct/>
+              <w:autoSpaceDN/>
+            </w:pPr>
+            <w:r>
+              <w:t xml:space="preserve">no</w:t>
+            </w:r>
+          </w:p>
+        </w:tc>
+        <w:tc>
+          <w:tcPr>
+            <w:tcW w:type="dxa" w:w="4320"/>
+            <w:gridSpan w:val="1"/>
+            <w:tcBorders>
+              <w:top w:val="none" w:color="auto" w:sz="0"/>
+              <w:left w:val="none" w:color="auto" w:sz="0"/>
+              <w:bottom w:val="single" w:color="EEF2F7" w:sz="4"/>
+              <w:right w:val="none" w:color="auto" w:sz="0"/>
+            </w:tcBorders>
+            <w:tcMar>
+              <w:top w:type="dxa" w:w="105"/>
+              <w:left w:type="dxa" w:w="158"/>
+              <w:bottom w:type="dxa" w:w="105"/>
+              <w:right w:type="dxa" w:w="158"/>
+            </w:tcMar>
+            <w:vAlign w:val="top"/>
+          </w:tcPr>
+          <w:p>
+            <w:pPr>
+              <w:pStyle w:val="CudocTableCell"/>
+              <w:overflowPunct/>
+              <w:autoSpaceDN/>
+            </w:pPr>
+            <w:r>
+              <w:t xml:space="preserve">Rows per page, 1 to 1,000, default 500.</w:t>
+            </w:r>
+          </w:p>
+        </w:tc>
+      </w:tr>
+      <w:tr>
+        <w:trPr>
+          <w:cantSplit/>
+          <w:tblHeader w:val="false"/>
+        </w:trPr>
+        <w:tc>
+          <w:tcPr>
+            <w:tcW w:type="dxa" w:w="1772"/>
+            <w:gridSpan w:val="1"/>
+            <w:tcBorders>
+              <w:top w:val="none" w:color="auto" w:sz="0"/>
+              <w:left w:val="none" w:color="auto" w:sz="0"/>
+              <w:bottom w:val="none" w:color="auto" w:sz="0"/>
+              <w:right w:val="none" w:color="auto" w:sz="0"/>
+            </w:tcBorders>
+            <w:shd w:fill="FAFBFD" w:val="clear"/>
+            <w:tcMar>
+              <w:top w:type="dxa" w:w="105"/>
+              <w:left w:type="dxa" w:w="158"/>
+              <w:bottom w:type="dxa" w:w="105"/>
+              <w:right w:type="dxa" w:w="158"/>
+            </w:tcMar>
+            <w:vAlign w:val="top"/>
+          </w:tcPr>
+          <w:p>
+            <w:pPr>
+              <w:pStyle w:val="CudocTableCell"/>
+              <w:overflowPunct/>
+              <w:autoSpaceDN/>
+            </w:pPr>
+            <w:r>
+              <w:rPr>
+                <w:rStyle w:val="CudocCode"/>
+              </w:rPr>
+              <w:t xml:space="preserve">cursor</w:t>
+            </w:r>
+          </w:p>
+        </w:tc>
+        <w:tc>
+          <w:tcPr>
+            <w:tcW w:type="dxa" w:w="1772"/>
+            <w:gridSpan w:val="1"/>
+            <w:tcBorders>
+              <w:top w:val="none" w:color="auto" w:sz="0"/>
+              <w:left w:val="none" w:color="auto" w:sz="0"/>
+              <w:bottom w:val="none" w:color="auto" w:sz="0"/>
+              <w:right w:val="none" w:color="auto" w:sz="0"/>
+            </w:tcBorders>
+            <w:shd w:fill="FAFBFD" w:val="clear"/>
+            <w:tcMar>
+              <w:top w:type="dxa" w:w="105"/>
+              <w:left w:type="dxa" w:w="158"/>
+              <w:bottom w:type="dxa" w:w="105"/>
+              <w:right w:type="dxa" w:w="158"/>
+            </w:tcMar>
+            <w:vAlign w:val="top"/>
+          </w:tcPr>
+          <w:p>
+            <w:pPr>
+              <w:pStyle w:val="CudocTableCell"/>
+              <w:overflowPunct/>
+              <w:autoSpaceDN/>
+            </w:pPr>
+            <w:r>
+              <w:t xml:space="preserve">string</w:t>
+            </w:r>
+          </w:p>
+        </w:tc>
+        <w:tc>
+          <w:tcPr>
+            <w:tcW w:type="dxa" w:w="1772"/>
+            <w:gridSpan w:val="1"/>
+            <w:tcBorders>
+              <w:top w:val="none" w:color="auto" w:sz="0"/>
+              <w:left w:val="none" w:color="auto" w:sz="0"/>
+              <w:bottom w:val="none" w:color="auto" w:sz="0"/>
+              <w:right w:val="none" w:color="auto" w:sz="0"/>
+            </w:tcBorders>
+            <w:shd w:fill="FAFBFD" w:val="clear"/>
+            <w:tcMar>
+              <w:top w:type="dxa" w:w="105"/>
+              <w:left w:type="dxa" w:w="158"/>
+              <w:bottom w:type="dxa" w:w="105"/>
+              <w:right w:type="dxa" w:w="158"/>
+            </w:tcMar>
+            <w:vAlign w:val="top"/>
+          </w:tcPr>
+          <w:p>
+            <w:pPr>
+              <w:pStyle w:val="CudocTableCell"/>
+              <w:overflowPunct/>
+              <w:autoSpaceDN/>
+            </w:pPr>
+            <w:r>
+              <w:t xml:space="preserve">no</w:t>
+            </w:r>
+          </w:p>
+        </w:tc>
+        <w:tc>
+          <w:tcPr>
+            <w:tcW w:type="dxa" w:w="4320"/>
+            <w:gridSpan w:val="1"/>
+            <w:tcBorders>
+              <w:top w:val="none" w:color="auto" w:sz="0"/>
+              <w:left w:val="none" w:color="auto" w:sz="0"/>
+              <w:bottom w:val="none" w:color="auto" w:sz="0"/>
+              <w:right w:val="none" w:color="auto" w:sz="0"/>
+            </w:tcBorders>
+            <w:shd w:fill="FAFBFD" w:val="clear"/>
+            <w:tcMar>
+              <w:top w:type="dxa" w:w="105"/>
+              <w:left w:type="dxa" w:w="158"/>
+              <w:bottom w:type="dxa" w:w="105"/>
+              <w:right w:type="dxa" w:w="158"/>
+            </w:tcMar>
+            <w:vAlign w:val="top"/>
+          </w:tcPr>
+          <w:p>
+            <w:pPr>
+              <w:pStyle w:val="CudocTableCell"/>
+              <w:overflowPunct/>
+              <w:autoSpaceDN/>
+            </w:pPr>
+            <w:r>
+              <w:rPr>
+                <w:rStyle w:val="CudocCode"/>
+              </w:rPr>
+              <w:t xml:space="preserve">page.next</w:t>
+            </w:r>
+            <w:r>
+              <w:t xml:space="preserve"> from the previous page.</w:t>
+            </w:r>
+          </w:p>
+        </w:tc>
+      </w:tr>
+    </w:tbl>
+    <w:p>
+      <w:pPr>
+        <w:pStyle w:val="CudocBody"/>
+        <w:overflowPunct/>
+        <w:spacing w:before="210"/>
+        <w:autoSpaceDN/>
+      </w:pPr>
+      <w:r>
+        <w:t xml:space="preserve">How far back </w:t>
+      </w:r>
+      <w:r>
+        <w:rPr>
+          <w:rStyle w:val="CudocCode"/>
+        </w:rPr>
+        <w:t xml:space="preserve">from</w:t>
+      </w:r>
+      <w:r>
+        <w:t xml:space="preserve"> may reach depends on the plan's history retention; a range that starts earlier is answered with </w:t>
+      </w:r>
+      <w:r>
+        <w:rPr>
+          <w:rStyle w:val="CudocCode"/>
+        </w:rPr>
+        <w:t xml:space="preserve">400 range_too_wide</w:t>
+      </w:r>
+      <w:r>
+        <w:t xml:space="preserve"> rather than being silently clipped. A range that spans more than 31 days at the </w:t>
+      </w:r>
+      <w:r>
+        <w:rPr>
+          <w:rStyle w:val="CudocCode"/>
+        </w:rPr>
+        <w:t xml:space="preserve">10m</w:t>
+      </w:r>
+      <w:r>
+        <w:t xml:space="preserve"> step is rejected the same way; use </w:t>
+      </w:r>
+      <w:r>
+        <w:rPr>
+          <w:rStyle w:val="CudocCode"/>
+        </w:rPr>
+        <w:t xml:space="preserve">1h</w:t>
+      </w:r>
+      <w:r>
+        <w:t xml:space="preserve"> or </w:t>
+      </w:r>
+      <w:r>
+        <w:rPr>
+          <w:rStyle w:val="CudocCode"/>
+        </w:rPr>
+        <w:t xml:space="preserve">1d</w:t>
+      </w:r>
+      <w:r>
+        <w:t xml:space="preserve"> for long ranges.</w:t>
+      </w:r>
+    </w:p>
+    <w:p>
+      <w:pPr>
+        <w:pStyle w:val="CudocCodeBlock"/>
+        <w:overflowPunct/>
+        <w:spacing w:after="0" w:before="210"/>
+        <w:autoSpaceDN/>
+      </w:pPr>
+      <w:r>
+        <w:t xml:space="preserve">{</w:t>
+      </w:r>
+    </w:p>
+    <w:p>
+      <w:pPr>
+        <w:pStyle w:val="CudocCodeBlock"/>
+        <w:overflowPunct/>
+        <w:spacing w:after="0" w:before="0"/>
+        <w:autoSpaceDN/>
+      </w:pPr>
+      <w:r>
+        <w:t xml:space="preserve">  </w:t>
+      </w:r>
+      <w:r>
+        <w:rPr>
+          <w:rStyle w:val="CudocCodeString"/>
+        </w:rPr>
+        <w:t xml:space="preserve">"station"</w:t>
+      </w:r>
+      <w:r>
+        <w:t xml:space="preserve">:</w:t>
+      </w:r>
+      <w:r>
+        <w:t xml:space="preserve"> </w:t>
+      </w:r>
+      <w:r>
+        <w:rPr>
+          <w:rStyle w:val="CudocCodeString"/>
+        </w:rPr>
+        <w:t xml:space="preserve">"OSL-01"</w:t>
+      </w:r>
+      <w:r>
+        <w:t xml:space="preserve">,</w:t>
+      </w:r>
+    </w:p>
+    <w:p>
+      <w:pPr>
+        <w:pStyle w:val="CudocCodeBlock"/>
+        <w:overflowPunct/>
+        <w:spacing w:after="0" w:before="0"/>
+        <w:autoSpaceDN/>
+      </w:pPr>
+      <w:r>
+        <w:t xml:space="preserve">  </w:t>
+      </w:r>
+      <w:r>
+        <w:rPr>
+          <w:rStyle w:val="CudocCodeString"/>
+        </w:rPr>
+        <w:t xml:space="preserve">"step"</w:t>
+      </w:r>
+      <w:r>
+        <w:t xml:space="preserve">:</w:t>
+      </w:r>
+      <w:r>
+        <w:t xml:space="preserve"> </w:t>
+      </w:r>
+      <w:r>
+        <w:rPr>
+          <w:rStyle w:val="CudocCodeString"/>
+        </w:rPr>
+        <w:t xml:space="preserve">"1h"</w:t>
+      </w:r>
+      <w:r>
+        <w:t xml:space="preserve">,</w:t>
+      </w:r>
+    </w:p>
+    <w:p>
+      <w:pPr>
+        <w:pStyle w:val="CudocCodeBlock"/>
+        <w:overflowPunct/>
+        <w:spacing w:after="0" w:before="0"/>
+        <w:autoSpaceDN/>
+      </w:pPr>
+      <w:r>
+        <w:t xml:space="preserve">  </w:t>
+      </w:r>
+      <w:r>
+        <w:rPr>
+          <w:rStyle w:val="CudocCodeString"/>
+        </w:rPr>
+        <w:t xml:space="preserve">"rows"</w:t>
+      </w:r>
+      <w:r>
+        <w:t xml:space="preserve">:</w:t>
+      </w:r>
+      <w:r>
+        <w:t xml:space="preserve"> </w:t>
+      </w:r>
+      <w:r>
+        <w:t xml:space="preserve">[</w:t>
+      </w:r>
+    </w:p>
+    <w:p>
+      <w:pPr>
+        <w:pStyle w:val="CudocCodeBlock"/>
+        <w:overflowPunct/>
+        <w:spacing w:after="0" w:before="0"/>
+        <w:autoSpaceDN/>
+      </w:pPr>
+      <w:r>
+        <w:t xml:space="preserve">    </w:t>
+      </w:r>
+      <w:r>
+        <w:t xml:space="preserve">{</w:t>
+      </w:r>
+    </w:p>
+    <w:p>
+      <w:pPr>
+        <w:pStyle w:val="CudocCodeBlock"/>
+        <w:overflowPunct/>
+        <w:spacing w:after="0" w:before="0"/>
+        <w:autoSpaceDN/>
+      </w:pPr>
+      <w:r>
+        <w:t xml:space="preserve">      </w:t>
+      </w:r>
+      <w:r>
+        <w:rPr>
+          <w:rStyle w:val="CudocCodeString"/>
+        </w:rPr>
+        <w:t xml:space="preserve">"observedAt"</w:t>
+      </w:r>
+      <w:r>
+        <w:t xml:space="preserve">:</w:t>
+      </w:r>
+      <w:r>
+        <w:t xml:space="preserve"> </w:t>
+      </w:r>
+      <w:r>
+        <w:rPr>
+          <w:rStyle w:val="CudocCodeString"/>
+        </w:rPr>
+        <w:t xml:space="preserve">"2026-09-21T00:00:00Z"</w:t>
+      </w:r>
+      <w:r>
+        <w:t xml:space="preserve">,</w:t>
+      </w:r>
+    </w:p>
+    <w:p>
+      <w:pPr>
+        <w:pStyle w:val="CudocCodeBlock"/>
+        <w:overflowPunct/>
+        <w:spacing w:after="0" w:before="0"/>
+        <w:autoSpaceDN/>
+      </w:pPr>
+      <w:r>
+        <w:t xml:space="preserve">      </w:t>
+      </w:r>
+      <w:r>
+        <w:rPr>
+          <w:rStyle w:val="CudocCodeString"/>
+        </w:rPr>
+        <w:t xml:space="preserve">"temperature"</w:t>
+      </w:r>
+      <w:r>
+        <w:t xml:space="preserve">:</w:t>
+      </w:r>
+      <w:r>
+        <w:t xml:space="preserve"> </w:t>
+      </w:r>
+      <w:r>
+        <w:rPr>
+          <w:rStyle w:val="CudocCodeNumber"/>
+        </w:rPr>
+        <w:t xml:space="preserve">9.8</w:t>
+      </w:r>
+      <w:r>
+        <w:t xml:space="preserve">,</w:t>
+      </w:r>
+    </w:p>
+    <w:p>
+      <w:pPr>
+        <w:pStyle w:val="CudocCodeBlock"/>
+        <w:overflowPunct/>
+        <w:spacing w:after="0" w:before="0"/>
+        <w:autoSpaceDN/>
+      </w:pPr>
+      <w:r>
+        <w:t xml:space="preserve">      </w:t>
+      </w:r>
+      <w:r>
+        <w:rPr>
+          <w:rStyle w:val="CudocCodeString"/>
+        </w:rPr>
+        <w:t xml:space="preserve">"temperatureMin"</w:t>
+      </w:r>
+      <w:r>
+        <w:t xml:space="preserve">:</w:t>
+      </w:r>
+      <w:r>
+        <w:t xml:space="preserve"> </w:t>
+      </w:r>
+      <w:r>
+        <w:rPr>
+          <w:rStyle w:val="CudocCodeNumber"/>
+        </w:rPr>
+        <w:t xml:space="preserve">9.1</w:t>
+      </w:r>
+      <w:r>
+        <w:t xml:space="preserve">,</w:t>
+      </w:r>
+    </w:p>
+    <w:p>
+      <w:pPr>
+        <w:pStyle w:val="CudocCodeBlock"/>
+        <w:overflowPunct/>
+        <w:spacing w:after="0" w:before="0"/>
+        <w:autoSpaceDN/>
+      </w:pPr>
+      <w:r>
+        <w:t xml:space="preserve">      </w:t>
+      </w:r>
+      <w:r>
+        <w:rPr>
+          <w:rStyle w:val="CudocCodeString"/>
+        </w:rPr>
+        <w:t xml:space="preserve">"temperatureMax"</w:t>
+      </w:r>
+      <w:r>
+        <w:t xml:space="preserve">:</w:t>
+      </w:r>
+      <w:r>
+        <w:t xml:space="preserve"> </w:t>
+      </w:r>
+      <w:r>
+        <w:rPr>
+          <w:rStyle w:val="CudocCodeNumber"/>
+        </w:rPr>
+        <w:t xml:space="preserve">10.4</w:t>
+      </w:r>
+      <w:r>
+        <w:t xml:space="preserve">,</w:t>
+      </w:r>
+    </w:p>
+    <w:p>
+      <w:pPr>
+        <w:pStyle w:val="CudocCodeBlock"/>
+        <w:overflowPunct/>
+        <w:spacing w:after="0" w:before="0"/>
+        <w:autoSpaceDN/>
+      </w:pPr>
+      <w:r>
+        <w:t xml:space="preserve">      </w:t>
+      </w:r>
+      <w:r>
+        <w:rPr>
+          <w:rStyle w:val="CudocCodeString"/>
+        </w:rPr>
+        <w:t xml:space="preserve">"windSpeed"</w:t>
+      </w:r>
+      <w:r>
+        <w:t xml:space="preserve">:</w:t>
+      </w:r>
+      <w:r>
+        <w:t xml:space="preserve"> </w:t>
+      </w:r>
+      <w:r>
+        <w:rPr>
+          <w:rStyle w:val="CudocCodeNumber"/>
+        </w:rPr>
+        <w:t xml:space="preserve">2.1</w:t>
+      </w:r>
+      <w:r>
+        <w:t xml:space="preserve">,</w:t>
+      </w:r>
+    </w:p>
+    <w:p>
+      <w:pPr>
+        <w:pStyle w:val="CudocCodeBlock"/>
+        <w:overflowPunct/>
+        <w:spacing w:after="0" w:before="0"/>
+        <w:autoSpaceDN/>
+      </w:pPr>
+      <w:r>
+        <w:t xml:space="preserve">      </w:t>
+      </w:r>
+      <w:r>
+        <w:rPr>
+          <w:rStyle w:val="CudocCodeString"/>
+        </w:rPr>
+        <w:t xml:space="preserve">"precipitation"</w:t>
+      </w:r>
+      <w:r>
+        <w:t xml:space="preserve">:</w:t>
+      </w:r>
+      <w:r>
+        <w:t xml:space="preserve"> </w:t>
+      </w:r>
+      <w:r>
+        <w:rPr>
+          <w:rStyle w:val="CudocCodeNumber"/>
+        </w:rPr>
+        <w:t xml:space="preserve">0.0</w:t>
+      </w:r>
+    </w:p>
+    <w:p>
+      <w:pPr>
+        <w:pStyle w:val="CudocCodeBlock"/>
+        <w:overflowPunct/>
+        <w:spacing w:after="0" w:before="0"/>
+        <w:autoSpaceDN/>
+      </w:pPr>
+      <w:r>
+        <w:t xml:space="preserve">    </w:t>
+      </w:r>
+      <w:r>
+        <w:t xml:space="preserve">}</w:t>
+      </w:r>
+    </w:p>
+    <w:p>
+      <w:pPr>
+        <w:pStyle w:val="CudocCodeBlock"/>
+        <w:overflowPunct/>
+        <w:spacing w:after="0" w:before="0"/>
+        <w:autoSpaceDN/>
+      </w:pPr>
+      <w:r>
+        <w:t xml:space="preserve">  </w:t>
+      </w:r>
+      <w:r>
+        <w:t xml:space="preserve">]</w:t>
+      </w:r>
+      <w:r>
+        <w:t xml:space="preserve">,</w:t>
+      </w:r>
+    </w:p>
+    <w:p>
+      <w:pPr>
+        <w:pStyle w:val="CudocCodeBlock"/>
+        <w:overflowPunct/>
+        <w:spacing w:after="0" w:before="0"/>
+        <w:autoSpaceDN/>
+      </w:pPr>
+      <w:r>
+        <w:t xml:space="preserve">  </w:t>
+      </w:r>
+      <w:r>
+        <w:rPr>
+          <w:rStyle w:val="CudocCodeString"/>
+        </w:rPr>
+        <w:t xml:space="preserve">"page"</w:t>
+      </w:r>
+      <w:r>
+        <w:t xml:space="preserve">:</w:t>
+      </w:r>
+      <w:r>
+        <w:t xml:space="preserve"> </w:t>
+      </w:r>
+      <w:r>
+        <w:t xml:space="preserve">{</w:t>
+      </w:r>
+      <w:r>
+        <w:t xml:space="preserve"> </w:t>
+      </w:r>
+      <w:r>
+        <w:rPr>
+          <w:rStyle w:val="CudocCodeString"/>
+        </w:rPr>
+        <w:t xml:space="preserve">"next"</w:t>
+      </w:r>
+      <w:r>
+        <w:t xml:space="preserve">:</w:t>
+      </w:r>
+      <w:r>
+        <w:t xml:space="preserve"> </w:t>
+      </w:r>
+      <w:r>
+        <w:rPr>
+          <w:rStyle w:val="CudocCodeString"/>
+        </w:rPr>
+        <w:t xml:space="preserve">"eyJvIjoiMjAyNi0wOS0yMVQwMTowMDowMFoifQ"</w:t>
+      </w:r>
+      <w:r>
+        <w:t xml:space="preserve"> </w:t>
+      </w:r>
+      <w:r>
+        <w:t xml:space="preserve">}</w:t>
+      </w:r>
+      <w:r>
+        <w:t xml:space="preserve">,</w:t>
+      </w:r>
+    </w:p>
+    <w:p>
+      <w:pPr>
+        <w:pStyle w:val="CudocCodeBlock"/>
+        <w:overflowPunct/>
+        <w:spacing w:after="0" w:before="0"/>
+        <w:autoSpaceDN/>
+      </w:pPr>
+      <w:r>
+        <w:t xml:space="preserve">  </w:t>
+      </w:r>
+      <w:r>
+        <w:rPr>
+          <w:rStyle w:val="CudocCodeString"/>
+        </w:rPr>
+        <w:t xml:space="preserve">"units"</w:t>
+      </w:r>
+      <w:r>
+        <w:t xml:space="preserve">:</w:t>
+      </w:r>
+      <w:r>
+        <w:t xml:space="preserve"> </w:t>
+      </w:r>
+      <w:r>
+        <w:t xml:space="preserve">{</w:t>
+      </w:r>
+      <w:r>
+        <w:t xml:space="preserve"> </w:t>
+      </w:r>
+      <w:r>
+        <w:rPr>
+          <w:rStyle w:val="CudocCodeString"/>
+        </w:rPr>
+        <w:t xml:space="preserve">"temperature"</w:t>
+      </w:r>
+      <w:r>
+        <w:t xml:space="preserve">:</w:t>
+      </w:r>
+      <w:r>
+        <w:t xml:space="preserve"> </w:t>
+      </w:r>
+      <w:r>
+        <w:rPr>
+          <w:rStyle w:val="CudocCodeString"/>
+        </w:rPr>
+        <w:t xml:space="preserve">"C"</w:t>
+      </w:r>
+      <w:r>
+        <w:t xml:space="preserve">,</w:t>
+      </w:r>
+      <w:r>
+        <w:t xml:space="preserve"> </w:t>
+      </w:r>
+      <w:r>
+        <w:rPr>
+          <w:rStyle w:val="CudocCodeString"/>
+        </w:rPr>
+        <w:t xml:space="preserve">"windSpeed"</w:t>
+      </w:r>
+      <w:r>
+        <w:t xml:space="preserve">:</w:t>
+      </w:r>
+      <w:r>
+        <w:t xml:space="preserve"> </w:t>
+      </w:r>
+      <w:r>
+        <w:rPr>
+          <w:rStyle w:val="CudocCodeString"/>
+        </w:rPr>
+        <w:t xml:space="preserve">"m/s"</w:t>
+      </w:r>
+      <w:r>
+        <w:t xml:space="preserve">,</w:t>
+      </w:r>
+      <w:r>
+        <w:t xml:space="preserve"> </w:t>
+      </w:r>
+      <w:r>
+        <w:rPr>
+          <w:rStyle w:val="CudocCodeString"/>
+        </w:rPr>
+        <w:t xml:space="preserve">"precipitation"</w:t>
+      </w:r>
+      <w:r>
+        <w:t xml:space="preserve">:</w:t>
+      </w:r>
+      <w:r>
+        <w:t xml:space="preserve"> </w:t>
+      </w:r>
+      <w:r>
+        <w:rPr>
+          <w:rStyle w:val="CudocCodeString"/>
+        </w:rPr>
+        <w:t xml:space="preserve">"mm"</w:t>
+      </w:r>
+      <w:r>
+        <w:t xml:space="preserve"> </w:t>
+      </w:r>
+      <w:r>
+        <w:t xml:space="preserve">}</w:t>
+      </w:r>
+    </w:p>
+    <w:p>
+      <w:pPr>
+        <w:pStyle w:val="CudocCodeBlock"/>
+        <w:overflowPunct/>
+        <w:spacing w:after="210" w:before="0"/>
+        <w:autoSpaceDN/>
+      </w:pPr>
+      <w:r>
+        <w:t xml:space="preserve">}</w:t>
+      </w:r>
+    </w:p>
+    <w:p>
+      <w:pPr>
+        <w:pStyle w:val="Heading2"/>
+        <w:overflowPunct/>
+        <w:autoSpaceDN/>
+      </w:pPr>
+      <w:bookmarkStart w:name="cudocjYerOFLkfLYDJesMgzCfLHXUFO" w:id="7"/>
+      <w:r>
+        <w:t xml:space="preserve">Station directory</w:t>
+      </w:r>
+      <w:bookmarkEnd w:id="7"/>
+    </w:p>
+    <w:p>
+      <w:pPr>
+        <w:pStyle w:val="CudocBody"/>
+        <w:overflowPunct/>
+        <w:autoSpaceDN/>
+      </w:pPr>
+      <w:r>
+        <w:t xml:space="preserve">Lists the stations a key may read, with their location and status.</w:t>
+      </w:r>
+    </w:p>
+    <w:tbl>
+      <w:tblPr>
+        <w:tblW w:type="pct" w:w="100%"/>
+        <w:tblBorders>
+          <w:top w:val="single" w:color="E2E8F0" w:sz="4"/>
+          <w:left w:val="none" w:color="auto" w:sz="0"/>
+          <w:bottom w:val="single" w:color="E2E8F0" w:sz="4"/>
+          <w:right w:val="none" w:color="auto" w:sz="0"/>
+          <w:insideH w:val="none" w:color="auto" w:sz="0"/>
+          <w:insideV w:val="none" w:color="auto" w:sz="0"/>
+        </w:tblBorders>
+      </w:tblPr>
+      <w:tblGrid>
+        <w:gridCol w:w="3212"/>
+        <w:gridCol w:w="3212"/>
+        <w:gridCol w:w="3212"/>
+      </w:tblGrid>
+      <w:tr>
+        <w:trPr>
+          <w:cantSplit/>
+          <w:tblHeader/>
+        </w:trPr>
+        <w:tc>
+          <w:tcPr>
+            <w:tcW w:type="dxa" w:w="3212"/>
+            <w:gridSpan w:val="1"/>
+            <w:tcBorders>
+              <w:top w:val="none" w:color="auto" w:sz="0"/>
+              <w:left w:val="none" w:color="auto" w:sz="0"/>
+              <w:bottom w:val="single" w:color="E2E8F0" w:sz="4"/>
+              <w:right w:val="none" w:color="auto" w:sz="0"/>
+            </w:tcBorders>
+            <w:tcMar>
+              <w:top w:type="dxa" w:w="105"/>
+              <w:left w:type="dxa" w:w="158"/>
+              <w:bottom w:type="dxa" w:w="105"/>
+              <w:right w:type="dxa" w:w="158"/>
+            </w:tcMar>
+            <w:vAlign w:val="top"/>
+          </w:tcPr>
+          <w:p>
+            <w:pPr>
+              <w:pStyle w:val="CudocTableHeader"/>
+              <w:overflowPunct/>
+              <w:autoSpaceDN/>
+            </w:pPr>
+            <w:r>
+              <w:t xml:space="preserve">Method</w:t>
+            </w:r>
+          </w:p>
+        </w:tc>
+        <w:tc>
+          <w:tcPr>
+            <w:tcW w:type="dxa" w:w="3212"/>
+            <w:gridSpan w:val="1"/>
+            <w:tcBorders>
+              <w:top w:val="none" w:color="auto" w:sz="0"/>
+              <w:left w:val="none" w:color="auto" w:sz="0"/>
+              <w:bottom w:val="single" w:color="E2E8F0" w:sz="4"/>
+              <w:right w:val="none" w:color="auto" w:sz="0"/>
+            </w:tcBorders>
+            <w:tcMar>
+              <w:top w:type="dxa" w:w="105"/>
+              <w:left w:type="dxa" w:w="158"/>
+              <w:bottom w:type="dxa" w:w="105"/>
+              <w:right w:type="dxa" w:w="158"/>
+            </w:tcMar>
+            <w:vAlign w:val="top"/>
+          </w:tcPr>
+          <w:p>
+            <w:pPr>
+              <w:pStyle w:val="CudocTableHeader"/>
+              <w:overflowPunct/>
+              <w:autoSpaceDN/>
+            </w:pPr>
+            <w:r>
+              <w:t xml:space="preserve">Path</w:t>
+            </w:r>
+          </w:p>
+        </w:tc>
+        <w:tc>
+          <w:tcPr>
+            <w:tcW w:type="dxa" w:w="3212"/>
+            <w:gridSpan w:val="1"/>
+            <w:tcBorders>
+              <w:top w:val="none" w:color="auto" w:sz="0"/>
+              <w:left w:val="none" w:color="auto" w:sz="0"/>
+              <w:bottom w:val="single" w:color="E2E8F0" w:sz="4"/>
+              <w:right w:val="none" w:color="auto" w:sz="0"/>
+            </w:tcBorders>
+            <w:tcMar>
+              <w:top w:type="dxa" w:w="105"/>
+              <w:left w:type="dxa" w:w="158"/>
+              <w:bottom w:type="dxa" w:w="105"/>
+              <w:right w:type="dxa" w:w="158"/>
+            </w:tcMar>
+            <w:vAlign w:val="top"/>
+          </w:tcPr>
+          <w:p>
+            <w:pPr>
+              <w:pStyle w:val="CudocTableHeader"/>
+              <w:overflowPunct/>
+              <w:autoSpaceDN/>
+            </w:pPr>
+            <w:r>
+              <w:t xml:space="preserve">Auth</w:t>
+            </w:r>
+          </w:p>
+        </w:tc>
+      </w:tr>
+      <w:tr>
+        <w:trPr>
+          <w:cantSplit/>
+          <w:tblHeader w:val="false"/>
+        </w:trPr>
+        <w:tc>
+          <w:tcPr>
+            <w:tcW w:type="dxa" w:w="3212"/>
+            <w:gridSpan w:val="1"/>
+            <w:tcBorders>
+              <w:top w:val="none" w:color="auto" w:sz="0"/>
+              <w:left w:val="none" w:color="auto" w:sz="0"/>
+              <w:bottom w:val="none" w:color="auto" w:sz="0"/>
+              <w:right w:val="none" w:color="auto" w:sz="0"/>
+            </w:tcBorders>
+            <w:tcMar>
+              <w:top w:type="dxa" w:w="105"/>
+              <w:left w:type="dxa" w:w="158"/>
+              <w:bottom w:type="dxa" w:w="105"/>
+              <w:right w:type="dxa" w:w="158"/>
+            </w:tcMar>
+            <w:vAlign w:val="top"/>
+          </w:tcPr>
+          <w:p>
+            <w:pPr>
+              <w:pStyle w:val="CudocTableCell"/>
+              <w:overflowPunct/>
+              <w:autoSpaceDN/>
+            </w:pPr>
+            <w:r>
+              <w:t xml:space="preserve">GET</w:t>
+            </w:r>
+          </w:p>
+        </w:tc>
+        <w:tc>
+          <w:tcPr>
+            <w:tcW w:type="dxa" w:w="3212"/>
+            <w:gridSpan w:val="1"/>
+            <w:tcBorders>
+              <w:top w:val="none" w:color="auto" w:sz="0"/>
+              <w:left w:val="none" w:color="auto" w:sz="0"/>
+              <w:bottom w:val="none" w:color="auto" w:sz="0"/>
+              <w:right w:val="none" w:color="auto" w:sz="0"/>
+            </w:tcBorders>
+            <w:tcMar>
+              <w:top w:type="dxa" w:w="105"/>
+              <w:left w:type="dxa" w:w="158"/>
+              <w:bottom w:type="dxa" w:w="105"/>
+              <w:right w:type="dxa" w:w="158"/>
+            </w:tcMar>
+            <w:vAlign w:val="top"/>
+          </w:tcPr>
+          <w:p>
+            <w:pPr>
+              <w:pStyle w:val="CudocTableCell"/>
+              <w:overflowPunct/>
+              <w:autoSpaceDN/>
+            </w:pPr>
+            <w:r>
+              <w:rPr>
+                <w:rStyle w:val="CudocCode"/>
+              </w:rPr>
+              <w:t xml:space="preserve">/v1/stations</w:t>
+            </w:r>
+          </w:p>
+        </w:tc>
+        <w:tc>
+          <w:tcPr>
+            <w:tcW w:type="dxa" w:w="3212"/>
+            <w:gridSpan w:val="1"/>
+            <w:tcBorders>
+              <w:top w:val="none" w:color="auto" w:sz="0"/>
+              <w:left w:val="none" w:color="auto" w:sz="0"/>
+              <w:bottom w:val="none" w:color="auto" w:sz="0"/>
+              <w:right w:val="none" w:color="auto" w:sz="0"/>
+            </w:tcBorders>
+            <w:tcMar>
+              <w:top w:type="dxa" w:w="105"/>
+              <w:left w:type="dxa" w:w="158"/>
+              <w:bottom w:type="dxa" w:w="105"/>
+              <w:right w:type="dxa" w:w="158"/>
+            </w:tcMar>
+            <w:vAlign w:val="top"/>
+          </w:tcPr>
+          <w:p>
+            <w:pPr>
+              <w:pStyle w:val="CudocTableCell"/>
+              <w:overflowPunct/>
+              <w:autoSpaceDN/>
+            </w:pPr>
+            <w:r>
+              <w:t xml:space="preserve">Bearer</w:t>
+            </w:r>
+          </w:p>
+        </w:tc>
+      </w:tr>
+    </w:tbl>
+    <w:p>
+      <w:pPr>
+        <w:pStyle w:val="CudocSpacer"/>
+        <w:spacing w:after="0" w:before="210" w:line="240"/>
+      </w:pPr>
+    </w:p>
+    <w:tbl>
+      <w:tblPr>
+        <w:tblW w:type="pct" w:w="100%"/>
+        <w:tblBorders>
+          <w:top w:val="single" w:color="E2E8F0" w:sz="4"/>
+          <w:left w:val="none" w:color="auto" w:sz="0"/>
+          <w:bottom w:val="single" w:color="E2E8F0" w:sz="4"/>
+          <w:right w:val="none" w:color="auto" w:sz="0"/>
+          <w:insideH w:val="none" w:color="auto" w:sz="0"/>
+          <w:insideV w:val="none" w:color="auto" w:sz="0"/>
+        </w:tblBorders>
+      </w:tblPr>
+      <w:tblGrid>
+        <w:gridCol w:w="1772"/>
+        <w:gridCol w:w="1772"/>
+        <w:gridCol w:w="1772"/>
+        <w:gridCol w:w="4320"/>
+      </w:tblGrid>
+      <w:tr>
+        <w:trPr>
+          <w:cantSplit/>
+          <w:tblHeader/>
+        </w:trPr>
+        <w:tc>
+          <w:tcPr>
+            <w:tcW w:type="dxa" w:w="1772"/>
+            <w:gridSpan w:val="1"/>
+            <w:tcBorders>
+              <w:top w:val="none" w:color="auto" w:sz="0"/>
+              <w:left w:val="none" w:color="auto" w:sz="0"/>
+              <w:bottom w:val="single" w:color="E2E8F0" w:sz="4"/>
+              <w:right w:val="none" w:color="auto" w:sz="0"/>
+            </w:tcBorders>
+            <w:tcMar>
+              <w:top w:type="dxa" w:w="105"/>
+              <w:left w:type="dxa" w:w="158"/>
+              <w:bottom w:type="dxa" w:w="105"/>
+              <w:right w:type="dxa" w:w="158"/>
+            </w:tcMar>
+            <w:vAlign w:val="top"/>
+          </w:tcPr>
+          <w:p>
+            <w:pPr>
+              <w:pStyle w:val="CudocTableHeader"/>
+              <w:overflowPunct/>
+              <w:autoSpaceDN/>
+            </w:pPr>
+            <w:r>
+              <w:t xml:space="preserve">Parameter</w:t>
+            </w:r>
+          </w:p>
+        </w:tc>
+        <w:tc>
+          <w:tcPr>
+            <w:tcW w:type="dxa" w:w="1772"/>
+            <w:gridSpan w:val="1"/>
+            <w:tcBorders>
+              <w:top w:val="none" w:color="auto" w:sz="0"/>
+              <w:left w:val="none" w:color="auto" w:sz="0"/>
+              <w:bottom w:val="single" w:color="E2E8F0" w:sz="4"/>
+              <w:right w:val="none" w:color="auto" w:sz="0"/>
+            </w:tcBorders>
+            <w:tcMar>
+              <w:top w:type="dxa" w:w="105"/>
+              <w:left w:type="dxa" w:w="158"/>
+              <w:bottom w:type="dxa" w:w="105"/>
+              <w:right w:type="dxa" w:w="158"/>
+            </w:tcMar>
+            <w:vAlign w:val="top"/>
+          </w:tcPr>
+          <w:p>
+            <w:pPr>
+              <w:pStyle w:val="CudocTableHeader"/>
+              <w:overflowPunct/>
+              <w:autoSpaceDN/>
+            </w:pPr>
+            <w:r>
+              <w:t xml:space="preserve">Type</w:t>
+            </w:r>
+          </w:p>
+        </w:tc>
+        <w:tc>
+          <w:tcPr>
+            <w:tcW w:type="dxa" w:w="1772"/>
+            <w:gridSpan w:val="1"/>
+            <w:tcBorders>
+              <w:top w:val="none" w:color="auto" w:sz="0"/>
+              <w:left w:val="none" w:color="auto" w:sz="0"/>
+              <w:bottom w:val="single" w:color="E2E8F0" w:sz="4"/>
+              <w:right w:val="none" w:color="auto" w:sz="0"/>
+            </w:tcBorders>
+            <w:tcMar>
+              <w:top w:type="dxa" w:w="105"/>
+              <w:left w:type="dxa" w:w="158"/>
+              <w:bottom w:type="dxa" w:w="105"/>
+              <w:right w:type="dxa" w:w="158"/>
+            </w:tcMar>
+            <w:vAlign w:val="top"/>
+          </w:tcPr>
+          <w:p>
+            <w:pPr>
+              <w:pStyle w:val="CudocTableHeader"/>
+              <w:overflowPunct/>
+              <w:autoSpaceDN/>
+            </w:pPr>
+            <w:r>
+              <w:t xml:space="preserve">Required</w:t>
+            </w:r>
+          </w:p>
+        </w:tc>
+        <w:tc>
+          <w:tcPr>
+            <w:tcW w:type="dxa" w:w="4320"/>
+            <w:gridSpan w:val="1"/>
+            <w:tcBorders>
+              <w:top w:val="none" w:color="auto" w:sz="0"/>
+              <w:left w:val="none" w:color="auto" w:sz="0"/>
+              <w:bottom w:val="single" w:color="E2E8F0" w:sz="4"/>
+              <w:right w:val="none" w:color="auto" w:sz="0"/>
+            </w:tcBorders>
+            <w:tcMar>
+              <w:top w:type="dxa" w:w="105"/>
+              <w:left w:type="dxa" w:w="158"/>
+              <w:bottom w:type="dxa" w:w="105"/>
+              <w:right w:type="dxa" w:w="158"/>
+            </w:tcMar>
+            <w:vAlign w:val="top"/>
+          </w:tcPr>
+          <w:p>
+            <w:pPr>
+              <w:pStyle w:val="CudocTableHeader"/>
+              <w:overflowPunct/>
+              <w:autoSpaceDN/>
+            </w:pPr>
+            <w:r>
+              <w:t xml:space="preserve">Description</w:t>
+            </w:r>
+          </w:p>
+        </w:tc>
+      </w:tr>
+      <w:tr>
+        <w:trPr>
+          <w:cantSplit/>
+          <w:tblHeader w:val="false"/>
+        </w:trPr>
+        <w:tc>
+          <w:tcPr>
+            <w:tcW w:type="dxa" w:w="1772"/>
+            <w:gridSpan w:val="1"/>
+            <w:tcBorders>
+              <w:top w:val="none" w:color="auto" w:sz="0"/>
+              <w:left w:val="none" w:color="auto" w:sz="0"/>
+              <w:bottom w:val="single" w:color="EEF2F7" w:sz="4"/>
+              <w:right w:val="none" w:color="auto" w:sz="0"/>
+            </w:tcBorders>
+            <w:tcMar>
+              <w:top w:type="dxa" w:w="105"/>
+              <w:left w:type="dxa" w:w="158"/>
+              <w:bottom w:type="dxa" w:w="105"/>
+              <w:right w:type="dxa" w:w="158"/>
+            </w:tcMar>
+            <w:vAlign w:val="top"/>
+          </w:tcPr>
+          <w:p>
+            <w:pPr>
+              <w:pStyle w:val="CudocTableCell"/>
+              <w:overflowPunct/>
+              <w:autoSpaceDN/>
+            </w:pPr>
+            <w:r>
+              <w:rPr>
+                <w:rStyle w:val="CudocCode"/>
+              </w:rPr>
+              <w:t xml:space="preserve">region</w:t>
+            </w:r>
+          </w:p>
+        </w:tc>
+        <w:tc>
+          <w:tcPr>
+            <w:tcW w:type="dxa" w:w="1772"/>
+            <w:gridSpan w:val="1"/>
+            <w:tcBorders>
+              <w:top w:val="none" w:color="auto" w:sz="0"/>
+              <w:left w:val="none" w:color="auto" w:sz="0"/>
+              <w:bottom w:val="single" w:color="EEF2F7" w:sz="4"/>
+              <w:right w:val="none" w:color="auto" w:sz="0"/>
+            </w:tcBorders>
+            <w:tcMar>
+              <w:top w:type="dxa" w:w="105"/>
+              <w:left w:type="dxa" w:w="158"/>
+              <w:bottom w:type="dxa" w:w="105"/>
+              <w:right w:type="dxa" w:w="158"/>
+            </w:tcMar>
+            <w:vAlign w:val="top"/>
+          </w:tcPr>
+          <w:p>
+            <w:pPr>
+              <w:pStyle w:val="CudocTableCell"/>
+              <w:overflowPunct/>
+              <w:autoSpaceDN/>
+            </w:pPr>
+            <w:r>
+              <w:t xml:space="preserve">string</w:t>
+            </w:r>
+          </w:p>
+        </w:tc>
+        <w:tc>
+          <w:tcPr>
+            <w:tcW w:type="dxa" w:w="1772"/>
+            <w:gridSpan w:val="1"/>
+            <w:tcBorders>
+              <w:top w:val="none" w:color="auto" w:sz="0"/>
+              <w:left w:val="none" w:color="auto" w:sz="0"/>
+              <w:bottom w:val="single" w:color="EEF2F7" w:sz="4"/>
+              <w:right w:val="none" w:color="auto" w:sz="0"/>
+            </w:tcBorders>
+            <w:tcMar>
+              <w:top w:type="dxa" w:w="105"/>
+              <w:left w:type="dxa" w:w="158"/>
+              <w:bottom w:type="dxa" w:w="105"/>
+              <w:right w:type="dxa" w:w="158"/>
+            </w:tcMar>
+            <w:vAlign w:val="top"/>
+          </w:tcPr>
+          <w:p>
+            <w:pPr>
+              <w:pStyle w:val="CudocTableCell"/>
+              <w:overflowPunct/>
+              <w:autoSpaceDN/>
+            </w:pPr>
+            <w:r>
+              <w:t xml:space="preserve">no</w:t>
+            </w:r>
+          </w:p>
+        </w:tc>
+        <w:tc>
+          <w:tcPr>
+            <w:tcW w:type="dxa" w:w="4320"/>
+            <w:gridSpan w:val="1"/>
+            <w:tcBorders>
+              <w:top w:val="none" w:color="auto" w:sz="0"/>
+              <w:left w:val="none" w:color="auto" w:sz="0"/>
+              <w:bottom w:val="single" w:color="EEF2F7" w:sz="4"/>
+              <w:right w:val="none" w:color="auto" w:sz="0"/>
+            </w:tcBorders>
+            <w:tcMar>
+              <w:top w:type="dxa" w:w="105"/>
+              <w:left w:type="dxa" w:w="158"/>
+              <w:bottom w:type="dxa" w:w="105"/>
+              <w:right w:type="dxa" w:w="158"/>
+            </w:tcMar>
+            <w:vAlign w:val="top"/>
+          </w:tcPr>
+          <w:p>
+            <w:pPr>
+              <w:pStyle w:val="CudocTableCell"/>
+              <w:overflowPunct/>
+              <w:autoSpaceDN/>
+            </w:pPr>
+            <w:r>
+              <w:t xml:space="preserve">An ISO 3166-2 code to narrow the list, such as </w:t>
+            </w:r>
+            <w:r>
+              <w:rPr>
+                <w:rStyle w:val="CudocCode"/>
+              </w:rPr>
+              <w:t xml:space="preserve">NO-03</w:t>
+            </w:r>
+            <w:r>
+              <w:t xml:space="preserve">.</w:t>
+            </w:r>
+          </w:p>
+        </w:tc>
+      </w:tr>
+      <w:tr>
+        <w:trPr>
+          <w:cantSplit/>
+          <w:tblHeader w:val="false"/>
+        </w:trPr>
+        <w:tc>
+          <w:tcPr>
+            <w:tcW w:type="dxa" w:w="1772"/>
+            <w:gridSpan w:val="1"/>
+            <w:tcBorders>
+              <w:top w:val="none" w:color="auto" w:sz="0"/>
+              <w:left w:val="none" w:color="auto" w:sz="0"/>
+              <w:bottom w:val="single" w:color="EEF2F7" w:sz="4"/>
               <w:right w:val="none" w:color="auto" w:sz="0"/>
             </w:tcBorders>
             <w:shd w:fill="FAFBFD" w:val="clear"/>
@@ -2066,7 +7309,7 @@
             <w:tcBorders>
               <w:top w:val="none" w:color="auto" w:sz="0"/>
               <w:left w:val="none" w:color="auto" w:sz="0"/>
-              <w:bottom w:val="none" w:color="auto" w:sz="0"/>
+              <w:bottom w:val="single" w:color="EEF2F7" w:sz="4"/>
               <w:right w:val="none" w:color="auto" w:sz="0"/>
             </w:tcBorders>
             <w:shd w:fill="FAFBFD" w:val="clear"/>
@@ -2096,7 +7339,7 @@
             <w:tcBorders>
               <w:top w:val="none" w:color="auto" w:sz="0"/>
               <w:left w:val="none" w:color="auto" w:sz="0"/>
-              <w:bottom w:val="none" w:color="auto" w:sz="0"/>
+              <w:bottom w:val="single" w:color="EEF2F7" w:sz="4"/>
               <w:right w:val="none" w:color="auto" w:sz="0"/>
             </w:tcBorders>
             <w:shd w:fill="FAFBFD" w:val="clear"/>
@@ -2126,7 +7369,7 @@
             <w:tcBorders>
               <w:top w:val="none" w:color="auto" w:sz="0"/>
               <w:left w:val="none" w:color="auto" w:sz="0"/>
-              <w:bottom w:val="none" w:color="auto" w:sz="0"/>
+              <w:bottom w:val="single" w:color="EEF2F7" w:sz="4"/>
               <w:right w:val="none" w:color="auto" w:sz="0"/>
             </w:tcBorders>
             <w:shd w:fill="FAFBFD" w:val="clear"/>
@@ -2174,7 +7417,2787 @@
           </w:p>
         </w:tc>
       </w:tr>
+      <w:tr>
+        <w:trPr>
+          <w:cantSplit/>
+          <w:tblHeader w:val="false"/>
+        </w:trPr>
+        <w:tc>
+          <w:tcPr>
+            <w:tcW w:type="dxa" w:w="1772"/>
+            <w:gridSpan w:val="1"/>
+            <w:tcBorders>
+              <w:top w:val="none" w:color="auto" w:sz="0"/>
+              <w:left w:val="none" w:color="auto" w:sz="0"/>
+              <w:bottom w:val="single" w:color="EEF2F7" w:sz="4"/>
+              <w:right w:val="none" w:color="auto" w:sz="0"/>
+            </w:tcBorders>
+            <w:tcMar>
+              <w:top w:type="dxa" w:w="105"/>
+              <w:left w:type="dxa" w:w="158"/>
+              <w:bottom w:type="dxa" w:w="105"/>
+              <w:right w:type="dxa" w:w="158"/>
+            </w:tcMar>
+            <w:vAlign w:val="top"/>
+          </w:tcPr>
+          <w:p>
+            <w:pPr>
+              <w:pStyle w:val="CudocTableCell"/>
+              <w:overflowPunct/>
+              <w:autoSpaceDN/>
+            </w:pPr>
+            <w:r>
+              <w:rPr>
+                <w:rStyle w:val="CudocCode"/>
+              </w:rPr>
+              <w:t xml:space="preserve">limit</w:t>
+            </w:r>
+          </w:p>
+        </w:tc>
+        <w:tc>
+          <w:tcPr>
+            <w:tcW w:type="dxa" w:w="1772"/>
+            <w:gridSpan w:val="1"/>
+            <w:tcBorders>
+              <w:top w:val="none" w:color="auto" w:sz="0"/>
+              <w:left w:val="none" w:color="auto" w:sz="0"/>
+              <w:bottom w:val="single" w:color="EEF2F7" w:sz="4"/>
+              <w:right w:val="none" w:color="auto" w:sz="0"/>
+            </w:tcBorders>
+            <w:tcMar>
+              <w:top w:type="dxa" w:w="105"/>
+              <w:left w:type="dxa" w:w="158"/>
+              <w:bottom w:type="dxa" w:w="105"/>
+              <w:right w:type="dxa" w:w="158"/>
+            </w:tcMar>
+            <w:vAlign w:val="top"/>
+          </w:tcPr>
+          <w:p>
+            <w:pPr>
+              <w:pStyle w:val="CudocTableCell"/>
+              <w:overflowPunct/>
+              <w:autoSpaceDN/>
+            </w:pPr>
+            <w:r>
+              <w:t xml:space="preserve">integer</w:t>
+            </w:r>
+          </w:p>
+        </w:tc>
+        <w:tc>
+          <w:tcPr>
+            <w:tcW w:type="dxa" w:w="1772"/>
+            <w:gridSpan w:val="1"/>
+            <w:tcBorders>
+              <w:top w:val="none" w:color="auto" w:sz="0"/>
+              <w:left w:val="none" w:color="auto" w:sz="0"/>
+              <w:bottom w:val="single" w:color="EEF2F7" w:sz="4"/>
+              <w:right w:val="none" w:color="auto" w:sz="0"/>
+            </w:tcBorders>
+            <w:tcMar>
+              <w:top w:type="dxa" w:w="105"/>
+              <w:left w:type="dxa" w:w="158"/>
+              <w:bottom w:type="dxa" w:w="105"/>
+              <w:right w:type="dxa" w:w="158"/>
+            </w:tcMar>
+            <w:vAlign w:val="top"/>
+          </w:tcPr>
+          <w:p>
+            <w:pPr>
+              <w:pStyle w:val="CudocTableCell"/>
+              <w:overflowPunct/>
+              <w:autoSpaceDN/>
+            </w:pPr>
+            <w:r>
+              <w:t xml:space="preserve">no</w:t>
+            </w:r>
+          </w:p>
+        </w:tc>
+        <w:tc>
+          <w:tcPr>
+            <w:tcW w:type="dxa" w:w="4320"/>
+            <w:gridSpan w:val="1"/>
+            <w:tcBorders>
+              <w:top w:val="none" w:color="auto" w:sz="0"/>
+              <w:left w:val="none" w:color="auto" w:sz="0"/>
+              <w:bottom w:val="single" w:color="EEF2F7" w:sz="4"/>
+              <w:right w:val="none" w:color="auto" w:sz="0"/>
+            </w:tcBorders>
+            <w:tcMar>
+              <w:top w:type="dxa" w:w="105"/>
+              <w:left w:type="dxa" w:w="158"/>
+              <w:bottom w:type="dxa" w:w="105"/>
+              <w:right w:type="dxa" w:w="158"/>
+            </w:tcMar>
+            <w:vAlign w:val="top"/>
+          </w:tcPr>
+          <w:p>
+            <w:pPr>
+              <w:pStyle w:val="CudocTableCell"/>
+              <w:overflowPunct/>
+              <w:autoSpaceDN/>
+            </w:pPr>
+            <w:r>
+              <w:t xml:space="preserve">Rows per page, 1 to 200, default 50.</w:t>
+            </w:r>
+          </w:p>
+        </w:tc>
+      </w:tr>
+      <w:tr>
+        <w:trPr>
+          <w:cantSplit/>
+          <w:tblHeader w:val="false"/>
+        </w:trPr>
+        <w:tc>
+          <w:tcPr>
+            <w:tcW w:type="dxa" w:w="1772"/>
+            <w:gridSpan w:val="1"/>
+            <w:tcBorders>
+              <w:top w:val="none" w:color="auto" w:sz="0"/>
+              <w:left w:val="none" w:color="auto" w:sz="0"/>
+              <w:bottom w:val="none" w:color="auto" w:sz="0"/>
+              <w:right w:val="none" w:color="auto" w:sz="0"/>
+            </w:tcBorders>
+            <w:shd w:fill="FAFBFD" w:val="clear"/>
+            <w:tcMar>
+              <w:top w:type="dxa" w:w="105"/>
+              <w:left w:type="dxa" w:w="158"/>
+              <w:bottom w:type="dxa" w:w="105"/>
+              <w:right w:type="dxa" w:w="158"/>
+            </w:tcMar>
+            <w:vAlign w:val="top"/>
+          </w:tcPr>
+          <w:p>
+            <w:pPr>
+              <w:pStyle w:val="CudocTableCell"/>
+              <w:overflowPunct/>
+              <w:autoSpaceDN/>
+            </w:pPr>
+            <w:r>
+              <w:rPr>
+                <w:rStyle w:val="CudocCode"/>
+              </w:rPr>
+              <w:t xml:space="preserve">cursor</w:t>
+            </w:r>
+          </w:p>
+        </w:tc>
+        <w:tc>
+          <w:tcPr>
+            <w:tcW w:type="dxa" w:w="1772"/>
+            <w:gridSpan w:val="1"/>
+            <w:tcBorders>
+              <w:top w:val="none" w:color="auto" w:sz="0"/>
+              <w:left w:val="none" w:color="auto" w:sz="0"/>
+              <w:bottom w:val="none" w:color="auto" w:sz="0"/>
+              <w:right w:val="none" w:color="auto" w:sz="0"/>
+            </w:tcBorders>
+            <w:shd w:fill="FAFBFD" w:val="clear"/>
+            <w:tcMar>
+              <w:top w:type="dxa" w:w="105"/>
+              <w:left w:type="dxa" w:w="158"/>
+              <w:bottom w:type="dxa" w:w="105"/>
+              <w:right w:type="dxa" w:w="158"/>
+            </w:tcMar>
+            <w:vAlign w:val="top"/>
+          </w:tcPr>
+          <w:p>
+            <w:pPr>
+              <w:pStyle w:val="CudocTableCell"/>
+              <w:overflowPunct/>
+              <w:autoSpaceDN/>
+            </w:pPr>
+            <w:r>
+              <w:t xml:space="preserve">string</w:t>
+            </w:r>
+          </w:p>
+        </w:tc>
+        <w:tc>
+          <w:tcPr>
+            <w:tcW w:type="dxa" w:w="1772"/>
+            <w:gridSpan w:val="1"/>
+            <w:tcBorders>
+              <w:top w:val="none" w:color="auto" w:sz="0"/>
+              <w:left w:val="none" w:color="auto" w:sz="0"/>
+              <w:bottom w:val="none" w:color="auto" w:sz="0"/>
+              <w:right w:val="none" w:color="auto" w:sz="0"/>
+            </w:tcBorders>
+            <w:shd w:fill="FAFBFD" w:val="clear"/>
+            <w:tcMar>
+              <w:top w:type="dxa" w:w="105"/>
+              <w:left w:type="dxa" w:w="158"/>
+              <w:bottom w:type="dxa" w:w="105"/>
+              <w:right w:type="dxa" w:w="158"/>
+            </w:tcMar>
+            <w:vAlign w:val="top"/>
+          </w:tcPr>
+          <w:p>
+            <w:pPr>
+              <w:pStyle w:val="CudocTableCell"/>
+              <w:overflowPunct/>
+              <w:autoSpaceDN/>
+            </w:pPr>
+            <w:r>
+              <w:t xml:space="preserve">no</w:t>
+            </w:r>
+          </w:p>
+        </w:tc>
+        <w:tc>
+          <w:tcPr>
+            <w:tcW w:type="dxa" w:w="4320"/>
+            <w:gridSpan w:val="1"/>
+            <w:tcBorders>
+              <w:top w:val="none" w:color="auto" w:sz="0"/>
+              <w:left w:val="none" w:color="auto" w:sz="0"/>
+              <w:bottom w:val="none" w:color="auto" w:sz="0"/>
+              <w:right w:val="none" w:color="auto" w:sz="0"/>
+            </w:tcBorders>
+            <w:shd w:fill="FAFBFD" w:val="clear"/>
+            <w:tcMar>
+              <w:top w:type="dxa" w:w="105"/>
+              <w:left w:type="dxa" w:w="158"/>
+              <w:bottom w:type="dxa" w:w="105"/>
+              <w:right w:type="dxa" w:w="158"/>
+            </w:tcMar>
+            <w:vAlign w:val="top"/>
+          </w:tcPr>
+          <w:p>
+            <w:pPr>
+              <w:pStyle w:val="CudocTableCell"/>
+              <w:overflowPunct/>
+              <w:autoSpaceDN/>
+            </w:pPr>
+            <w:r>
+              <w:rPr>
+                <w:rStyle w:val="CudocCode"/>
+              </w:rPr>
+              <w:t xml:space="preserve">page.next</w:t>
+            </w:r>
+            <w:r>
+              <w:t xml:space="preserve"> from the previous page.</w:t>
+            </w:r>
+          </w:p>
+        </w:tc>
+      </w:tr>
     </w:tbl>
+    <w:p>
+      <w:pPr>
+        <w:pStyle w:val="CudocBody"/>
+        <w:overflowPunct/>
+        <w:spacing w:before="210"/>
+        <w:autoSpaceDN/>
+      </w:pPr>
+      <w:r>
+        <w:t xml:space="preserve">Each row carries the code, the site name, coordinates, elevation, status and the instant of the last observation. Retired stations are included only when </w:t>
+      </w:r>
+      <w:r>
+        <w:rPr>
+          <w:rStyle w:val="CudocCode"/>
+        </w:rPr>
+        <w:t xml:space="preserve">status=retired</w:t>
+      </w:r>
+      <w:r>
+        <w:t xml:space="preserve"> is asked for, so a client that lists stations sees them disappear rather than fail.</w:t>
+      </w:r>
+    </w:p>
+    <w:p>
+      <w:pPr>
+        <w:pStyle w:val="CudocCodeBlock"/>
+        <w:overflowPunct/>
+        <w:spacing w:after="0" w:before="210"/>
+        <w:autoSpaceDN/>
+      </w:pPr>
+      <w:r>
+        <w:t xml:space="preserve">{</w:t>
+      </w:r>
+    </w:p>
+    <w:p>
+      <w:pPr>
+        <w:pStyle w:val="CudocCodeBlock"/>
+        <w:overflowPunct/>
+        <w:spacing w:after="0" w:before="0"/>
+        <w:autoSpaceDN/>
+      </w:pPr>
+      <w:r>
+        <w:t xml:space="preserve">  </w:t>
+      </w:r>
+      <w:r>
+        <w:rPr>
+          <w:rStyle w:val="CudocCodeString"/>
+        </w:rPr>
+        <w:t xml:space="preserve">"stations"</w:t>
+      </w:r>
+      <w:r>
+        <w:t xml:space="preserve">:</w:t>
+      </w:r>
+      <w:r>
+        <w:t xml:space="preserve"> </w:t>
+      </w:r>
+      <w:r>
+        <w:t xml:space="preserve">[</w:t>
+      </w:r>
+    </w:p>
+    <w:p>
+      <w:pPr>
+        <w:pStyle w:val="CudocCodeBlock"/>
+        <w:overflowPunct/>
+        <w:spacing w:after="0" w:before="0"/>
+        <w:autoSpaceDN/>
+      </w:pPr>
+      <w:r>
+        <w:t xml:space="preserve">    </w:t>
+      </w:r>
+      <w:r>
+        <w:t xml:space="preserve">{</w:t>
+      </w:r>
+    </w:p>
+    <w:p>
+      <w:pPr>
+        <w:pStyle w:val="CudocCodeBlock"/>
+        <w:overflowPunct/>
+        <w:spacing w:after="0" w:before="0"/>
+        <w:autoSpaceDN/>
+      </w:pPr>
+      <w:r>
+        <w:t xml:space="preserve">      </w:t>
+      </w:r>
+      <w:r>
+        <w:rPr>
+          <w:rStyle w:val="CudocCodeString"/>
+        </w:rPr>
+        <w:t xml:space="preserve">"code"</w:t>
+      </w:r>
+      <w:r>
+        <w:t xml:space="preserve">:</w:t>
+      </w:r>
+      <w:r>
+        <w:t xml:space="preserve"> </w:t>
+      </w:r>
+      <w:r>
+        <w:rPr>
+          <w:rStyle w:val="CudocCodeString"/>
+        </w:rPr>
+        <w:t xml:space="preserve">"OSL-01"</w:t>
+      </w:r>
+      <w:r>
+        <w:t xml:space="preserve">,</w:t>
+      </w:r>
+    </w:p>
+    <w:p>
+      <w:pPr>
+        <w:pStyle w:val="CudocCodeBlock"/>
+        <w:overflowPunct/>
+        <w:spacing w:after="0" w:before="0"/>
+        <w:autoSpaceDN/>
+      </w:pPr>
+      <w:r>
+        <w:t xml:space="preserve">      </w:t>
+      </w:r>
+      <w:r>
+        <w:rPr>
+          <w:rStyle w:val="CudocCodeString"/>
+        </w:rPr>
+        <w:t xml:space="preserve">"site"</w:t>
+      </w:r>
+      <w:r>
+        <w:t xml:space="preserve">:</w:t>
+      </w:r>
+      <w:r>
+        <w:t xml:space="preserve"> </w:t>
+      </w:r>
+      <w:r>
+        <w:rPr>
+          <w:rStyle w:val="CudocCodeString"/>
+        </w:rPr>
+        <w:t xml:space="preserve">"Oslo"</w:t>
+      </w:r>
+      <w:r>
+        <w:t xml:space="preserve">,</w:t>
+      </w:r>
+    </w:p>
+    <w:p>
+      <w:pPr>
+        <w:pStyle w:val="CudocCodeBlock"/>
+        <w:overflowPunct/>
+        <w:spacing w:after="0" w:before="0"/>
+        <w:autoSpaceDN/>
+      </w:pPr>
+      <w:r>
+        <w:t xml:space="preserve">      </w:t>
+      </w:r>
+      <w:r>
+        <w:rPr>
+          <w:rStyle w:val="CudocCodeString"/>
+        </w:rPr>
+        <w:t xml:space="preserve">"latitude"</w:t>
+      </w:r>
+      <w:r>
+        <w:t xml:space="preserve">:</w:t>
+      </w:r>
+      <w:r>
+        <w:t xml:space="preserve"> </w:t>
+      </w:r>
+      <w:r>
+        <w:rPr>
+          <w:rStyle w:val="CudocCodeNumber"/>
+        </w:rPr>
+        <w:t xml:space="preserve">59.9423</w:t>
+      </w:r>
+      <w:r>
+        <w:t xml:space="preserve">,</w:t>
+      </w:r>
+    </w:p>
+    <w:p>
+      <w:pPr>
+        <w:pStyle w:val="CudocCodeBlock"/>
+        <w:overflowPunct/>
+        <w:spacing w:after="0" w:before="0"/>
+        <w:autoSpaceDN/>
+      </w:pPr>
+      <w:r>
+        <w:t xml:space="preserve">      </w:t>
+      </w:r>
+      <w:r>
+        <w:rPr>
+          <w:rStyle w:val="CudocCodeString"/>
+        </w:rPr>
+        <w:t xml:space="preserve">"longitude"</w:t>
+      </w:r>
+      <w:r>
+        <w:t xml:space="preserve">:</w:t>
+      </w:r>
+      <w:r>
+        <w:t xml:space="preserve"> </w:t>
+      </w:r>
+      <w:r>
+        <w:rPr>
+          <w:rStyle w:val="CudocCodeNumber"/>
+        </w:rPr>
+        <w:t xml:space="preserve">10.7203</w:t>
+      </w:r>
+      <w:r>
+        <w:t xml:space="preserve">,</w:t>
+      </w:r>
+    </w:p>
+    <w:p>
+      <w:pPr>
+        <w:pStyle w:val="CudocCodeBlock"/>
+        <w:overflowPunct/>
+        <w:spacing w:after="0" w:before="0"/>
+        <w:autoSpaceDN/>
+      </w:pPr>
+      <w:r>
+        <w:t xml:space="preserve">      </w:t>
+      </w:r>
+      <w:r>
+        <w:rPr>
+          <w:rStyle w:val="CudocCodeString"/>
+        </w:rPr>
+        <w:t xml:space="preserve">"elevation"</w:t>
+      </w:r>
+      <w:r>
+        <w:t xml:space="preserve">:</w:t>
+      </w:r>
+      <w:r>
+        <w:t xml:space="preserve"> </w:t>
+      </w:r>
+      <w:r>
+        <w:rPr>
+          <w:rStyle w:val="CudocCodeNumber"/>
+        </w:rPr>
+        <w:t xml:space="preserve">94</w:t>
+      </w:r>
+      <w:r>
+        <w:t xml:space="preserve">,</w:t>
+      </w:r>
+    </w:p>
+    <w:p>
+      <w:pPr>
+        <w:pStyle w:val="CudocCodeBlock"/>
+        <w:overflowPunct/>
+        <w:spacing w:after="0" w:before="0"/>
+        <w:autoSpaceDN/>
+      </w:pPr>
+      <w:r>
+        <w:t xml:space="preserve">      </w:t>
+      </w:r>
+      <w:r>
+        <w:rPr>
+          <w:rStyle w:val="CudocCodeString"/>
+        </w:rPr>
+        <w:t xml:space="preserve">"status"</w:t>
+      </w:r>
+      <w:r>
+        <w:t xml:space="preserve">:</w:t>
+      </w:r>
+      <w:r>
+        <w:t xml:space="preserve"> </w:t>
+      </w:r>
+      <w:r>
+        <w:rPr>
+          <w:rStyle w:val="CudocCodeString"/>
+        </w:rPr>
+        <w:t xml:space="preserve">"active"</w:t>
+      </w:r>
+      <w:r>
+        <w:t xml:space="preserve">,</w:t>
+      </w:r>
+    </w:p>
+    <w:p>
+      <w:pPr>
+        <w:pStyle w:val="CudocCodeBlock"/>
+        <w:overflowPunct/>
+        <w:spacing w:after="0" w:before="0"/>
+        <w:autoSpaceDN/>
+      </w:pPr>
+      <w:r>
+        <w:t xml:space="preserve">      </w:t>
+      </w:r>
+      <w:r>
+        <w:rPr>
+          <w:rStyle w:val="CudocCodeString"/>
+        </w:rPr>
+        <w:t xml:space="preserve">"lastObservedAt"</w:t>
+      </w:r>
+      <w:r>
+        <w:t xml:space="preserve">:</w:t>
+      </w:r>
+      <w:r>
+        <w:t xml:space="preserve"> </w:t>
+      </w:r>
+      <w:r>
+        <w:rPr>
+          <w:rStyle w:val="CudocCodeString"/>
+        </w:rPr>
+        <w:t xml:space="preserve">"2026-09-22T06:00:00Z"</w:t>
+      </w:r>
+    </w:p>
+    <w:p>
+      <w:pPr>
+        <w:pStyle w:val="CudocCodeBlock"/>
+        <w:overflowPunct/>
+        <w:spacing w:after="0" w:before="0"/>
+        <w:autoSpaceDN/>
+      </w:pPr>
+      <w:r>
+        <w:t xml:space="preserve">    </w:t>
+      </w:r>
+      <w:r>
+        <w:t xml:space="preserve">}</w:t>
+      </w:r>
+      <w:r>
+        <w:t xml:space="preserve">,</w:t>
+      </w:r>
+    </w:p>
+    <w:p>
+      <w:pPr>
+        <w:pStyle w:val="CudocCodeBlock"/>
+        <w:overflowPunct/>
+        <w:spacing w:after="0" w:before="0"/>
+        <w:autoSpaceDN/>
+      </w:pPr>
+      <w:r>
+        <w:t xml:space="preserve">    </w:t>
+      </w:r>
+      <w:r>
+        <w:t xml:space="preserve">{</w:t>
+      </w:r>
+    </w:p>
+    <w:p>
+      <w:pPr>
+        <w:pStyle w:val="CudocCodeBlock"/>
+        <w:overflowPunct/>
+        <w:spacing w:after="0" w:before="0"/>
+        <w:autoSpaceDN/>
+      </w:pPr>
+      <w:r>
+        <w:t xml:space="preserve">      </w:t>
+      </w:r>
+      <w:r>
+        <w:rPr>
+          <w:rStyle w:val="CudocCodeString"/>
+        </w:rPr>
+        <w:t xml:space="preserve">"code"</w:t>
+      </w:r>
+      <w:r>
+        <w:t xml:space="preserve">:</w:t>
+      </w:r>
+      <w:r>
+        <w:t xml:space="preserve"> </w:t>
+      </w:r>
+      <w:r>
+        <w:rPr>
+          <w:rStyle w:val="CudocCodeString"/>
+        </w:rPr>
+        <w:t xml:space="preserve">"BGO-02"</w:t>
+      </w:r>
+      <w:r>
+        <w:t xml:space="preserve">,</w:t>
+      </w:r>
+    </w:p>
+    <w:p>
+      <w:pPr>
+        <w:pStyle w:val="CudocCodeBlock"/>
+        <w:overflowPunct/>
+        <w:spacing w:after="0" w:before="0"/>
+        <w:autoSpaceDN/>
+      </w:pPr>
+      <w:r>
+        <w:t xml:space="preserve">      </w:t>
+      </w:r>
+      <w:r>
+        <w:rPr>
+          <w:rStyle w:val="CudocCodeString"/>
+        </w:rPr>
+        <w:t xml:space="preserve">"site"</w:t>
+      </w:r>
+      <w:r>
+        <w:t xml:space="preserve">:</w:t>
+      </w:r>
+      <w:r>
+        <w:t xml:space="preserve"> </w:t>
+      </w:r>
+      <w:r>
+        <w:rPr>
+          <w:rStyle w:val="CudocCodeString"/>
+        </w:rPr>
+        <w:t xml:space="preserve">"Bergen"</w:t>
+      </w:r>
+      <w:r>
+        <w:t xml:space="preserve">,</w:t>
+      </w:r>
+    </w:p>
+    <w:p>
+      <w:pPr>
+        <w:pStyle w:val="CudocCodeBlock"/>
+        <w:overflowPunct/>
+        <w:spacing w:after="0" w:before="0"/>
+        <w:autoSpaceDN/>
+      </w:pPr>
+      <w:r>
+        <w:t xml:space="preserve">      </w:t>
+      </w:r>
+      <w:r>
+        <w:rPr>
+          <w:rStyle w:val="CudocCodeString"/>
+        </w:rPr>
+        <w:t xml:space="preserve">"latitude"</w:t>
+      </w:r>
+      <w:r>
+        <w:t xml:space="preserve">:</w:t>
+      </w:r>
+      <w:r>
+        <w:t xml:space="preserve"> </w:t>
+      </w:r>
+      <w:r>
+        <w:rPr>
+          <w:rStyle w:val="CudocCodeNumber"/>
+        </w:rPr>
+        <w:t xml:space="preserve">60.3982</w:t>
+      </w:r>
+      <w:r>
+        <w:t xml:space="preserve">,</w:t>
+      </w:r>
+    </w:p>
+    <w:p>
+      <w:pPr>
+        <w:pStyle w:val="CudocCodeBlock"/>
+        <w:overflowPunct/>
+        <w:spacing w:after="0" w:before="0"/>
+        <w:autoSpaceDN/>
+      </w:pPr>
+      <w:r>
+        <w:t xml:space="preserve">      </w:t>
+      </w:r>
+      <w:r>
+        <w:rPr>
+          <w:rStyle w:val="CudocCodeString"/>
+        </w:rPr>
+        <w:t xml:space="preserve">"longitude"</w:t>
+      </w:r>
+      <w:r>
+        <w:t xml:space="preserve">:</w:t>
+      </w:r>
+      <w:r>
+        <w:t xml:space="preserve"> </w:t>
+      </w:r>
+      <w:r>
+        <w:rPr>
+          <w:rStyle w:val="CudocCodeNumber"/>
+        </w:rPr>
+        <w:t xml:space="preserve">5.3241</w:t>
+      </w:r>
+      <w:r>
+        <w:t xml:space="preserve">,</w:t>
+      </w:r>
+    </w:p>
+    <w:p>
+      <w:pPr>
+        <w:pStyle w:val="CudocCodeBlock"/>
+        <w:overflowPunct/>
+        <w:spacing w:after="0" w:before="0"/>
+        <w:autoSpaceDN/>
+      </w:pPr>
+      <w:r>
+        <w:t xml:space="preserve">      </w:t>
+      </w:r>
+      <w:r>
+        <w:rPr>
+          <w:rStyle w:val="CudocCodeString"/>
+        </w:rPr>
+        <w:t xml:space="preserve">"elevation"</w:t>
+      </w:r>
+      <w:r>
+        <w:t xml:space="preserve">:</w:t>
+      </w:r>
+      <w:r>
+        <w:t xml:space="preserve"> </w:t>
+      </w:r>
+      <w:r>
+        <w:rPr>
+          <w:rStyle w:val="CudocCodeNumber"/>
+        </w:rPr>
+        <w:t xml:space="preserve">320</w:t>
+      </w:r>
+      <w:r>
+        <w:t xml:space="preserve">,</w:t>
+      </w:r>
+    </w:p>
+    <w:p>
+      <w:pPr>
+        <w:pStyle w:val="CudocCodeBlock"/>
+        <w:overflowPunct/>
+        <w:spacing w:after="0" w:before="0"/>
+        <w:autoSpaceDN/>
+      </w:pPr>
+      <w:r>
+        <w:t xml:space="preserve">      </w:t>
+      </w:r>
+      <w:r>
+        <w:rPr>
+          <w:rStyle w:val="CudocCodeString"/>
+        </w:rPr>
+        <w:t xml:space="preserve">"status"</w:t>
+      </w:r>
+      <w:r>
+        <w:t xml:space="preserve">:</w:t>
+      </w:r>
+      <w:r>
+        <w:t xml:space="preserve"> </w:t>
+      </w:r>
+      <w:r>
+        <w:rPr>
+          <w:rStyle w:val="CudocCodeString"/>
+        </w:rPr>
+        <w:t xml:space="preserve">"maintenance"</w:t>
+      </w:r>
+      <w:r>
+        <w:t xml:space="preserve">,</w:t>
+      </w:r>
+    </w:p>
+    <w:p>
+      <w:pPr>
+        <w:pStyle w:val="CudocCodeBlock"/>
+        <w:overflowPunct/>
+        <w:spacing w:after="0" w:before="0"/>
+        <w:autoSpaceDN/>
+      </w:pPr>
+      <w:r>
+        <w:t xml:space="preserve">      </w:t>
+      </w:r>
+      <w:r>
+        <w:rPr>
+          <w:rStyle w:val="CudocCodeString"/>
+        </w:rPr>
+        <w:t xml:space="preserve">"lastObservedAt"</w:t>
+      </w:r>
+      <w:r>
+        <w:t xml:space="preserve">:</w:t>
+      </w:r>
+      <w:r>
+        <w:t xml:space="preserve"> </w:t>
+      </w:r>
+      <w:r>
+        <w:rPr>
+          <w:rStyle w:val="CudocCodeString"/>
+        </w:rPr>
+        <w:t xml:space="preserve">"2026-09-19T14:10:00Z"</w:t>
+      </w:r>
+    </w:p>
+    <w:p>
+      <w:pPr>
+        <w:pStyle w:val="CudocCodeBlock"/>
+        <w:overflowPunct/>
+        <w:spacing w:after="0" w:before="0"/>
+        <w:autoSpaceDN/>
+      </w:pPr>
+      <w:r>
+        <w:t xml:space="preserve">    </w:t>
+      </w:r>
+      <w:r>
+        <w:t xml:space="preserve">}</w:t>
+      </w:r>
+    </w:p>
+    <w:p>
+      <w:pPr>
+        <w:pStyle w:val="CudocCodeBlock"/>
+        <w:overflowPunct/>
+        <w:spacing w:after="0" w:before="0"/>
+        <w:autoSpaceDN/>
+      </w:pPr>
+      <w:r>
+        <w:t xml:space="preserve">  </w:t>
+      </w:r>
+      <w:r>
+        <w:t xml:space="preserve">]</w:t>
+      </w:r>
+      <w:r>
+        <w:t xml:space="preserve">,</w:t>
+      </w:r>
+    </w:p>
+    <w:p>
+      <w:pPr>
+        <w:pStyle w:val="CudocCodeBlock"/>
+        <w:overflowPunct/>
+        <w:spacing w:after="0" w:before="0"/>
+        <w:autoSpaceDN/>
+      </w:pPr>
+      <w:r>
+        <w:t xml:space="preserve">  </w:t>
+      </w:r>
+      <w:r>
+        <w:rPr>
+          <w:rStyle w:val="CudocCodeString"/>
+        </w:rPr>
+        <w:t xml:space="preserve">"page"</w:t>
+      </w:r>
+      <w:r>
+        <w:t xml:space="preserve">:</w:t>
+      </w:r>
+      <w:r>
+        <w:t xml:space="preserve"> </w:t>
+      </w:r>
+      <w:r>
+        <w:t xml:space="preserve">{</w:t>
+      </w:r>
+      <w:r>
+        <w:t xml:space="preserve"> </w:t>
+      </w:r>
+      <w:r>
+        <w:rPr>
+          <w:rStyle w:val="CudocCodeString"/>
+        </w:rPr>
+        <w:t xml:space="preserve">"next"</w:t>
+      </w:r>
+      <w:r>
+        <w:t xml:space="preserve">:</w:t>
+      </w:r>
+      <w:r>
+        <w:t xml:space="preserve"> </w:t>
+      </w:r>
+      <w:r>
+        <w:rPr>
+          <w:rStyle w:val="CudocCodeKeyword"/>
+        </w:rPr>
+        <w:t xml:space="preserve">null</w:t>
+      </w:r>
+      <w:r>
+        <w:t xml:space="preserve"> </w:t>
+      </w:r>
+      <w:r>
+        <w:t xml:space="preserve">}</w:t>
+      </w:r>
+    </w:p>
+    <w:p>
+      <w:pPr>
+        <w:pStyle w:val="CudocCodeBlock"/>
+        <w:overflowPunct/>
+        <w:spacing w:after="210" w:before="0"/>
+        <w:autoSpaceDN/>
+      </w:pPr>
+      <w:r>
+        <w:t xml:space="preserve">}</w:t>
+      </w:r>
+    </w:p>
+    <w:p>
+      <w:pPr>
+        <w:pStyle w:val="Heading2"/>
+        <w:overflowPunct/>
+        <w:autoSpaceDN/>
+      </w:pPr>
+      <w:bookmarkStart w:name="cudocRNkSpSSWjoUEdzc4DyJ1zfzG75" w:id="8"/>
+      <w:r>
+        <w:t xml:space="preserve">Station detail</w:t>
+      </w:r>
+      <w:bookmarkEnd w:id="8"/>
+    </w:p>
+    <w:p>
+      <w:pPr>
+        <w:pStyle w:val="CudocBody"/>
+        <w:overflowPunct/>
+        <w:autoSpaceDN/>
+      </w:pPr>
+      <w:r>
+        <w:t xml:space="preserve">Returns one station's metadata, including its sensors and time zone.</w:t>
+      </w:r>
+    </w:p>
+    <w:tbl>
+      <w:tblPr>
+        <w:tblW w:type="pct" w:w="100%"/>
+        <w:tblBorders>
+          <w:top w:val="single" w:color="E2E8F0" w:sz="4"/>
+          <w:left w:val="none" w:color="auto" w:sz="0"/>
+          <w:bottom w:val="single" w:color="E2E8F0" w:sz="4"/>
+          <w:right w:val="none" w:color="auto" w:sz="0"/>
+          <w:insideH w:val="none" w:color="auto" w:sz="0"/>
+          <w:insideV w:val="none" w:color="auto" w:sz="0"/>
+        </w:tblBorders>
+      </w:tblPr>
+      <w:tblGrid>
+        <w:gridCol w:w="3212"/>
+        <w:gridCol w:w="3212"/>
+        <w:gridCol w:w="3212"/>
+      </w:tblGrid>
+      <w:tr>
+        <w:trPr>
+          <w:cantSplit/>
+          <w:tblHeader/>
+        </w:trPr>
+        <w:tc>
+          <w:tcPr>
+            <w:tcW w:type="dxa" w:w="3212"/>
+            <w:gridSpan w:val="1"/>
+            <w:tcBorders>
+              <w:top w:val="none" w:color="auto" w:sz="0"/>
+              <w:left w:val="none" w:color="auto" w:sz="0"/>
+              <w:bottom w:val="single" w:color="E2E8F0" w:sz="4"/>
+              <w:right w:val="none" w:color="auto" w:sz="0"/>
+            </w:tcBorders>
+            <w:tcMar>
+              <w:top w:type="dxa" w:w="105"/>
+              <w:left w:type="dxa" w:w="158"/>
+              <w:bottom w:type="dxa" w:w="105"/>
+              <w:right w:type="dxa" w:w="158"/>
+            </w:tcMar>
+            <w:vAlign w:val="top"/>
+          </w:tcPr>
+          <w:p>
+            <w:pPr>
+              <w:pStyle w:val="CudocTableHeader"/>
+              <w:overflowPunct/>
+              <w:autoSpaceDN/>
+            </w:pPr>
+            <w:r>
+              <w:t xml:space="preserve">Method</w:t>
+            </w:r>
+          </w:p>
+        </w:tc>
+        <w:tc>
+          <w:tcPr>
+            <w:tcW w:type="dxa" w:w="3212"/>
+            <w:gridSpan w:val="1"/>
+            <w:tcBorders>
+              <w:top w:val="none" w:color="auto" w:sz="0"/>
+              <w:left w:val="none" w:color="auto" w:sz="0"/>
+              <w:bottom w:val="single" w:color="E2E8F0" w:sz="4"/>
+              <w:right w:val="none" w:color="auto" w:sz="0"/>
+            </w:tcBorders>
+            <w:tcMar>
+              <w:top w:type="dxa" w:w="105"/>
+              <w:left w:type="dxa" w:w="158"/>
+              <w:bottom w:type="dxa" w:w="105"/>
+              <w:right w:type="dxa" w:w="158"/>
+            </w:tcMar>
+            <w:vAlign w:val="top"/>
+          </w:tcPr>
+          <w:p>
+            <w:pPr>
+              <w:pStyle w:val="CudocTableHeader"/>
+              <w:overflowPunct/>
+              <w:autoSpaceDN/>
+            </w:pPr>
+            <w:r>
+              <w:t xml:space="preserve">Path</w:t>
+            </w:r>
+          </w:p>
+        </w:tc>
+        <w:tc>
+          <w:tcPr>
+            <w:tcW w:type="dxa" w:w="3212"/>
+            <w:gridSpan w:val="1"/>
+            <w:tcBorders>
+              <w:top w:val="none" w:color="auto" w:sz="0"/>
+              <w:left w:val="none" w:color="auto" w:sz="0"/>
+              <w:bottom w:val="single" w:color="E2E8F0" w:sz="4"/>
+              <w:right w:val="none" w:color="auto" w:sz="0"/>
+            </w:tcBorders>
+            <w:tcMar>
+              <w:top w:type="dxa" w:w="105"/>
+              <w:left w:type="dxa" w:w="158"/>
+              <w:bottom w:type="dxa" w:w="105"/>
+              <w:right w:type="dxa" w:w="158"/>
+            </w:tcMar>
+            <w:vAlign w:val="top"/>
+          </w:tcPr>
+          <w:p>
+            <w:pPr>
+              <w:pStyle w:val="CudocTableHeader"/>
+              <w:overflowPunct/>
+              <w:autoSpaceDN/>
+            </w:pPr>
+            <w:r>
+              <w:t xml:space="preserve">Auth</w:t>
+            </w:r>
+          </w:p>
+        </w:tc>
+      </w:tr>
+      <w:tr>
+        <w:trPr>
+          <w:cantSplit/>
+          <w:tblHeader w:val="false"/>
+        </w:trPr>
+        <w:tc>
+          <w:tcPr>
+            <w:tcW w:type="dxa" w:w="3212"/>
+            <w:gridSpan w:val="1"/>
+            <w:tcBorders>
+              <w:top w:val="none" w:color="auto" w:sz="0"/>
+              <w:left w:val="none" w:color="auto" w:sz="0"/>
+              <w:bottom w:val="none" w:color="auto" w:sz="0"/>
+              <w:right w:val="none" w:color="auto" w:sz="0"/>
+            </w:tcBorders>
+            <w:tcMar>
+              <w:top w:type="dxa" w:w="105"/>
+              <w:left w:type="dxa" w:w="158"/>
+              <w:bottom w:type="dxa" w:w="105"/>
+              <w:right w:type="dxa" w:w="158"/>
+            </w:tcMar>
+            <w:vAlign w:val="top"/>
+          </w:tcPr>
+          <w:p>
+            <w:pPr>
+              <w:pStyle w:val="CudocTableCell"/>
+              <w:overflowPunct/>
+              <w:autoSpaceDN/>
+            </w:pPr>
+            <w:r>
+              <w:t xml:space="preserve">GET</w:t>
+            </w:r>
+          </w:p>
+        </w:tc>
+        <w:tc>
+          <w:tcPr>
+            <w:tcW w:type="dxa" w:w="3212"/>
+            <w:gridSpan w:val="1"/>
+            <w:tcBorders>
+              <w:top w:val="none" w:color="auto" w:sz="0"/>
+              <w:left w:val="none" w:color="auto" w:sz="0"/>
+              <w:bottom w:val="none" w:color="auto" w:sz="0"/>
+              <w:right w:val="none" w:color="auto" w:sz="0"/>
+            </w:tcBorders>
+            <w:tcMar>
+              <w:top w:type="dxa" w:w="105"/>
+              <w:left w:type="dxa" w:w="158"/>
+              <w:bottom w:type="dxa" w:w="105"/>
+              <w:right w:type="dxa" w:w="158"/>
+            </w:tcMar>
+            <w:vAlign w:val="top"/>
+          </w:tcPr>
+          <w:p>
+            <w:pPr>
+              <w:pStyle w:val="CudocTableCell"/>
+              <w:overflowPunct/>
+              <w:autoSpaceDN/>
+            </w:pPr>
+            <w:r>
+              <w:rPr>
+                <w:rStyle w:val="CudocCode"/>
+              </w:rPr>
+              <w:t xml:space="preserve">/v1/stations/{code}</w:t>
+            </w:r>
+          </w:p>
+        </w:tc>
+        <w:tc>
+          <w:tcPr>
+            <w:tcW w:type="dxa" w:w="3212"/>
+            <w:gridSpan w:val="1"/>
+            <w:tcBorders>
+              <w:top w:val="none" w:color="auto" w:sz="0"/>
+              <w:left w:val="none" w:color="auto" w:sz="0"/>
+              <w:bottom w:val="none" w:color="auto" w:sz="0"/>
+              <w:right w:val="none" w:color="auto" w:sz="0"/>
+            </w:tcBorders>
+            <w:tcMar>
+              <w:top w:type="dxa" w:w="105"/>
+              <w:left w:type="dxa" w:w="158"/>
+              <w:bottom w:type="dxa" w:w="105"/>
+              <w:right w:type="dxa" w:w="158"/>
+            </w:tcMar>
+            <w:vAlign w:val="top"/>
+          </w:tcPr>
+          <w:p>
+            <w:pPr>
+              <w:pStyle w:val="CudocTableCell"/>
+              <w:overflowPunct/>
+              <w:autoSpaceDN/>
+            </w:pPr>
+            <w:r>
+              <w:t xml:space="preserve">Bearer</w:t>
+            </w:r>
+          </w:p>
+        </w:tc>
+      </w:tr>
+    </w:tbl>
+    <w:p>
+      <w:pPr>
+        <w:pStyle w:val="CudocSpacer"/>
+        <w:spacing w:after="0" w:before="210" w:line="240"/>
+      </w:pPr>
+    </w:p>
+    <w:tbl>
+      <w:tblPr>
+        <w:tblW w:type="pct" w:w="100%"/>
+        <w:tblBorders>
+          <w:top w:val="single" w:color="E2E8F0" w:sz="4"/>
+          <w:left w:val="none" w:color="auto" w:sz="0"/>
+          <w:bottom w:val="single" w:color="E2E8F0" w:sz="4"/>
+          <w:right w:val="none" w:color="auto" w:sz="0"/>
+          <w:insideH w:val="none" w:color="auto" w:sz="0"/>
+          <w:insideV w:val="none" w:color="auto" w:sz="0"/>
+        </w:tblBorders>
+      </w:tblPr>
+      <w:tblGrid>
+        <w:gridCol w:w="1772"/>
+        <w:gridCol w:w="1772"/>
+        <w:gridCol w:w="1772"/>
+        <w:gridCol w:w="4320"/>
+      </w:tblGrid>
+      <w:tr>
+        <w:trPr>
+          <w:cantSplit/>
+          <w:tblHeader/>
+        </w:trPr>
+        <w:tc>
+          <w:tcPr>
+            <w:tcW w:type="dxa" w:w="1772"/>
+            <w:gridSpan w:val="1"/>
+            <w:tcBorders>
+              <w:top w:val="none" w:color="auto" w:sz="0"/>
+              <w:left w:val="none" w:color="auto" w:sz="0"/>
+              <w:bottom w:val="single" w:color="E2E8F0" w:sz="4"/>
+              <w:right w:val="none" w:color="auto" w:sz="0"/>
+            </w:tcBorders>
+            <w:tcMar>
+              <w:top w:type="dxa" w:w="105"/>
+              <w:left w:type="dxa" w:w="158"/>
+              <w:bottom w:type="dxa" w:w="105"/>
+              <w:right w:type="dxa" w:w="158"/>
+            </w:tcMar>
+            <w:vAlign w:val="top"/>
+          </w:tcPr>
+          <w:p>
+            <w:pPr>
+              <w:pStyle w:val="CudocTableHeader"/>
+              <w:overflowPunct/>
+              <w:autoSpaceDN/>
+            </w:pPr>
+            <w:r>
+              <w:t xml:space="preserve">Parameter</w:t>
+            </w:r>
+          </w:p>
+        </w:tc>
+        <w:tc>
+          <w:tcPr>
+            <w:tcW w:type="dxa" w:w="1772"/>
+            <w:gridSpan w:val="1"/>
+            <w:tcBorders>
+              <w:top w:val="none" w:color="auto" w:sz="0"/>
+              <w:left w:val="none" w:color="auto" w:sz="0"/>
+              <w:bottom w:val="single" w:color="E2E8F0" w:sz="4"/>
+              <w:right w:val="none" w:color="auto" w:sz="0"/>
+            </w:tcBorders>
+            <w:tcMar>
+              <w:top w:type="dxa" w:w="105"/>
+              <w:left w:type="dxa" w:w="158"/>
+              <w:bottom w:type="dxa" w:w="105"/>
+              <w:right w:type="dxa" w:w="158"/>
+            </w:tcMar>
+            <w:vAlign w:val="top"/>
+          </w:tcPr>
+          <w:p>
+            <w:pPr>
+              <w:pStyle w:val="CudocTableHeader"/>
+              <w:overflowPunct/>
+              <w:autoSpaceDN/>
+            </w:pPr>
+            <w:r>
+              <w:t xml:space="preserve">Type</w:t>
+            </w:r>
+          </w:p>
+        </w:tc>
+        <w:tc>
+          <w:tcPr>
+            <w:tcW w:type="dxa" w:w="1772"/>
+            <w:gridSpan w:val="1"/>
+            <w:tcBorders>
+              <w:top w:val="none" w:color="auto" w:sz="0"/>
+              <w:left w:val="none" w:color="auto" w:sz="0"/>
+              <w:bottom w:val="single" w:color="E2E8F0" w:sz="4"/>
+              <w:right w:val="none" w:color="auto" w:sz="0"/>
+            </w:tcBorders>
+            <w:tcMar>
+              <w:top w:type="dxa" w:w="105"/>
+              <w:left w:type="dxa" w:w="158"/>
+              <w:bottom w:type="dxa" w:w="105"/>
+              <w:right w:type="dxa" w:w="158"/>
+            </w:tcMar>
+            <w:vAlign w:val="top"/>
+          </w:tcPr>
+          <w:p>
+            <w:pPr>
+              <w:pStyle w:val="CudocTableHeader"/>
+              <w:overflowPunct/>
+              <w:autoSpaceDN/>
+            </w:pPr>
+            <w:r>
+              <w:t xml:space="preserve">Required</w:t>
+            </w:r>
+          </w:p>
+        </w:tc>
+        <w:tc>
+          <w:tcPr>
+            <w:tcW w:type="dxa" w:w="4320"/>
+            <w:gridSpan w:val="1"/>
+            <w:tcBorders>
+              <w:top w:val="none" w:color="auto" w:sz="0"/>
+              <w:left w:val="none" w:color="auto" w:sz="0"/>
+              <w:bottom w:val="single" w:color="E2E8F0" w:sz="4"/>
+              <w:right w:val="none" w:color="auto" w:sz="0"/>
+            </w:tcBorders>
+            <w:tcMar>
+              <w:top w:type="dxa" w:w="105"/>
+              <w:left w:type="dxa" w:w="158"/>
+              <w:bottom w:type="dxa" w:w="105"/>
+              <w:right w:type="dxa" w:w="158"/>
+            </w:tcMar>
+            <w:vAlign w:val="top"/>
+          </w:tcPr>
+          <w:p>
+            <w:pPr>
+              <w:pStyle w:val="CudocTableHeader"/>
+              <w:overflowPunct/>
+              <w:autoSpaceDN/>
+            </w:pPr>
+            <w:r>
+              <w:t xml:space="preserve">Description</w:t>
+            </w:r>
+          </w:p>
+        </w:tc>
+      </w:tr>
+      <w:tr>
+        <w:trPr>
+          <w:cantSplit/>
+          <w:tblHeader w:val="false"/>
+        </w:trPr>
+        <w:tc>
+          <w:tcPr>
+            <w:tcW w:type="dxa" w:w="1772"/>
+            <w:gridSpan w:val="1"/>
+            <w:tcBorders>
+              <w:top w:val="none" w:color="auto" w:sz="0"/>
+              <w:left w:val="none" w:color="auto" w:sz="0"/>
+              <w:bottom w:val="none" w:color="auto" w:sz="0"/>
+              <w:right w:val="none" w:color="auto" w:sz="0"/>
+            </w:tcBorders>
+            <w:tcMar>
+              <w:top w:type="dxa" w:w="105"/>
+              <w:left w:type="dxa" w:w="158"/>
+              <w:bottom w:type="dxa" w:w="105"/>
+              <w:right w:type="dxa" w:w="158"/>
+            </w:tcMar>
+            <w:vAlign w:val="top"/>
+          </w:tcPr>
+          <w:p>
+            <w:pPr>
+              <w:pStyle w:val="CudocTableCell"/>
+              <w:overflowPunct/>
+              <w:autoSpaceDN/>
+            </w:pPr>
+            <w:r>
+              <w:rPr>
+                <w:rStyle w:val="CudocCode"/>
+              </w:rPr>
+              <w:t xml:space="preserve">code</w:t>
+            </w:r>
+          </w:p>
+        </w:tc>
+        <w:tc>
+          <w:tcPr>
+            <w:tcW w:type="dxa" w:w="1772"/>
+            <w:gridSpan w:val="1"/>
+            <w:tcBorders>
+              <w:top w:val="none" w:color="auto" w:sz="0"/>
+              <w:left w:val="none" w:color="auto" w:sz="0"/>
+              <w:bottom w:val="none" w:color="auto" w:sz="0"/>
+              <w:right w:val="none" w:color="auto" w:sz="0"/>
+            </w:tcBorders>
+            <w:tcMar>
+              <w:top w:type="dxa" w:w="105"/>
+              <w:left w:type="dxa" w:w="158"/>
+              <w:bottom w:type="dxa" w:w="105"/>
+              <w:right w:type="dxa" w:w="158"/>
+            </w:tcMar>
+            <w:vAlign w:val="top"/>
+          </w:tcPr>
+          <w:p>
+            <w:pPr>
+              <w:pStyle w:val="CudocTableCell"/>
+              <w:overflowPunct/>
+              <w:autoSpaceDN/>
+            </w:pPr>
+            <w:r>
+              <w:t xml:space="preserve">string</w:t>
+            </w:r>
+          </w:p>
+        </w:tc>
+        <w:tc>
+          <w:tcPr>
+            <w:tcW w:type="dxa" w:w="1772"/>
+            <w:gridSpan w:val="1"/>
+            <w:tcBorders>
+              <w:top w:val="none" w:color="auto" w:sz="0"/>
+              <w:left w:val="none" w:color="auto" w:sz="0"/>
+              <w:bottom w:val="none" w:color="auto" w:sz="0"/>
+              <w:right w:val="none" w:color="auto" w:sz="0"/>
+            </w:tcBorders>
+            <w:tcMar>
+              <w:top w:type="dxa" w:w="105"/>
+              <w:left w:type="dxa" w:w="158"/>
+              <w:bottom w:type="dxa" w:w="105"/>
+              <w:right w:type="dxa" w:w="158"/>
+            </w:tcMar>
+            <w:vAlign w:val="top"/>
+          </w:tcPr>
+          <w:p>
+            <w:pPr>
+              <w:pStyle w:val="CudocTableCell"/>
+              <w:overflowPunct/>
+              <w:autoSpaceDN/>
+            </w:pPr>
+            <w:r>
+              <w:t xml:space="preserve">yes</w:t>
+            </w:r>
+          </w:p>
+        </w:tc>
+        <w:tc>
+          <w:tcPr>
+            <w:tcW w:type="dxa" w:w="4320"/>
+            <w:gridSpan w:val="1"/>
+            <w:tcBorders>
+              <w:top w:val="none" w:color="auto" w:sz="0"/>
+              <w:left w:val="none" w:color="auto" w:sz="0"/>
+              <w:bottom w:val="none" w:color="auto" w:sz="0"/>
+              <w:right w:val="none" w:color="auto" w:sz="0"/>
+            </w:tcBorders>
+            <w:tcMar>
+              <w:top w:type="dxa" w:w="105"/>
+              <w:left w:type="dxa" w:w="158"/>
+              <w:bottom w:type="dxa" w:w="105"/>
+              <w:right w:type="dxa" w:w="158"/>
+            </w:tcMar>
+            <w:vAlign w:val="top"/>
+          </w:tcPr>
+          <w:p>
+            <w:pPr>
+              <w:pStyle w:val="CudocTableCell"/>
+              <w:overflowPunct/>
+              <w:autoSpaceDN/>
+            </w:pPr>
+            <w:r>
+              <w:t xml:space="preserve">The station code, in the path.</w:t>
+            </w:r>
+          </w:p>
+        </w:tc>
+      </w:tr>
+    </w:tbl>
+    <w:p>
+      <w:pPr>
+        <w:pStyle w:val="CudocBody"/>
+        <w:overflowPunct/>
+        <w:spacing w:before="210"/>
+        <w:autoSpaceDN/>
+      </w:pPr>
+      <w:r>
+        <w:t xml:space="preserve">The detail adds to the directory row the station's IANA time zone, its sensor list with the make and the installation date of each, the date it first reported and, for a retired station, the date it stopped. Metadata changes rarely; cache it for a day.</w:t>
+      </w:r>
+    </w:p>
+    <w:tbl>
+      <w:tblPr>
+        <w:tblW w:type="pct" w:w="100%"/>
+        <w:tblBorders>
+          <w:top w:val="single" w:color="E2E8F0" w:sz="4"/>
+          <w:left w:val="none" w:color="auto" w:sz="0"/>
+          <w:bottom w:val="single" w:color="E2E8F0" w:sz="4"/>
+          <w:right w:val="none" w:color="auto" w:sz="0"/>
+          <w:insideH w:val="none" w:color="auto" w:sz="0"/>
+          <w:insideV w:val="none" w:color="auto" w:sz="0"/>
+        </w:tblBorders>
+      </w:tblPr>
+      <w:tblGrid>
+        <w:gridCol w:w="2659"/>
+        <w:gridCol w:w="2659"/>
+        <w:gridCol w:w="4320"/>
+      </w:tblGrid>
+      <w:tr>
+        <w:trPr>
+          <w:cantSplit/>
+          <w:tblHeader/>
+        </w:trPr>
+        <w:tc>
+          <w:tcPr>
+            <w:tcW w:type="dxa" w:w="2659"/>
+            <w:gridSpan w:val="1"/>
+            <w:tcBorders>
+              <w:top w:val="none" w:color="auto" w:sz="0"/>
+              <w:left w:val="none" w:color="auto" w:sz="0"/>
+              <w:bottom w:val="single" w:color="E2E8F0" w:sz="4"/>
+              <w:right w:val="none" w:color="auto" w:sz="0"/>
+            </w:tcBorders>
+            <w:tcMar>
+              <w:top w:type="dxa" w:w="105"/>
+              <w:left w:type="dxa" w:w="158"/>
+              <w:bottom w:type="dxa" w:w="105"/>
+              <w:right w:type="dxa" w:w="158"/>
+            </w:tcMar>
+            <w:vAlign w:val="top"/>
+          </w:tcPr>
+          <w:p>
+            <w:pPr>
+              <w:pStyle w:val="CudocTableHeader"/>
+              <w:overflowPunct/>
+              <w:autoSpaceDN/>
+            </w:pPr>
+            <w:r>
+              <w:t xml:space="preserve">Field</w:t>
+            </w:r>
+          </w:p>
+        </w:tc>
+        <w:tc>
+          <w:tcPr>
+            <w:tcW w:type="dxa" w:w="2659"/>
+            <w:gridSpan w:val="1"/>
+            <w:tcBorders>
+              <w:top w:val="none" w:color="auto" w:sz="0"/>
+              <w:left w:val="none" w:color="auto" w:sz="0"/>
+              <w:bottom w:val="single" w:color="E2E8F0" w:sz="4"/>
+              <w:right w:val="none" w:color="auto" w:sz="0"/>
+            </w:tcBorders>
+            <w:tcMar>
+              <w:top w:type="dxa" w:w="105"/>
+              <w:left w:type="dxa" w:w="158"/>
+              <w:bottom w:type="dxa" w:w="105"/>
+              <w:right w:type="dxa" w:w="158"/>
+            </w:tcMar>
+            <w:vAlign w:val="top"/>
+          </w:tcPr>
+          <w:p>
+            <w:pPr>
+              <w:pStyle w:val="CudocTableHeader"/>
+              <w:overflowPunct/>
+              <w:autoSpaceDN/>
+            </w:pPr>
+            <w:r>
+              <w:t xml:space="preserve">Type</w:t>
+            </w:r>
+          </w:p>
+        </w:tc>
+        <w:tc>
+          <w:tcPr>
+            <w:tcW w:type="dxa" w:w="4320"/>
+            <w:gridSpan w:val="1"/>
+            <w:tcBorders>
+              <w:top w:val="none" w:color="auto" w:sz="0"/>
+              <w:left w:val="none" w:color="auto" w:sz="0"/>
+              <w:bottom w:val="single" w:color="E2E8F0" w:sz="4"/>
+              <w:right w:val="none" w:color="auto" w:sz="0"/>
+            </w:tcBorders>
+            <w:tcMar>
+              <w:top w:type="dxa" w:w="105"/>
+              <w:left w:type="dxa" w:w="158"/>
+              <w:bottom w:type="dxa" w:w="105"/>
+              <w:right w:type="dxa" w:w="158"/>
+            </w:tcMar>
+            <w:vAlign w:val="top"/>
+          </w:tcPr>
+          <w:p>
+            <w:pPr>
+              <w:pStyle w:val="CudocTableHeader"/>
+              <w:overflowPunct/>
+              <w:autoSpaceDN/>
+            </w:pPr>
+            <w:r>
+              <w:t xml:space="preserve">Description</w:t>
+            </w:r>
+          </w:p>
+        </w:tc>
+      </w:tr>
+      <w:tr>
+        <w:trPr>
+          <w:cantSplit/>
+          <w:tblHeader w:val="false"/>
+        </w:trPr>
+        <w:tc>
+          <w:tcPr>
+            <w:tcW w:type="dxa" w:w="2659"/>
+            <w:gridSpan w:val="1"/>
+            <w:tcBorders>
+              <w:top w:val="none" w:color="auto" w:sz="0"/>
+              <w:left w:val="none" w:color="auto" w:sz="0"/>
+              <w:bottom w:val="single" w:color="EEF2F7" w:sz="4"/>
+              <w:right w:val="none" w:color="auto" w:sz="0"/>
+            </w:tcBorders>
+            <w:tcMar>
+              <w:top w:type="dxa" w:w="105"/>
+              <w:left w:type="dxa" w:w="158"/>
+              <w:bottom w:type="dxa" w:w="105"/>
+              <w:right w:type="dxa" w:w="158"/>
+            </w:tcMar>
+            <w:vAlign w:val="top"/>
+          </w:tcPr>
+          <w:p>
+            <w:pPr>
+              <w:pStyle w:val="CudocTableCell"/>
+              <w:overflowPunct/>
+              <w:autoSpaceDN/>
+            </w:pPr>
+            <w:r>
+              <w:rPr>
+                <w:rStyle w:val="CudocCode"/>
+              </w:rPr>
+              <w:t xml:space="preserve">timezone</w:t>
+            </w:r>
+          </w:p>
+        </w:tc>
+        <w:tc>
+          <w:tcPr>
+            <w:tcW w:type="dxa" w:w="2659"/>
+            <w:gridSpan w:val="1"/>
+            <w:tcBorders>
+              <w:top w:val="none" w:color="auto" w:sz="0"/>
+              <w:left w:val="none" w:color="auto" w:sz="0"/>
+              <w:bottom w:val="single" w:color="EEF2F7" w:sz="4"/>
+              <w:right w:val="none" w:color="auto" w:sz="0"/>
+            </w:tcBorders>
+            <w:tcMar>
+              <w:top w:type="dxa" w:w="105"/>
+              <w:left w:type="dxa" w:w="158"/>
+              <w:bottom w:type="dxa" w:w="105"/>
+              <w:right w:type="dxa" w:w="158"/>
+            </w:tcMar>
+            <w:vAlign w:val="top"/>
+          </w:tcPr>
+          <w:p>
+            <w:pPr>
+              <w:pStyle w:val="CudocTableCell"/>
+              <w:overflowPunct/>
+              <w:autoSpaceDN/>
+            </w:pPr>
+            <w:r>
+              <w:t xml:space="preserve">string</w:t>
+            </w:r>
+          </w:p>
+        </w:tc>
+        <w:tc>
+          <w:tcPr>
+            <w:tcW w:type="dxa" w:w="4320"/>
+            <w:gridSpan w:val="1"/>
+            <w:tcBorders>
+              <w:top w:val="none" w:color="auto" w:sz="0"/>
+              <w:left w:val="none" w:color="auto" w:sz="0"/>
+              <w:bottom w:val="single" w:color="EEF2F7" w:sz="4"/>
+              <w:right w:val="none" w:color="auto" w:sz="0"/>
+            </w:tcBorders>
+            <w:tcMar>
+              <w:top w:type="dxa" w:w="105"/>
+              <w:left w:type="dxa" w:w="158"/>
+              <w:bottom w:type="dxa" w:w="105"/>
+              <w:right w:type="dxa" w:w="158"/>
+            </w:tcMar>
+            <w:vAlign w:val="top"/>
+          </w:tcPr>
+          <w:p>
+            <w:pPr>
+              <w:pStyle w:val="CudocTableCell"/>
+              <w:overflowPunct/>
+              <w:autoSpaceDN/>
+            </w:pPr>
+            <w:r>
+              <w:t xml:space="preserve">IANA zone name, such as </w:t>
+            </w:r>
+            <w:r>
+              <w:rPr>
+                <w:rStyle w:val="CudocCode"/>
+              </w:rPr>
+              <w:t xml:space="preserve">Europe/Oslo</w:t>
+            </w:r>
+            <w:r>
+              <w:t xml:space="preserve">.</w:t>
+            </w:r>
+          </w:p>
+        </w:tc>
+      </w:tr>
+      <w:tr>
+        <w:trPr>
+          <w:cantSplit/>
+          <w:tblHeader w:val="false"/>
+        </w:trPr>
+        <w:tc>
+          <w:tcPr>
+            <w:tcW w:type="dxa" w:w="2659"/>
+            <w:gridSpan w:val="1"/>
+            <w:tcBorders>
+              <w:top w:val="none" w:color="auto" w:sz="0"/>
+              <w:left w:val="none" w:color="auto" w:sz="0"/>
+              <w:bottom w:val="single" w:color="EEF2F7" w:sz="4"/>
+              <w:right w:val="none" w:color="auto" w:sz="0"/>
+            </w:tcBorders>
+            <w:shd w:fill="FAFBFD" w:val="clear"/>
+            <w:tcMar>
+              <w:top w:type="dxa" w:w="105"/>
+              <w:left w:type="dxa" w:w="158"/>
+              <w:bottom w:type="dxa" w:w="105"/>
+              <w:right w:type="dxa" w:w="158"/>
+            </w:tcMar>
+            <w:vAlign w:val="top"/>
+          </w:tcPr>
+          <w:p>
+            <w:pPr>
+              <w:pStyle w:val="CudocTableCell"/>
+              <w:overflowPunct/>
+              <w:autoSpaceDN/>
+            </w:pPr>
+            <w:r>
+              <w:rPr>
+                <w:rStyle w:val="CudocCode"/>
+              </w:rPr>
+              <w:t xml:space="preserve">sensors</w:t>
+            </w:r>
+          </w:p>
+        </w:tc>
+        <w:tc>
+          <w:tcPr>
+            <w:tcW w:type="dxa" w:w="2659"/>
+            <w:gridSpan w:val="1"/>
+            <w:tcBorders>
+              <w:top w:val="none" w:color="auto" w:sz="0"/>
+              <w:left w:val="none" w:color="auto" w:sz="0"/>
+              <w:bottom w:val="single" w:color="EEF2F7" w:sz="4"/>
+              <w:right w:val="none" w:color="auto" w:sz="0"/>
+            </w:tcBorders>
+            <w:shd w:fill="FAFBFD" w:val="clear"/>
+            <w:tcMar>
+              <w:top w:type="dxa" w:w="105"/>
+              <w:left w:type="dxa" w:w="158"/>
+              <w:bottom w:type="dxa" w:w="105"/>
+              <w:right w:type="dxa" w:w="158"/>
+            </w:tcMar>
+            <w:vAlign w:val="top"/>
+          </w:tcPr>
+          <w:p>
+            <w:pPr>
+              <w:pStyle w:val="CudocTableCell"/>
+              <w:overflowPunct/>
+              <w:autoSpaceDN/>
+            </w:pPr>
+            <w:r>
+              <w:t xml:space="preserve">list</w:t>
+            </w:r>
+          </w:p>
+        </w:tc>
+        <w:tc>
+          <w:tcPr>
+            <w:tcW w:type="dxa" w:w="4320"/>
+            <w:gridSpan w:val="1"/>
+            <w:tcBorders>
+              <w:top w:val="none" w:color="auto" w:sz="0"/>
+              <w:left w:val="none" w:color="auto" w:sz="0"/>
+              <w:bottom w:val="single" w:color="EEF2F7" w:sz="4"/>
+              <w:right w:val="none" w:color="auto" w:sz="0"/>
+            </w:tcBorders>
+            <w:shd w:fill="FAFBFD" w:val="clear"/>
+            <w:tcMar>
+              <w:top w:type="dxa" w:w="105"/>
+              <w:left w:type="dxa" w:w="158"/>
+              <w:bottom w:type="dxa" w:w="105"/>
+              <w:right w:type="dxa" w:w="158"/>
+            </w:tcMar>
+            <w:vAlign w:val="top"/>
+          </w:tcPr>
+          <w:p>
+            <w:pPr>
+              <w:pStyle w:val="CudocTableCell"/>
+              <w:numPr>
+                <w:ilvl w:val="0"/>
+                <w:numId w:val="3"/>
+              </w:numPr>
+              <w:overflowPunct/>
+              <w:autoSpaceDN/>
+            </w:pPr>
+            <w:r>
+              <w:rPr>
+                <w:rStyle w:val="CudocCode"/>
+              </w:rPr>
+              <w:t xml:space="preserve">temperature</w:t>
+            </w:r>
+          </w:p>
+          <w:p>
+            <w:pPr>
+              <w:pStyle w:val="CudocTableCell"/>
+              <w:numPr>
+                <w:ilvl w:val="0"/>
+                <w:numId w:val="3"/>
+              </w:numPr>
+              <w:overflowPunct/>
+              <w:autoSpaceDN/>
+            </w:pPr>
+            <w:r>
+              <w:rPr>
+                <w:rStyle w:val="CudocCode"/>
+              </w:rPr>
+              <w:t xml:space="preserve">wind</w:t>
+            </w:r>
+          </w:p>
+          <w:p>
+            <w:pPr>
+              <w:pStyle w:val="CudocTableCell"/>
+              <w:numPr>
+                <w:ilvl w:val="0"/>
+                <w:numId w:val="3"/>
+              </w:numPr>
+              <w:overflowPunct/>
+              <w:autoSpaceDN/>
+            </w:pPr>
+            <w:r>
+              <w:rPr>
+                <w:rStyle w:val="CudocCode"/>
+              </w:rPr>
+              <w:t xml:space="preserve">humidity</w:t>
+            </w:r>
+          </w:p>
+          <w:p>
+            <w:pPr>
+              <w:pStyle w:val="CudocTableCell"/>
+              <w:numPr>
+                <w:ilvl w:val="0"/>
+                <w:numId w:val="3"/>
+              </w:numPr>
+              <w:overflowPunct/>
+              <w:autoSpaceDN/>
+            </w:pPr>
+            <w:r>
+              <w:rPr>
+                <w:rStyle w:val="CudocCode"/>
+              </w:rPr>
+              <w:t xml:space="preserve">pressure</w:t>
+            </w:r>
+          </w:p>
+          <w:p>
+            <w:pPr>
+              <w:pStyle w:val="CudocTableCell"/>
+              <w:numPr>
+                <w:ilvl w:val="0"/>
+                <w:numId w:val="3"/>
+              </w:numPr>
+              <w:overflowPunct/>
+              <w:autoSpaceDN/>
+            </w:pPr>
+            <w:r>
+              <w:rPr>
+                <w:rStyle w:val="CudocCode"/>
+              </w:rPr>
+              <w:t xml:space="preserve">precipitation</w:t>
+            </w:r>
+          </w:p>
+        </w:tc>
+      </w:tr>
+      <w:tr>
+        <w:trPr>
+          <w:cantSplit/>
+          <w:tblHeader w:val="false"/>
+        </w:trPr>
+        <w:tc>
+          <w:tcPr>
+            <w:tcW w:type="dxa" w:w="2659"/>
+            <w:gridSpan w:val="1"/>
+            <w:tcBorders>
+              <w:top w:val="none" w:color="auto" w:sz="0"/>
+              <w:left w:val="none" w:color="auto" w:sz="0"/>
+              <w:bottom w:val="single" w:color="EEF2F7" w:sz="4"/>
+              <w:right w:val="none" w:color="auto" w:sz="0"/>
+            </w:tcBorders>
+            <w:tcMar>
+              <w:top w:type="dxa" w:w="105"/>
+              <w:left w:type="dxa" w:w="158"/>
+              <w:bottom w:type="dxa" w:w="105"/>
+              <w:right w:type="dxa" w:w="158"/>
+            </w:tcMar>
+            <w:vAlign w:val="top"/>
+          </w:tcPr>
+          <w:p>
+            <w:pPr>
+              <w:pStyle w:val="CudocTableCell"/>
+              <w:overflowPunct/>
+              <w:autoSpaceDN/>
+            </w:pPr>
+            <w:r>
+              <w:rPr>
+                <w:rStyle w:val="CudocCode"/>
+              </w:rPr>
+              <w:t xml:space="preserve">since</w:t>
+            </w:r>
+          </w:p>
+        </w:tc>
+        <w:tc>
+          <w:tcPr>
+            <w:tcW w:type="dxa" w:w="2659"/>
+            <w:gridSpan w:val="1"/>
+            <w:tcBorders>
+              <w:top w:val="none" w:color="auto" w:sz="0"/>
+              <w:left w:val="none" w:color="auto" w:sz="0"/>
+              <w:bottom w:val="single" w:color="EEF2F7" w:sz="4"/>
+              <w:right w:val="none" w:color="auto" w:sz="0"/>
+            </w:tcBorders>
+            <w:tcMar>
+              <w:top w:type="dxa" w:w="105"/>
+              <w:left w:type="dxa" w:w="158"/>
+              <w:bottom w:type="dxa" w:w="105"/>
+              <w:right w:type="dxa" w:w="158"/>
+            </w:tcMar>
+            <w:vAlign w:val="top"/>
+          </w:tcPr>
+          <w:p>
+            <w:pPr>
+              <w:pStyle w:val="CudocTableCell"/>
+              <w:overflowPunct/>
+              <w:autoSpaceDN/>
+            </w:pPr>
+            <w:r>
+              <w:t xml:space="preserve">string</w:t>
+            </w:r>
+          </w:p>
+        </w:tc>
+        <w:tc>
+          <w:tcPr>
+            <w:tcW w:type="dxa" w:w="4320"/>
+            <w:gridSpan w:val="1"/>
+            <w:tcBorders>
+              <w:top w:val="none" w:color="auto" w:sz="0"/>
+              <w:left w:val="none" w:color="auto" w:sz="0"/>
+              <w:bottom w:val="single" w:color="EEF2F7" w:sz="4"/>
+              <w:right w:val="none" w:color="auto" w:sz="0"/>
+            </w:tcBorders>
+            <w:tcMar>
+              <w:top w:type="dxa" w:w="105"/>
+              <w:left w:type="dxa" w:w="158"/>
+              <w:bottom w:type="dxa" w:w="105"/>
+              <w:right w:type="dxa" w:w="158"/>
+            </w:tcMar>
+            <w:vAlign w:val="top"/>
+          </w:tcPr>
+          <w:p>
+            <w:pPr>
+              <w:pStyle w:val="CudocTableCell"/>
+              <w:overflowPunct/>
+              <w:autoSpaceDN/>
+            </w:pPr>
+            <w:r>
+              <w:t xml:space="preserve">The date the station first reported.</w:t>
+            </w:r>
+          </w:p>
+        </w:tc>
+      </w:tr>
+      <w:tr>
+        <w:trPr>
+          <w:cantSplit/>
+          <w:tblHeader w:val="false"/>
+        </w:trPr>
+        <w:tc>
+          <w:tcPr>
+            <w:tcW w:type="dxa" w:w="2659"/>
+            <w:gridSpan w:val="1"/>
+            <w:tcBorders>
+              <w:top w:val="none" w:color="auto" w:sz="0"/>
+              <w:left w:val="none" w:color="auto" w:sz="0"/>
+              <w:bottom w:val="none" w:color="auto" w:sz="0"/>
+              <w:right w:val="none" w:color="auto" w:sz="0"/>
+            </w:tcBorders>
+            <w:shd w:fill="FAFBFD" w:val="clear"/>
+            <w:tcMar>
+              <w:top w:type="dxa" w:w="105"/>
+              <w:left w:type="dxa" w:w="158"/>
+              <w:bottom w:type="dxa" w:w="105"/>
+              <w:right w:type="dxa" w:w="158"/>
+            </w:tcMar>
+            <w:vAlign w:val="top"/>
+          </w:tcPr>
+          <w:p>
+            <w:pPr>
+              <w:pStyle w:val="CudocTableCell"/>
+              <w:overflowPunct/>
+              <w:autoSpaceDN/>
+            </w:pPr>
+            <w:r>
+              <w:rPr>
+                <w:rStyle w:val="CudocCode"/>
+              </w:rPr>
+              <w:t xml:space="preserve">retiredAt</w:t>
+            </w:r>
+          </w:p>
+        </w:tc>
+        <w:tc>
+          <w:tcPr>
+            <w:tcW w:type="dxa" w:w="2659"/>
+            <w:gridSpan w:val="1"/>
+            <w:tcBorders>
+              <w:top w:val="none" w:color="auto" w:sz="0"/>
+              <w:left w:val="none" w:color="auto" w:sz="0"/>
+              <w:bottom w:val="none" w:color="auto" w:sz="0"/>
+              <w:right w:val="none" w:color="auto" w:sz="0"/>
+            </w:tcBorders>
+            <w:shd w:fill="FAFBFD" w:val="clear"/>
+            <w:tcMar>
+              <w:top w:type="dxa" w:w="105"/>
+              <w:left w:type="dxa" w:w="158"/>
+              <w:bottom w:type="dxa" w:w="105"/>
+              <w:right w:type="dxa" w:w="158"/>
+            </w:tcMar>
+            <w:vAlign w:val="top"/>
+          </w:tcPr>
+          <w:p>
+            <w:pPr>
+              <w:pStyle w:val="CudocTableCell"/>
+              <w:overflowPunct/>
+              <w:autoSpaceDN/>
+            </w:pPr>
+            <w:r>
+              <w:t xml:space="preserve">string</w:t>
+            </w:r>
+          </w:p>
+        </w:tc>
+        <w:tc>
+          <w:tcPr>
+            <w:tcW w:type="dxa" w:w="4320"/>
+            <w:gridSpan w:val="1"/>
+            <w:tcBorders>
+              <w:top w:val="none" w:color="auto" w:sz="0"/>
+              <w:left w:val="none" w:color="auto" w:sz="0"/>
+              <w:bottom w:val="none" w:color="auto" w:sz="0"/>
+              <w:right w:val="none" w:color="auto" w:sz="0"/>
+            </w:tcBorders>
+            <w:shd w:fill="FAFBFD" w:val="clear"/>
+            <w:tcMar>
+              <w:top w:type="dxa" w:w="105"/>
+              <w:left w:type="dxa" w:w="158"/>
+              <w:bottom w:type="dxa" w:w="105"/>
+              <w:right w:type="dxa" w:w="158"/>
+            </w:tcMar>
+            <w:vAlign w:val="top"/>
+          </w:tcPr>
+          <w:p>
+            <w:pPr>
+              <w:pStyle w:val="CudocTableCell"/>
+              <w:overflowPunct/>
+              <w:autoSpaceDN/>
+            </w:pPr>
+            <w:r>
+              <w:t xml:space="preserve">Present only for a retired station.</w:t>
+            </w:r>
+          </w:p>
+        </w:tc>
+      </w:tr>
+    </w:tbl>
+    <w:p>
+      <w:pPr>
+        <w:pStyle w:val="Heading2"/>
+        <w:overflowPunct/>
+        <w:autoSpaceDN/>
+      </w:pPr>
+      <w:bookmarkStart w:name="cudoc1F6m8rqRzdvRNDX5llVR9c5BMF" w:id="9"/>
+      <w:r>
+        <w:t xml:space="preserve">Weather alerts  </w:t>
+      </w:r>
+      <w:r>
+        <w:rPr>
+          <w:rStyle w:val="CudocBadge"/>
+        </w:rPr>
+        <w:t xml:space="preserve"> Beta </w:t>
+      </w:r>
+      <w:r>
+        <w:t xml:space="preserve"/>
+      </w:r>
+      <w:bookmarkEnd w:id="9"/>
+    </w:p>
+    <w:p>
+      <w:pPr>
+        <w:pStyle w:val="CudocBody"/>
+        <w:overflowPunct/>
+        <w:autoSpaceDN/>
+      </w:pPr>
+      <w:r>
+        <w:t xml:space="preserve">Lists active severe-weather alerts for a region, relayed from the national service.</w:t>
+      </w:r>
+    </w:p>
+    <w:tbl>
+      <w:tblPr>
+        <w:tblW w:type="pct" w:w="100%"/>
+        <w:tblBorders>
+          <w:top w:val="single" w:color="E2E8F0" w:sz="4"/>
+          <w:left w:val="none" w:color="auto" w:sz="0"/>
+          <w:bottom w:val="single" w:color="E2E8F0" w:sz="4"/>
+          <w:right w:val="none" w:color="auto" w:sz="0"/>
+          <w:insideH w:val="none" w:color="auto" w:sz="0"/>
+          <w:insideV w:val="none" w:color="auto" w:sz="0"/>
+        </w:tblBorders>
+      </w:tblPr>
+      <w:tblGrid>
+        <w:gridCol w:w="3212"/>
+        <w:gridCol w:w="3212"/>
+        <w:gridCol w:w="3212"/>
+      </w:tblGrid>
+      <w:tr>
+        <w:trPr>
+          <w:cantSplit/>
+          <w:tblHeader/>
+        </w:trPr>
+        <w:tc>
+          <w:tcPr>
+            <w:tcW w:type="dxa" w:w="3212"/>
+            <w:gridSpan w:val="1"/>
+            <w:tcBorders>
+              <w:top w:val="none" w:color="auto" w:sz="0"/>
+              <w:left w:val="none" w:color="auto" w:sz="0"/>
+              <w:bottom w:val="single" w:color="E2E8F0" w:sz="4"/>
+              <w:right w:val="none" w:color="auto" w:sz="0"/>
+            </w:tcBorders>
+            <w:tcMar>
+              <w:top w:type="dxa" w:w="105"/>
+              <w:left w:type="dxa" w:w="158"/>
+              <w:bottom w:type="dxa" w:w="105"/>
+              <w:right w:type="dxa" w:w="158"/>
+            </w:tcMar>
+            <w:vAlign w:val="top"/>
+          </w:tcPr>
+          <w:p>
+            <w:pPr>
+              <w:pStyle w:val="CudocTableHeader"/>
+              <w:overflowPunct/>
+              <w:autoSpaceDN/>
+            </w:pPr>
+            <w:r>
+              <w:t xml:space="preserve">Method</w:t>
+            </w:r>
+          </w:p>
+        </w:tc>
+        <w:tc>
+          <w:tcPr>
+            <w:tcW w:type="dxa" w:w="3212"/>
+            <w:gridSpan w:val="1"/>
+            <w:tcBorders>
+              <w:top w:val="none" w:color="auto" w:sz="0"/>
+              <w:left w:val="none" w:color="auto" w:sz="0"/>
+              <w:bottom w:val="single" w:color="E2E8F0" w:sz="4"/>
+              <w:right w:val="none" w:color="auto" w:sz="0"/>
+            </w:tcBorders>
+            <w:tcMar>
+              <w:top w:type="dxa" w:w="105"/>
+              <w:left w:type="dxa" w:w="158"/>
+              <w:bottom w:type="dxa" w:w="105"/>
+              <w:right w:type="dxa" w:w="158"/>
+            </w:tcMar>
+            <w:vAlign w:val="top"/>
+          </w:tcPr>
+          <w:p>
+            <w:pPr>
+              <w:pStyle w:val="CudocTableHeader"/>
+              <w:overflowPunct/>
+              <w:autoSpaceDN/>
+            </w:pPr>
+            <w:r>
+              <w:t xml:space="preserve">Path</w:t>
+            </w:r>
+          </w:p>
+        </w:tc>
+        <w:tc>
+          <w:tcPr>
+            <w:tcW w:type="dxa" w:w="3212"/>
+            <w:gridSpan w:val="1"/>
+            <w:tcBorders>
+              <w:top w:val="none" w:color="auto" w:sz="0"/>
+              <w:left w:val="none" w:color="auto" w:sz="0"/>
+              <w:bottom w:val="single" w:color="E2E8F0" w:sz="4"/>
+              <w:right w:val="none" w:color="auto" w:sz="0"/>
+            </w:tcBorders>
+            <w:tcMar>
+              <w:top w:type="dxa" w:w="105"/>
+              <w:left w:type="dxa" w:w="158"/>
+              <w:bottom w:type="dxa" w:w="105"/>
+              <w:right w:type="dxa" w:w="158"/>
+            </w:tcMar>
+            <w:vAlign w:val="top"/>
+          </w:tcPr>
+          <w:p>
+            <w:pPr>
+              <w:pStyle w:val="CudocTableHeader"/>
+              <w:overflowPunct/>
+              <w:autoSpaceDN/>
+            </w:pPr>
+            <w:r>
+              <w:t xml:space="preserve">Auth</w:t>
+            </w:r>
+          </w:p>
+        </w:tc>
+      </w:tr>
+      <w:tr>
+        <w:trPr>
+          <w:cantSplit/>
+          <w:tblHeader w:val="false"/>
+        </w:trPr>
+        <w:tc>
+          <w:tcPr>
+            <w:tcW w:type="dxa" w:w="3212"/>
+            <w:gridSpan w:val="1"/>
+            <w:tcBorders>
+              <w:top w:val="none" w:color="auto" w:sz="0"/>
+              <w:left w:val="none" w:color="auto" w:sz="0"/>
+              <w:bottom w:val="none" w:color="auto" w:sz="0"/>
+              <w:right w:val="none" w:color="auto" w:sz="0"/>
+            </w:tcBorders>
+            <w:tcMar>
+              <w:top w:type="dxa" w:w="105"/>
+              <w:left w:type="dxa" w:w="158"/>
+              <w:bottom w:type="dxa" w:w="105"/>
+              <w:right w:type="dxa" w:w="158"/>
+            </w:tcMar>
+            <w:vAlign w:val="top"/>
+          </w:tcPr>
+          <w:p>
+            <w:pPr>
+              <w:pStyle w:val="CudocTableCell"/>
+              <w:overflowPunct/>
+              <w:autoSpaceDN/>
+            </w:pPr>
+            <w:r>
+              <w:t xml:space="preserve">GET</w:t>
+            </w:r>
+          </w:p>
+        </w:tc>
+        <w:tc>
+          <w:tcPr>
+            <w:tcW w:type="dxa" w:w="3212"/>
+            <w:gridSpan w:val="1"/>
+            <w:tcBorders>
+              <w:top w:val="none" w:color="auto" w:sz="0"/>
+              <w:left w:val="none" w:color="auto" w:sz="0"/>
+              <w:bottom w:val="none" w:color="auto" w:sz="0"/>
+              <w:right w:val="none" w:color="auto" w:sz="0"/>
+            </w:tcBorders>
+            <w:tcMar>
+              <w:top w:type="dxa" w:w="105"/>
+              <w:left w:type="dxa" w:w="158"/>
+              <w:bottom w:type="dxa" w:w="105"/>
+              <w:right w:type="dxa" w:w="158"/>
+            </w:tcMar>
+            <w:vAlign w:val="top"/>
+          </w:tcPr>
+          <w:p>
+            <w:pPr>
+              <w:pStyle w:val="CudocTableCell"/>
+              <w:overflowPunct/>
+              <w:autoSpaceDN/>
+            </w:pPr>
+            <w:r>
+              <w:rPr>
+                <w:rStyle w:val="CudocCode"/>
+              </w:rPr>
+              <w:t xml:space="preserve">/v1/alerts</w:t>
+            </w:r>
+          </w:p>
+        </w:tc>
+        <w:tc>
+          <w:tcPr>
+            <w:tcW w:type="dxa" w:w="3212"/>
+            <w:gridSpan w:val="1"/>
+            <w:tcBorders>
+              <w:top w:val="none" w:color="auto" w:sz="0"/>
+              <w:left w:val="none" w:color="auto" w:sz="0"/>
+              <w:bottom w:val="none" w:color="auto" w:sz="0"/>
+              <w:right w:val="none" w:color="auto" w:sz="0"/>
+            </w:tcBorders>
+            <w:tcMar>
+              <w:top w:type="dxa" w:w="105"/>
+              <w:left w:type="dxa" w:w="158"/>
+              <w:bottom w:type="dxa" w:w="105"/>
+              <w:right w:type="dxa" w:w="158"/>
+            </w:tcMar>
+            <w:vAlign w:val="top"/>
+          </w:tcPr>
+          <w:p>
+            <w:pPr>
+              <w:pStyle w:val="CudocTableCell"/>
+              <w:overflowPunct/>
+              <w:autoSpaceDN/>
+            </w:pPr>
+            <w:r>
+              <w:t xml:space="preserve">Bearer</w:t>
+            </w:r>
+          </w:p>
+        </w:tc>
+      </w:tr>
+    </w:tbl>
+    <w:p>
+      <w:pPr>
+        <w:pStyle w:val="CudocSpacer"/>
+        <w:spacing w:after="0" w:before="210" w:line="240"/>
+      </w:pPr>
+    </w:p>
+    <w:tbl>
+      <w:tblPr>
+        <w:tblW w:type="pct" w:w="100%"/>
+        <w:tblBorders>
+          <w:top w:val="single" w:color="E2E8F0" w:sz="4"/>
+          <w:left w:val="none" w:color="auto" w:sz="0"/>
+          <w:bottom w:val="single" w:color="E2E8F0" w:sz="4"/>
+          <w:right w:val="none" w:color="auto" w:sz="0"/>
+          <w:insideH w:val="none" w:color="auto" w:sz="0"/>
+          <w:insideV w:val="none" w:color="auto" w:sz="0"/>
+        </w:tblBorders>
+      </w:tblPr>
+      <w:tblGrid>
+        <w:gridCol w:w="1772"/>
+        <w:gridCol w:w="1772"/>
+        <w:gridCol w:w="1772"/>
+        <w:gridCol w:w="4320"/>
+      </w:tblGrid>
+      <w:tr>
+        <w:trPr>
+          <w:cantSplit/>
+          <w:tblHeader/>
+        </w:trPr>
+        <w:tc>
+          <w:tcPr>
+            <w:tcW w:type="dxa" w:w="1772"/>
+            <w:gridSpan w:val="1"/>
+            <w:tcBorders>
+              <w:top w:val="none" w:color="auto" w:sz="0"/>
+              <w:left w:val="none" w:color="auto" w:sz="0"/>
+              <w:bottom w:val="single" w:color="E2E8F0" w:sz="4"/>
+              <w:right w:val="none" w:color="auto" w:sz="0"/>
+            </w:tcBorders>
+            <w:tcMar>
+              <w:top w:type="dxa" w:w="105"/>
+              <w:left w:type="dxa" w:w="158"/>
+              <w:bottom w:type="dxa" w:w="105"/>
+              <w:right w:type="dxa" w:w="158"/>
+            </w:tcMar>
+            <w:vAlign w:val="top"/>
+          </w:tcPr>
+          <w:p>
+            <w:pPr>
+              <w:pStyle w:val="CudocTableHeader"/>
+              <w:overflowPunct/>
+              <w:autoSpaceDN/>
+            </w:pPr>
+            <w:r>
+              <w:t xml:space="preserve">Parameter</w:t>
+            </w:r>
+          </w:p>
+        </w:tc>
+        <w:tc>
+          <w:tcPr>
+            <w:tcW w:type="dxa" w:w="1772"/>
+            <w:gridSpan w:val="1"/>
+            <w:tcBorders>
+              <w:top w:val="none" w:color="auto" w:sz="0"/>
+              <w:left w:val="none" w:color="auto" w:sz="0"/>
+              <w:bottom w:val="single" w:color="E2E8F0" w:sz="4"/>
+              <w:right w:val="none" w:color="auto" w:sz="0"/>
+            </w:tcBorders>
+            <w:tcMar>
+              <w:top w:type="dxa" w:w="105"/>
+              <w:left w:type="dxa" w:w="158"/>
+              <w:bottom w:type="dxa" w:w="105"/>
+              <w:right w:type="dxa" w:w="158"/>
+            </w:tcMar>
+            <w:vAlign w:val="top"/>
+          </w:tcPr>
+          <w:p>
+            <w:pPr>
+              <w:pStyle w:val="CudocTableHeader"/>
+              <w:overflowPunct/>
+              <w:autoSpaceDN/>
+            </w:pPr>
+            <w:r>
+              <w:t xml:space="preserve">Type</w:t>
+            </w:r>
+          </w:p>
+        </w:tc>
+        <w:tc>
+          <w:tcPr>
+            <w:tcW w:type="dxa" w:w="1772"/>
+            <w:gridSpan w:val="1"/>
+            <w:tcBorders>
+              <w:top w:val="none" w:color="auto" w:sz="0"/>
+              <w:left w:val="none" w:color="auto" w:sz="0"/>
+              <w:bottom w:val="single" w:color="E2E8F0" w:sz="4"/>
+              <w:right w:val="none" w:color="auto" w:sz="0"/>
+            </w:tcBorders>
+            <w:tcMar>
+              <w:top w:type="dxa" w:w="105"/>
+              <w:left w:type="dxa" w:w="158"/>
+              <w:bottom w:type="dxa" w:w="105"/>
+              <w:right w:type="dxa" w:w="158"/>
+            </w:tcMar>
+            <w:vAlign w:val="top"/>
+          </w:tcPr>
+          <w:p>
+            <w:pPr>
+              <w:pStyle w:val="CudocTableHeader"/>
+              <w:overflowPunct/>
+              <w:autoSpaceDN/>
+            </w:pPr>
+            <w:r>
+              <w:t xml:space="preserve">Required</w:t>
+            </w:r>
+          </w:p>
+        </w:tc>
+        <w:tc>
+          <w:tcPr>
+            <w:tcW w:type="dxa" w:w="4320"/>
+            <w:gridSpan w:val="1"/>
+            <w:tcBorders>
+              <w:top w:val="none" w:color="auto" w:sz="0"/>
+              <w:left w:val="none" w:color="auto" w:sz="0"/>
+              <w:bottom w:val="single" w:color="E2E8F0" w:sz="4"/>
+              <w:right w:val="none" w:color="auto" w:sz="0"/>
+            </w:tcBorders>
+            <w:tcMar>
+              <w:top w:type="dxa" w:w="105"/>
+              <w:left w:type="dxa" w:w="158"/>
+              <w:bottom w:type="dxa" w:w="105"/>
+              <w:right w:type="dxa" w:w="158"/>
+            </w:tcMar>
+            <w:vAlign w:val="top"/>
+          </w:tcPr>
+          <w:p>
+            <w:pPr>
+              <w:pStyle w:val="CudocTableHeader"/>
+              <w:overflowPunct/>
+              <w:autoSpaceDN/>
+            </w:pPr>
+            <w:r>
+              <w:t xml:space="preserve">Description</w:t>
+            </w:r>
+          </w:p>
+        </w:tc>
+      </w:tr>
+      <w:tr>
+        <w:trPr>
+          <w:cantSplit/>
+          <w:tblHeader w:val="false"/>
+        </w:trPr>
+        <w:tc>
+          <w:tcPr>
+            <w:tcW w:type="dxa" w:w="1772"/>
+            <w:gridSpan w:val="1"/>
+            <w:tcBorders>
+              <w:top w:val="none" w:color="auto" w:sz="0"/>
+              <w:left w:val="none" w:color="auto" w:sz="0"/>
+              <w:bottom w:val="single" w:color="EEF2F7" w:sz="4"/>
+              <w:right w:val="none" w:color="auto" w:sz="0"/>
+            </w:tcBorders>
+            <w:tcMar>
+              <w:top w:type="dxa" w:w="105"/>
+              <w:left w:type="dxa" w:w="158"/>
+              <w:bottom w:type="dxa" w:w="105"/>
+              <w:right w:type="dxa" w:w="158"/>
+            </w:tcMar>
+            <w:vAlign w:val="top"/>
+          </w:tcPr>
+          <w:p>
+            <w:pPr>
+              <w:pStyle w:val="CudocTableCell"/>
+              <w:overflowPunct/>
+              <w:autoSpaceDN/>
+            </w:pPr>
+            <w:r>
+              <w:rPr>
+                <w:rStyle w:val="CudocCode"/>
+              </w:rPr>
+              <w:t xml:space="preserve">region</w:t>
+            </w:r>
+          </w:p>
+        </w:tc>
+        <w:tc>
+          <w:tcPr>
+            <w:tcW w:type="dxa" w:w="1772"/>
+            <w:gridSpan w:val="1"/>
+            <w:tcBorders>
+              <w:top w:val="none" w:color="auto" w:sz="0"/>
+              <w:left w:val="none" w:color="auto" w:sz="0"/>
+              <w:bottom w:val="single" w:color="EEF2F7" w:sz="4"/>
+              <w:right w:val="none" w:color="auto" w:sz="0"/>
+            </w:tcBorders>
+            <w:tcMar>
+              <w:top w:type="dxa" w:w="105"/>
+              <w:left w:type="dxa" w:w="158"/>
+              <w:bottom w:type="dxa" w:w="105"/>
+              <w:right w:type="dxa" w:w="158"/>
+            </w:tcMar>
+            <w:vAlign w:val="top"/>
+          </w:tcPr>
+          <w:p>
+            <w:pPr>
+              <w:pStyle w:val="CudocTableCell"/>
+              <w:overflowPunct/>
+              <w:autoSpaceDN/>
+            </w:pPr>
+            <w:r>
+              <w:t xml:space="preserve">string</w:t>
+            </w:r>
+          </w:p>
+        </w:tc>
+        <w:tc>
+          <w:tcPr>
+            <w:tcW w:type="dxa" w:w="1772"/>
+            <w:gridSpan w:val="1"/>
+            <w:tcBorders>
+              <w:top w:val="none" w:color="auto" w:sz="0"/>
+              <w:left w:val="none" w:color="auto" w:sz="0"/>
+              <w:bottom w:val="single" w:color="EEF2F7" w:sz="4"/>
+              <w:right w:val="none" w:color="auto" w:sz="0"/>
+            </w:tcBorders>
+            <w:tcMar>
+              <w:top w:type="dxa" w:w="105"/>
+              <w:left w:type="dxa" w:w="158"/>
+              <w:bottom w:type="dxa" w:w="105"/>
+              <w:right w:type="dxa" w:w="158"/>
+            </w:tcMar>
+            <w:vAlign w:val="top"/>
+          </w:tcPr>
+          <w:p>
+            <w:pPr>
+              <w:pStyle w:val="CudocTableCell"/>
+              <w:overflowPunct/>
+              <w:autoSpaceDN/>
+            </w:pPr>
+            <w:r>
+              <w:t xml:space="preserve">yes</w:t>
+            </w:r>
+          </w:p>
+        </w:tc>
+        <w:tc>
+          <w:tcPr>
+            <w:tcW w:type="dxa" w:w="4320"/>
+            <w:gridSpan w:val="1"/>
+            <w:tcBorders>
+              <w:top w:val="none" w:color="auto" w:sz="0"/>
+              <w:left w:val="none" w:color="auto" w:sz="0"/>
+              <w:bottom w:val="single" w:color="EEF2F7" w:sz="4"/>
+              <w:right w:val="none" w:color="auto" w:sz="0"/>
+            </w:tcBorders>
+            <w:tcMar>
+              <w:top w:type="dxa" w:w="105"/>
+              <w:left w:type="dxa" w:w="158"/>
+              <w:bottom w:type="dxa" w:w="105"/>
+              <w:right w:type="dxa" w:w="158"/>
+            </w:tcMar>
+            <w:vAlign w:val="top"/>
+          </w:tcPr>
+          <w:p>
+            <w:pPr>
+              <w:pStyle w:val="CudocTableCell"/>
+              <w:overflowPunct/>
+              <w:autoSpaceDN/>
+            </w:pPr>
+            <w:r>
+              <w:t xml:space="preserve">An ISO 3166-2 code.</w:t>
+            </w:r>
+          </w:p>
+        </w:tc>
+      </w:tr>
+      <w:tr>
+        <w:trPr>
+          <w:cantSplit/>
+          <w:tblHeader w:val="false"/>
+        </w:trPr>
+        <w:tc>
+          <w:tcPr>
+            <w:tcW w:type="dxa" w:w="1772"/>
+            <w:gridSpan w:val="1"/>
+            <w:tcBorders>
+              <w:top w:val="none" w:color="auto" w:sz="0"/>
+              <w:left w:val="none" w:color="auto" w:sz="0"/>
+              <w:bottom w:val="none" w:color="auto" w:sz="0"/>
+              <w:right w:val="none" w:color="auto" w:sz="0"/>
+            </w:tcBorders>
+            <w:shd w:fill="FAFBFD" w:val="clear"/>
+            <w:tcMar>
+              <w:top w:type="dxa" w:w="105"/>
+              <w:left w:type="dxa" w:w="158"/>
+              <w:bottom w:type="dxa" w:w="105"/>
+              <w:right w:type="dxa" w:w="158"/>
+            </w:tcMar>
+            <w:vAlign w:val="top"/>
+          </w:tcPr>
+          <w:p>
+            <w:pPr>
+              <w:pStyle w:val="CudocTableCell"/>
+              <w:overflowPunct/>
+              <w:autoSpaceDN/>
+            </w:pPr>
+            <w:r>
+              <w:rPr>
+                <w:rStyle w:val="CudocCode"/>
+              </w:rPr>
+              <w:t xml:space="preserve">severity</w:t>
+            </w:r>
+          </w:p>
+        </w:tc>
+        <w:tc>
+          <w:tcPr>
+            <w:tcW w:type="dxa" w:w="1772"/>
+            <w:gridSpan w:val="1"/>
+            <w:tcBorders>
+              <w:top w:val="none" w:color="auto" w:sz="0"/>
+              <w:left w:val="none" w:color="auto" w:sz="0"/>
+              <w:bottom w:val="none" w:color="auto" w:sz="0"/>
+              <w:right w:val="none" w:color="auto" w:sz="0"/>
+            </w:tcBorders>
+            <w:shd w:fill="FAFBFD" w:val="clear"/>
+            <w:tcMar>
+              <w:top w:type="dxa" w:w="105"/>
+              <w:left w:type="dxa" w:w="158"/>
+              <w:bottom w:type="dxa" w:w="105"/>
+              <w:right w:type="dxa" w:w="158"/>
+            </w:tcMar>
+            <w:vAlign w:val="top"/>
+          </w:tcPr>
+          <w:p>
+            <w:pPr>
+              <w:pStyle w:val="CudocTableCell"/>
+              <w:overflowPunct/>
+              <w:autoSpaceDN/>
+            </w:pPr>
+            <w:r>
+              <w:t xml:space="preserve">string</w:t>
+            </w:r>
+          </w:p>
+        </w:tc>
+        <w:tc>
+          <w:tcPr>
+            <w:tcW w:type="dxa" w:w="1772"/>
+            <w:gridSpan w:val="1"/>
+            <w:tcBorders>
+              <w:top w:val="none" w:color="auto" w:sz="0"/>
+              <w:left w:val="none" w:color="auto" w:sz="0"/>
+              <w:bottom w:val="none" w:color="auto" w:sz="0"/>
+              <w:right w:val="none" w:color="auto" w:sz="0"/>
+            </w:tcBorders>
+            <w:shd w:fill="FAFBFD" w:val="clear"/>
+            <w:tcMar>
+              <w:top w:type="dxa" w:w="105"/>
+              <w:left w:type="dxa" w:w="158"/>
+              <w:bottom w:type="dxa" w:w="105"/>
+              <w:right w:type="dxa" w:w="158"/>
+            </w:tcMar>
+            <w:vAlign w:val="top"/>
+          </w:tcPr>
+          <w:p>
+            <w:pPr>
+              <w:pStyle w:val="CudocTableCell"/>
+              <w:overflowPunct/>
+              <w:autoSpaceDN/>
+            </w:pPr>
+            <w:r>
+              <w:t xml:space="preserve">no</w:t>
+            </w:r>
+          </w:p>
+        </w:tc>
+        <w:tc>
+          <w:tcPr>
+            <w:tcW w:type="dxa" w:w="4320"/>
+            <w:gridSpan w:val="1"/>
+            <w:tcBorders>
+              <w:top w:val="none" w:color="auto" w:sz="0"/>
+              <w:left w:val="none" w:color="auto" w:sz="0"/>
+              <w:bottom w:val="none" w:color="auto" w:sz="0"/>
+              <w:right w:val="none" w:color="auto" w:sz="0"/>
+            </w:tcBorders>
+            <w:shd w:fill="FAFBFD" w:val="clear"/>
+            <w:tcMar>
+              <w:top w:type="dxa" w:w="105"/>
+              <w:left w:type="dxa" w:w="158"/>
+              <w:bottom w:type="dxa" w:w="105"/>
+              <w:right w:type="dxa" w:w="158"/>
+            </w:tcMar>
+            <w:vAlign w:val="top"/>
+          </w:tcPr>
+          <w:p>
+            <w:pPr>
+              <w:pStyle w:val="CudocTableCell"/>
+              <w:overflowPunct/>
+              <w:autoSpaceDN/>
+            </w:pPr>
+            <w:r>
+              <w:rPr>
+                <w:rStyle w:val="CudocCode"/>
+              </w:rPr>
+              <w:t xml:space="preserve">yellow</w:t>
+            </w:r>
+            <w:r>
+              <w:t xml:space="preserve">, </w:t>
+            </w:r>
+            <w:r>
+              <w:rPr>
+                <w:rStyle w:val="CudocCode"/>
+              </w:rPr>
+              <w:t xml:space="preserve">orange</w:t>
+            </w:r>
+            <w:r>
+              <w:t xml:space="preserve"> or </w:t>
+            </w:r>
+            <w:r>
+              <w:rPr>
+                <w:rStyle w:val="CudocCode"/>
+              </w:rPr>
+              <w:t xml:space="preserve">red</w:t>
+            </w:r>
+            <w:r>
+              <w:t xml:space="preserve">; lower levels are excluded.</w:t>
+            </w:r>
+          </w:p>
+        </w:tc>
+      </w:tr>
+    </w:tbl>
+    <w:p>
+      <w:pPr>
+        <w:pStyle w:val="CudocBody"/>
+        <w:overflowPunct/>
+        <w:spacing w:before="210"/>
+        <w:autoSpaceDN/>
+      </w:pPr>
+      <w:r>
+        <w:t xml:space="preserve">Each alert carries </w:t>
+      </w:r>
+      <w:r>
+        <w:rPr>
+          <w:rStyle w:val="CudocCode"/>
+        </w:rPr>
+        <w:t xml:space="preserve">event</w:t>
+      </w:r>
+      <w:r>
+        <w:t xml:space="preserve"> (</w:t>
+      </w:r>
+      <w:r>
+        <w:rPr>
+          <w:rStyle w:val="CudocCode"/>
+        </w:rPr>
+        <w:t xml:space="preserve">wind</w:t>
+      </w:r>
+      <w:r>
+        <w:t xml:space="preserve">, </w:t>
+      </w:r>
+      <w:r>
+        <w:rPr>
+          <w:rStyle w:val="CudocCode"/>
+        </w:rPr>
+        <w:t xml:space="preserve">rain</w:t>
+      </w:r>
+      <w:r>
+        <w:t xml:space="preserve">, </w:t>
+      </w:r>
+      <w:r>
+        <w:rPr>
+          <w:rStyle w:val="CudocCode"/>
+        </w:rPr>
+        <w:t xml:space="preserve">snow</w:t>
+      </w:r>
+      <w:r>
+        <w:t xml:space="preserve">, </w:t>
+      </w:r>
+      <w:r>
+        <w:rPr>
+          <w:rStyle w:val="CudocCode"/>
+        </w:rPr>
+        <w:t xml:space="preserve">ice</w:t>
+      </w:r>
+      <w:r>
+        <w:t xml:space="preserve"> or </w:t>
+      </w:r>
+      <w:r>
+        <w:rPr>
+          <w:rStyle w:val="CudocCode"/>
+        </w:rPr>
+        <w:t xml:space="preserve">flood</w:t>
+      </w:r>
+      <w:r>
+        <w:t xml:space="preserve">), </w:t>
+      </w:r>
+      <w:r>
+        <w:rPr>
+          <w:rStyle w:val="CudocCode"/>
+        </w:rPr>
+        <w:t xml:space="preserve">severity</w:t>
+      </w:r>
+      <w:r>
+        <w:t xml:space="preserve">, </w:t>
+      </w:r>
+      <w:r>
+        <w:rPr>
+          <w:rStyle w:val="CudocCode"/>
+        </w:rPr>
+        <w:t xml:space="preserve">onset</w:t>
+      </w:r>
+      <w:r>
+        <w:t xml:space="preserve">, </w:t>
+      </w:r>
+      <w:r>
+        <w:rPr>
+          <w:rStyle w:val="CudocCode"/>
+        </w:rPr>
+        <w:t xml:space="preserve">expires</w:t>
+      </w:r>
+      <w:r>
+        <w:t xml:space="preserve"> and a </w:t>
+      </w:r>
+      <w:r>
+        <w:rPr>
+          <w:rStyle w:val="CudocCode"/>
+        </w:rPr>
+        <w:t xml:space="preserve">headline</w:t>
+      </w:r>
+      <w:r>
+        <w:t xml:space="preserve"> in the region's language. The endpoint is in beta: its shape may change with thirty days' notice rather than ninety, and it is available on the Business and Enterprise plans.</w:t>
+      </w:r>
+    </w:p>
+    <w:p>
+      <w:pPr>
+        <w:pStyle w:val="CudocCalloutCautionTitle"/>
+        <w:overflowPunct/>
+        <w:autoSpaceDN/>
+      </w:pPr>
+      <w:r>
+        <w:t xml:space="preserve">Not a warning service</w:t>
+      </w:r>
+    </w:p>
+    <w:p>
+      <w:pPr>
+        <w:pStyle w:val="CudocCalloutCaution"/>
+        <w:overflowPunct/>
+        <w:autoSpaceDN/>
+      </w:pPr>
+      <w:r>
+        <w:t xml:space="preserve">Alerts are relayed with a delay of up to five minutes and may be withdrawn. Use them to annotate a forecast, not to trigger safety-critical actions.</w:t>
+      </w:r>
+    </w:p>
     <w:sectPr>
       <w:headerReference w:type="default" r:id="rId7"/>
       <w:headerReference w:type="first" r:id="rId8"/>
@@ -2866,6 +10889,12 @@
     </w:lvlOverride>
   </w:num>
   <w:num w:numId="2">
+    <w:abstractNumId w:val="4"/>
+    <w:lvlOverride w:ilvl="0">
+      <w:startOverride w:val="1"/>
+    </w:lvlOverride>
+  </w:num>
+  <w:num w:numId="3">
     <w:abstractNumId w:val="4"/>
     <w:lvlOverride w:ilvl="0">
       <w:startOverride w:val="1"/>

--- a/examples/export/showcase-output/reference/endpoints.docx
+++ b/examples/export/showcase-output/reference/endpoints.docx
@@ -25,7 +25,7 @@
       <w:r>
         <w:t xml:space="preserve">Each second-level section describes one endpoint. The first table of a section is its basic information, which the overview page reads into a summary table; the tables that follow describe parameters and the response. Error responses share one shape and are listed separately under </w:t>
       </w:r>
-      <w:hyperlink w:history="1" r:id="rIdii3uc0arh8ac0ubm0fbyn">
+      <w:hyperlink w:history="1" r:id="rIdj87yjptuzgk278ewvhzqg">
         <w:r>
           <w:t xml:space="preserve">Error codes</w:t>
         </w:r>
@@ -2396,7 +2396,7 @@
             <w:r>
               <w:t xml:space="preserve">A summary word; see </w:t>
             </w:r>
-            <w:hyperlink w:history="1" r:id="rId04r-deu1rues6v1yd82dv">
+            <w:hyperlink w:history="1" r:id="rIdtgyvweglceksu_llq9m9t">
               <w:r>
                 <w:t xml:space="preserve">Read the response</w:t>
               </w:r>
@@ -4146,7 +4146,7 @@
       <w:r>
         <w:t xml:space="preserve">Beyond 24 hours the Community plan receives no points; the other plans receive up to 48. See </w:t>
       </w:r>
-      <w:hyperlink w:history="1" r:id="rId1lafzxap2mm7k5sneasni">
+      <w:hyperlink w:history="1" r:id="rIdogpvmeno_w2bvb-2nimif">
         <w:r>
           <w:t xml:space="preserve">Plans compared</w:t>
         </w:r>

--- a/examples/export/showcase-output/reference/endpoints.docx
+++ b/examples/export/showcase-output/reference/endpoints.docx
@@ -25,7 +25,7 @@
       <w:r>
         <w:t xml:space="preserve">Each second-level section describes one endpoint. The first table of a section is its basic information, which the overview page reads into a summary table; the tables that follow describe parameters and the response. Error responses share one shape and are listed separately under </w:t>
       </w:r>
-      <w:hyperlink w:history="1" r:id="rIdj87yjptuzgk278ewvhzqg">
+      <w:hyperlink w:history="1" r:id="rId9mntsh_6hprsimspqprp3">
         <w:r>
           <w:t xml:space="preserve">Error codes</w:t>
         </w:r>
@@ -2396,7 +2396,7 @@
             <w:r>
               <w:t xml:space="preserve">A summary word; see </w:t>
             </w:r>
-            <w:hyperlink w:history="1" r:id="rIdtgyvweglceksu_llq9m9t">
+            <w:hyperlink w:history="1" r:id="rIdtqzuytz6hkqgq0rmmovcj">
               <w:r>
                 <w:t xml:space="preserve">Read the response</w:t>
               </w:r>
@@ -4146,7 +4146,7 @@
       <w:r>
         <w:t xml:space="preserve">Beyond 24 hours the Community plan receives no points; the other plans receive up to 48. See </w:t>
       </w:r>
-      <w:hyperlink w:history="1" r:id="rIdogpvmeno_w2bvb-2nimif">
+      <w:hyperlink w:history="1" r:id="rIdazdpgwmb6eavmbj2lx9c8">
         <w:r>
           <w:t xml:space="preserve">Plans compared</w:t>
         </w:r>

--- a/examples/export/showcase-output/reference/endpoints.docx
+++ b/examples/export/showcase-output/reference/endpoints.docx
@@ -25,7 +25,7 @@
       <w:r>
         <w:t xml:space="preserve">Each second-level section describes one endpoint. The first table of a section is its basic information, which the overview page reads into a summary table; the tables that follow describe parameters and the response. Error responses share one shape and are listed separately under </w:t>
       </w:r>
-      <w:hyperlink w:history="1" r:id="rId9mntsh_6hprsimspqprp3">
+      <w:hyperlink w:history="1" r:id="rIdvo_5qxjwwnw6bp3v7gxhp">
         <w:r>
           <w:t xml:space="preserve">Error codes</w:t>
         </w:r>
@@ -2396,7 +2396,7 @@
             <w:r>
               <w:t xml:space="preserve">A summary word; see </w:t>
             </w:r>
-            <w:hyperlink w:history="1" r:id="rIdtqzuytz6hkqgq0rmmovcj">
+            <w:hyperlink w:history="1" r:id="rIdwmqyeu6bxiepf1nctjs25">
               <w:r>
                 <w:t xml:space="preserve">Read the response</w:t>
               </w:r>
@@ -4146,7 +4146,7 @@
       <w:r>
         <w:t xml:space="preserve">Beyond 24 hours the Community plan receives no points; the other plans receive up to 48. See </w:t>
       </w:r>
-      <w:hyperlink w:history="1" r:id="rIdazdpgwmb6eavmbj2lx9c8">
+      <w:hyperlink w:history="1" r:id="rIdnnykmqalxnnm7z2k_7fxr">
         <w:r>
           <w:t xml:space="preserve">Plans compared</w:t>
         </w:r>

--- a/examples/export/showcase-output/reference/endpoints.docx
+++ b/examples/export/showcase-output/reference/endpoints.docx
@@ -25,7 +25,7 @@
       <w:r>
         <w:t xml:space="preserve">Each second-level section describes one endpoint. The first table of a section is its basic information, which the overview page reads into a summary table; the tables that follow describe parameters and the response. Error responses share one shape and are listed separately under </w:t>
       </w:r>
-      <w:hyperlink w:history="1" r:id="rIdvo_5qxjwwnw6bp3v7gxhp">
+      <w:hyperlink w:history="1" r:id="rIdf3dlvu5uv9wql1kj4gc9d">
         <w:r>
           <w:t xml:space="preserve">Error codes</w:t>
         </w:r>
@@ -2396,7 +2396,7 @@
             <w:r>
               <w:t xml:space="preserve">A summary word; see </w:t>
             </w:r>
-            <w:hyperlink w:history="1" r:id="rIdwmqyeu6bxiepf1nctjs25">
+            <w:hyperlink w:history="1" r:id="rId8wkad8p-b6xsbqdeog9pt">
               <w:r>
                 <w:t xml:space="preserve">Read the response</w:t>
               </w:r>
@@ -4146,7 +4146,7 @@
       <w:r>
         <w:t xml:space="preserve">Beyond 24 hours the Community plan receives no points; the other plans receive up to 48. See </w:t>
       </w:r>
-      <w:hyperlink w:history="1" r:id="rIdnnykmqalxnnm7z2k_7fxr">
+      <w:hyperlink w:history="1" r:id="rIdtugvff1f9bv2rguv9qldh">
         <w:r>
           <w:t xml:space="preserve">Plans compared</w:t>
         </w:r>

--- a/examples/export/showcase-output/reference/endpoints.docx
+++ b/examples/export/showcase-output/reference/endpoints.docx
@@ -25,7 +25,7 @@
       <w:r>
         <w:t xml:space="preserve">Each second-level section describes one endpoint. The first table of a section is its basic information, which the overview page reads into a summary table; the tables that follow describe parameters and the response. Error responses share one shape and are listed separately under </w:t>
       </w:r>
-      <w:hyperlink w:history="1" r:id="rIdf3dlvu5uv9wql1kj4gc9d">
+      <w:hyperlink w:history="1" r:id="rIdkcljsbcx00myfmtoiezcs">
         <w:r>
           <w:t xml:space="preserve">Error codes</w:t>
         </w:r>
@@ -2396,7 +2396,7 @@
             <w:r>
               <w:t xml:space="preserve">A summary word; see </w:t>
             </w:r>
-            <w:hyperlink w:history="1" r:id="rId8wkad8p-b6xsbqdeog9pt">
+            <w:hyperlink w:history="1" r:id="rIdgkzlvfxiio3wnaz-7jupe">
               <w:r>
                 <w:t xml:space="preserve">Read the response</w:t>
               </w:r>
@@ -4146,7 +4146,7 @@
       <w:r>
         <w:t xml:space="preserve">Beyond 24 hours the Community plan receives no points; the other plans receive up to 48. See </w:t>
       </w:r>
-      <w:hyperlink w:history="1" r:id="rIdtugvff1f9bv2rguv9qldh">
+      <w:hyperlink w:history="1" r:id="rIdlukby5rut3gvxc3wo35bi">
         <w:r>
           <w:t xml:space="preserve">Plans compared</w:t>
         </w:r>
@@ -11213,6 +11213,14 @@
       <w:szCs w:val="18"/>
     </w:rPr>
   </w:style>
+  <w:style w:type="paragraph" w:styleId="CudocCodeHighlighted">
+    <w:name w:val="cudoc Code Highlighted"/>
+    <w:basedOn w:val="CudocCodeBlock"/>
+    <w:next w:val="CudocCodeBlock"/>
+    <w:pPr>
+      <w:shd w:fill="E0F2FE" w:val="clear"/>
+    </w:pPr>
+  </w:style>
   <w:style w:type="paragraph" w:styleId="CudocTableHeader">
     <w:name w:val="cudoc Table Header"/>
     <w:basedOn w:val="Normal"/>
@@ -11255,6 +11263,53 @@
       <w:rFonts w:ascii="Calibri" w:cs="Calibri" w:eastAsia="Malgun Gothic" w:hAnsi="Calibri"/>
       <w:i/>
       <w:iCs/>
+      <w:color w:val="5B6B7F"/>
+      <w:sz w:val="17"/>
+      <w:szCs w:val="17"/>
+    </w:rPr>
+  </w:style>
+  <w:style w:type="paragraph" w:styleId="CudocCodeTitle">
+    <w:name w:val="cudoc Code Title"/>
+    <w:basedOn w:val="Normal"/>
+    <w:next w:val="CudocCodeBlock"/>
+    <w:pPr>
+      <w:keepNext/>
+      <w:spacing w:after="0" w:before="210"/>
+    </w:pPr>
+    <w:rPr>
+      <w:rFonts w:ascii="Consolas" w:cs="Consolas" w:eastAsia="Malgun Gothic" w:hAnsi="Consolas"/>
+      <w:color w:val="5B6B7F"/>
+      <w:sz w:val="17"/>
+      <w:szCs w:val="17"/>
+    </w:rPr>
+  </w:style>
+  <w:style w:type="paragraph" w:styleId="CudocTabLabel">
+    <w:name w:val="cudoc Tab Label"/>
+    <w:basedOn w:val="Normal"/>
+    <w:next w:val="CudocBody"/>
+    <w:pPr>
+      <w:keepNext/>
+      <w:spacing w:after="210" w:before="210"/>
+    </w:pPr>
+    <w:rPr>
+      <w:rFonts w:ascii="Calibri" w:cs="Calibri" w:eastAsia="Malgun Gothic" w:hAnsi="Calibri"/>
+      <w:b/>
+      <w:bCs/>
+      <w:color w:val="475569"/>
+      <w:sz w:val="18"/>
+      <w:szCs w:val="18"/>
+    </w:rPr>
+  </w:style>
+  <w:style w:type="paragraph" w:styleId="CudocTableNote">
+    <w:name w:val="cudoc Table Note"/>
+    <w:basedOn w:val="Normal"/>
+    <w:next w:val="CudocBody"/>
+    <w:pPr>
+      <w:keepLines/>
+      <w:spacing w:after="210"/>
+    </w:pPr>
+    <w:rPr>
+      <w:rFonts w:ascii="Calibri" w:cs="Calibri" w:eastAsia="Malgun Gothic" w:hAnsi="Calibri"/>
       <w:color w:val="5B6B7F"/>
       <w:sz w:val="17"/>
       <w:szCs w:val="17"/>

--- a/examples/export/showcase-output/reference/endpoints.docx
+++ b/examples/export/showcase-output/reference/endpoints.docx
@@ -25,7 +25,7 @@
       <w:r>
         <w:t xml:space="preserve">Each second-level section describes one endpoint. The first table of a section is its basic information, which the overview page reads into a summary table; the tables that follow describe parameters and the response. Error responses share one shape and are listed separately under </w:t>
       </w:r>
-      <w:hyperlink w:history="1" r:id="rIdkcljsbcx00myfmtoiezcs">
+      <w:hyperlink w:history="1" r:id="rIdomkwjphh7qnq_fmmtpl2d">
         <w:r>
           <w:t xml:space="preserve">Error codes</w:t>
         </w:r>
@@ -2396,7 +2396,7 @@
             <w:r>
               <w:t xml:space="preserve">A summary word; see </w:t>
             </w:r>
-            <w:hyperlink w:history="1" r:id="rIdgkzlvfxiio3wnaz-7jupe">
+            <w:hyperlink w:history="1" r:id="rIddoswbcte1-_ctlhykzps4">
               <w:r>
                 <w:t xml:space="preserve">Read the response</w:t>
               </w:r>
@@ -4146,7 +4146,7 @@
       <w:r>
         <w:t xml:space="preserve">Beyond 24 hours the Community plan receives no points; the other plans receive up to 48. See </w:t>
       </w:r>
-      <w:hyperlink w:history="1" r:id="rIdlukby5rut3gvxc3wo35bi">
+      <w:hyperlink w:history="1" r:id="rIdwfuwgnzsu1zjbqvzpbymr">
         <w:r>
           <w:t xml:space="preserve">Plans compared</w:t>
         </w:r>
